--- a/demo/BlazorDemo.ServerSide/BlazorDemo/Data/Documents/ActiveCustomers.docx
+++ b/demo/BlazorDemo.ServerSide/BlazorDemo/Data/Documents/ActiveCustomers.docx
@@ -24,7 +24,13 @@
           <w:tcPr>
             <w:tcW w:w="1530" w:type="dxa"/>
           </w:tcPr>
-          <w:p/>
+          <w:p>
+            <w:pPr>
+              <w:rPr>
+                <w:lang w:val="ru-RU"/>
+              </w:rPr>
+            </w:pPr>
+          </w:p>
         </w:tc>
         <w:tc>
           <w:tcPr>
@@ -222,14 +228,58 @@
               </w:rPr>
             </w:pPr>
             <w:r>
-              <w:pict w14:anchorId="31634617">
-                <v:shape id="_x0000_i1025" style="width:74.8pt;height:89.3pt" coordsize="" o:spt="100" adj="0,,0" path="" stroked="f">
-                  <v:stroke joinstyle="miter"/>
-                  <v:imagedata r:id="rId4" o:title=""/>
-                  <v:formulas/>
-                  <v:path o:connecttype="segments"/>
-                </v:shape>
-              </w:pict>
+              <w:rPr>
+                <w:noProof/>
+              </w:rPr>
+              <w:drawing>
+                <wp:inline distT="0" distB="0" distL="0" distR="0" wp14:anchorId="7BB8863F" wp14:editId="2EED9842">
+                  <wp:extent cx="946800" cy="946800"/>
+                  <wp:effectExtent l="0" t="0" r="5715" b="5715"/>
+                  <wp:docPr id="1363348063" name="Picture 56"/>
+                  <wp:cNvGraphicFramePr>
+                    <a:graphicFrameLocks xmlns:a="http://schemas.openxmlformats.org/drawingml/2006/main"/>
+                  </wp:cNvGraphicFramePr>
+                  <a:graphic xmlns:a="http://schemas.openxmlformats.org/drawingml/2006/main">
+                    <a:graphicData uri="http://schemas.openxmlformats.org/drawingml/2006/picture">
+                      <pic:pic xmlns:pic="http://schemas.openxmlformats.org/drawingml/2006/picture">
+                        <pic:nvPicPr>
+                          <pic:cNvPr id="1" name="Picture 56"/>
+                          <pic:cNvPicPr preferRelativeResize="0">
+                            <a:picLocks noChangeArrowheads="1"/>
+                          </pic:cNvPicPr>
+                        </pic:nvPicPr>
+                        <pic:blipFill>
+                          <a:blip r:embed="rId4" cstate="print">
+                            <a:extLst>
+                              <a:ext uri="{28A0092B-C50C-407E-A947-70E740481C1C}">
+                                <a14:useLocalDpi xmlns:a14="http://schemas.microsoft.com/office/drawing/2010/main" val="0"/>
+                              </a:ext>
+                            </a:extLst>
+                          </a:blip>
+                          <a:stretch>
+                            <a:fillRect/>
+                          </a:stretch>
+                        </pic:blipFill>
+                        <pic:spPr bwMode="auto">
+                          <a:xfrm>
+                            <a:off x="0" y="0"/>
+                            <a:ext cx="946800" cy="946800"/>
+                          </a:xfrm>
+                          <a:prstGeom prst="rect">
+                            <a:avLst/>
+                          </a:prstGeom>
+                          <a:solidFill>
+                            <a:srgbClr val="FFFFFF"/>
+                          </a:solidFill>
+                          <a:ln>
+                            <a:noFill/>
+                          </a:ln>
+                        </pic:spPr>
+                      </pic:pic>
+                    </a:graphicData>
+                  </a:graphic>
+                </wp:inline>
+              </w:drawing>
             </w:r>
           </w:p>
         </w:tc>
@@ -338,13 +388,27 @@
             <w:vAlign w:val="center"/>
           </w:tcPr>
           <w:p>
-            <w:r>
-              <w:rPr>
-                <w:rFonts w:ascii="Segoe UI" w:hAnsi="Segoe UI"/>
-                <w:color w:val="6F746A"/>
-                <w:sz w:val="16"/>
-              </w:rPr>
-              <w:t>3/28/1984</w:t>
+            <w:pPr>
+              <w:rPr>
+                <w:lang w:val="ru-RU"/>
+              </w:rPr>
+            </w:pPr>
+            <w:r>
+              <w:rPr>
+                <w:rFonts w:ascii="Segoe UI" w:hAnsi="Segoe UI"/>
+                <w:color w:val="6F746A"/>
+                <w:sz w:val="16"/>
+              </w:rPr>
+              <w:t>3/28/19</w:t>
+            </w:r>
+            <w:r>
+              <w:rPr>
+                <w:rFonts w:ascii="Segoe UI" w:hAnsi="Segoe UI"/>
+                <w:color w:val="6F746A"/>
+                <w:sz w:val="16"/>
+                <w:lang w:val="ru-RU"/>
+              </w:rPr>
+              <w:t>99</w:t>
             </w:r>
           </w:p>
         </w:tc>
@@ -506,14 +570,58 @@
               </w:rPr>
             </w:pPr>
             <w:r>
-              <w:pict w14:anchorId="48849D0C">
-                <v:shape id="_x0000_i1026" style="width:74.8pt;height:89.3pt" coordsize="" o:spt="100" adj="0,,0" path="" stroked="f">
-                  <v:stroke joinstyle="miter"/>
-                  <v:imagedata r:id="rId5" o:title=""/>
-                  <v:formulas/>
-                  <v:path o:connecttype="segments"/>
-                </v:shape>
-              </w:pict>
+              <w:rPr>
+                <w:noProof/>
+              </w:rPr>
+              <w:drawing>
+                <wp:inline distT="0" distB="0" distL="0" distR="0" wp14:anchorId="1ECCB2B1" wp14:editId="790D2368">
+                  <wp:extent cx="948055" cy="948055"/>
+                  <wp:effectExtent l="0" t="0" r="4445" b="4445"/>
+                  <wp:docPr id="1644567883" name="Picture 55"/>
+                  <wp:cNvGraphicFramePr>
+                    <a:graphicFrameLocks xmlns:a="http://schemas.openxmlformats.org/drawingml/2006/main"/>
+                  </wp:cNvGraphicFramePr>
+                  <a:graphic xmlns:a="http://schemas.openxmlformats.org/drawingml/2006/main">
+                    <a:graphicData uri="http://schemas.openxmlformats.org/drawingml/2006/picture">
+                      <pic:pic xmlns:pic="http://schemas.openxmlformats.org/drawingml/2006/picture">
+                        <pic:nvPicPr>
+                          <pic:cNvPr id="2" name="Picture 55"/>
+                          <pic:cNvPicPr preferRelativeResize="0">
+                            <a:picLocks noChangeArrowheads="1"/>
+                          </pic:cNvPicPr>
+                        </pic:nvPicPr>
+                        <pic:blipFill>
+                          <a:blip r:embed="rId5" cstate="print">
+                            <a:extLst>
+                              <a:ext uri="{28A0092B-C50C-407E-A947-70E740481C1C}">
+                                <a14:useLocalDpi xmlns:a14="http://schemas.microsoft.com/office/drawing/2010/main" val="0"/>
+                              </a:ext>
+                            </a:extLst>
+                          </a:blip>
+                          <a:stretch>
+                            <a:fillRect/>
+                          </a:stretch>
+                        </pic:blipFill>
+                        <pic:spPr bwMode="auto">
+                          <a:xfrm>
+                            <a:off x="0" y="0"/>
+                            <a:ext cx="948055" cy="948055"/>
+                          </a:xfrm>
+                          <a:prstGeom prst="rect">
+                            <a:avLst/>
+                          </a:prstGeom>
+                          <a:solidFill>
+                            <a:srgbClr val="FFFFFF"/>
+                          </a:solidFill>
+                          <a:ln>
+                            <a:noFill/>
+                          </a:ln>
+                        </pic:spPr>
+                      </pic:pic>
+                    </a:graphicData>
+                  </a:graphic>
+                </wp:inline>
+              </w:drawing>
             </w:r>
           </w:p>
         </w:tc>
@@ -622,13 +730,27 @@
             <w:vAlign w:val="center"/>
           </w:tcPr>
           <w:p>
-            <w:r>
-              <w:rPr>
-                <w:rFonts w:ascii="Segoe UI" w:hAnsi="Segoe UI"/>
-                <w:color w:val="6F746A"/>
-                <w:sz w:val="16"/>
-              </w:rPr>
-              <w:t>12/24/1984</w:t>
+            <w:pPr>
+              <w:rPr>
+                <w:lang w:val="ru-RU"/>
+              </w:rPr>
+            </w:pPr>
+            <w:r>
+              <w:rPr>
+                <w:rFonts w:ascii="Segoe UI" w:hAnsi="Segoe UI"/>
+                <w:color w:val="6F746A"/>
+                <w:sz w:val="16"/>
+              </w:rPr>
+              <w:t>12/24/19</w:t>
+            </w:r>
+            <w:r>
+              <w:rPr>
+                <w:rFonts w:ascii="Segoe UI" w:hAnsi="Segoe UI"/>
+                <w:color w:val="6F746A"/>
+                <w:sz w:val="16"/>
+                <w:lang w:val="ru-RU"/>
+              </w:rPr>
+              <w:t>97</w:t>
             </w:r>
           </w:p>
         </w:tc>
@@ -808,14 +930,58 @@
               </w:rPr>
             </w:pPr>
             <w:r>
-              <w:pict w14:anchorId="2289B425">
-                <v:shape id="_x0000_i1027" style="width:74.8pt;height:89.3pt" coordsize="" o:spt="100" adj="0,,0" path="" stroked="f">
-                  <v:stroke joinstyle="miter"/>
-                  <v:imagedata r:id="rId6" o:title=""/>
-                  <v:formulas/>
-                  <v:path o:connecttype="segments"/>
-                </v:shape>
-              </w:pict>
+              <w:rPr>
+                <w:noProof/>
+              </w:rPr>
+              <w:drawing>
+                <wp:inline distT="0" distB="0" distL="0" distR="0" wp14:anchorId="6683A0A7" wp14:editId="5FDA91A0">
+                  <wp:extent cx="948055" cy="948055"/>
+                  <wp:effectExtent l="0" t="0" r="4445" b="4445"/>
+                  <wp:docPr id="1873570281" name="Picture 54"/>
+                  <wp:cNvGraphicFramePr>
+                    <a:graphicFrameLocks xmlns:a="http://schemas.openxmlformats.org/drawingml/2006/main"/>
+                  </wp:cNvGraphicFramePr>
+                  <a:graphic xmlns:a="http://schemas.openxmlformats.org/drawingml/2006/main">
+                    <a:graphicData uri="http://schemas.openxmlformats.org/drawingml/2006/picture">
+                      <pic:pic xmlns:pic="http://schemas.openxmlformats.org/drawingml/2006/picture">
+                        <pic:nvPicPr>
+                          <pic:cNvPr id="3" name="Picture 54"/>
+                          <pic:cNvPicPr preferRelativeResize="0">
+                            <a:picLocks noChangeArrowheads="1"/>
+                          </pic:cNvPicPr>
+                        </pic:nvPicPr>
+                        <pic:blipFill>
+                          <a:blip r:embed="rId6" cstate="print">
+                            <a:extLst>
+                              <a:ext uri="{28A0092B-C50C-407E-A947-70E740481C1C}">
+                                <a14:useLocalDpi xmlns:a14="http://schemas.microsoft.com/office/drawing/2010/main" val="0"/>
+                              </a:ext>
+                            </a:extLst>
+                          </a:blip>
+                          <a:stretch>
+                            <a:fillRect/>
+                          </a:stretch>
+                        </pic:blipFill>
+                        <pic:spPr bwMode="auto">
+                          <a:xfrm>
+                            <a:off x="0" y="0"/>
+                            <a:ext cx="948055" cy="948055"/>
+                          </a:xfrm>
+                          <a:prstGeom prst="rect">
+                            <a:avLst/>
+                          </a:prstGeom>
+                          <a:solidFill>
+                            <a:srgbClr val="FFFFFF"/>
+                          </a:solidFill>
+                          <a:ln>
+                            <a:noFill/>
+                          </a:ln>
+                        </pic:spPr>
+                      </pic:pic>
+                    </a:graphicData>
+                  </a:graphic>
+                </wp:inline>
+              </w:drawing>
             </w:r>
           </w:p>
         </w:tc>
@@ -924,13 +1090,27 @@
             <w:vAlign w:val="center"/>
           </w:tcPr>
           <w:p>
-            <w:r>
-              <w:rPr>
-                <w:rFonts w:ascii="Segoe UI" w:hAnsi="Segoe UI"/>
-                <w:color w:val="6F746A"/>
-                <w:sz w:val="16"/>
-              </w:rPr>
-              <w:t>8/20/1976</w:t>
+            <w:pPr>
+              <w:rPr>
+                <w:lang w:val="ru-RU"/>
+              </w:rPr>
+            </w:pPr>
+            <w:r>
+              <w:rPr>
+                <w:rFonts w:ascii="Segoe UI" w:hAnsi="Segoe UI"/>
+                <w:color w:val="6F746A"/>
+                <w:sz w:val="16"/>
+              </w:rPr>
+              <w:t>8/20/19</w:t>
+            </w:r>
+            <w:r>
+              <w:rPr>
+                <w:rFonts w:ascii="Segoe UI" w:hAnsi="Segoe UI"/>
+                <w:color w:val="6F746A"/>
+                <w:sz w:val="16"/>
+                <w:lang w:val="ru-RU"/>
+              </w:rPr>
+              <w:t>95</w:t>
             </w:r>
           </w:p>
         </w:tc>
@@ -1092,14 +1272,58 @@
               </w:rPr>
             </w:pPr>
             <w:r>
-              <w:pict w14:anchorId="17D0C0AB">
-                <v:shape id="_x0000_i1028" style="width:74.8pt;height:89.3pt" coordsize="" o:spt="100" adj="0,,0" path="" stroked="f">
-                  <v:stroke joinstyle="miter"/>
-                  <v:imagedata r:id="rId7" o:title=""/>
-                  <v:formulas/>
-                  <v:path o:connecttype="segments"/>
-                </v:shape>
-              </w:pict>
+              <w:rPr>
+                <w:noProof/>
+              </w:rPr>
+              <w:drawing>
+                <wp:inline distT="0" distB="0" distL="0" distR="0" wp14:anchorId="25B75D91" wp14:editId="43EEDB80">
+                  <wp:extent cx="948055" cy="948055"/>
+                  <wp:effectExtent l="0" t="0" r="4445" b="4445"/>
+                  <wp:docPr id="1253842350" name="Picture 53"/>
+                  <wp:cNvGraphicFramePr>
+                    <a:graphicFrameLocks xmlns:a="http://schemas.openxmlformats.org/drawingml/2006/main"/>
+                  </wp:cNvGraphicFramePr>
+                  <a:graphic xmlns:a="http://schemas.openxmlformats.org/drawingml/2006/main">
+                    <a:graphicData uri="http://schemas.openxmlformats.org/drawingml/2006/picture">
+                      <pic:pic xmlns:pic="http://schemas.openxmlformats.org/drawingml/2006/picture">
+                        <pic:nvPicPr>
+                          <pic:cNvPr id="4" name="Picture 53"/>
+                          <pic:cNvPicPr preferRelativeResize="0">
+                            <a:picLocks noChangeArrowheads="1"/>
+                          </pic:cNvPicPr>
+                        </pic:nvPicPr>
+                        <pic:blipFill>
+                          <a:blip r:embed="rId7" cstate="print">
+                            <a:extLst>
+                              <a:ext uri="{28A0092B-C50C-407E-A947-70E740481C1C}">
+                                <a14:useLocalDpi xmlns:a14="http://schemas.microsoft.com/office/drawing/2010/main" val="0"/>
+                              </a:ext>
+                            </a:extLst>
+                          </a:blip>
+                          <a:stretch>
+                            <a:fillRect/>
+                          </a:stretch>
+                        </pic:blipFill>
+                        <pic:spPr bwMode="auto">
+                          <a:xfrm>
+                            <a:off x="0" y="0"/>
+                            <a:ext cx="948055" cy="948055"/>
+                          </a:xfrm>
+                          <a:prstGeom prst="rect">
+                            <a:avLst/>
+                          </a:prstGeom>
+                          <a:solidFill>
+                            <a:srgbClr val="FFFFFF"/>
+                          </a:solidFill>
+                          <a:ln>
+                            <a:noFill/>
+                          </a:ln>
+                        </pic:spPr>
+                      </pic:pic>
+                    </a:graphicData>
+                  </a:graphic>
+                </wp:inline>
+              </w:drawing>
             </w:r>
           </w:p>
         </w:tc>
@@ -1208,13 +1432,27 @@
             <w:vAlign w:val="center"/>
           </w:tcPr>
           <w:p>
-            <w:r>
-              <w:rPr>
-                <w:rFonts w:ascii="Segoe UI" w:hAnsi="Segoe UI"/>
-                <w:color w:val="6F746A"/>
-                <w:sz w:val="16"/>
-              </w:rPr>
-              <w:t>12/24/1981</w:t>
+            <w:pPr>
+              <w:rPr>
+                <w:lang w:val="ru-RU"/>
+              </w:rPr>
+            </w:pPr>
+            <w:r>
+              <w:rPr>
+                <w:rFonts w:ascii="Segoe UI" w:hAnsi="Segoe UI"/>
+                <w:color w:val="6F746A"/>
+                <w:sz w:val="16"/>
+              </w:rPr>
+              <w:t>12/24/</w:t>
+            </w:r>
+            <w:r>
+              <w:rPr>
+                <w:rFonts w:ascii="Segoe UI" w:hAnsi="Segoe UI"/>
+                <w:color w:val="6F746A"/>
+                <w:sz w:val="16"/>
+                <w:lang w:val="ru-RU"/>
+              </w:rPr>
+              <w:t>2001</w:t>
             </w:r>
           </w:p>
         </w:tc>
@@ -1376,14 +1614,58 @@
               </w:rPr>
             </w:pPr>
             <w:r>
-              <w:pict w14:anchorId="3E7C0FB3">
-                <v:shape id="_x0000_i1029" style="width:74.8pt;height:89.3pt" coordsize="" o:spt="100" adj="0,,0" path="" stroked="f">
-                  <v:stroke joinstyle="miter"/>
-                  <v:imagedata r:id="rId8" o:title=""/>
-                  <v:formulas/>
-                  <v:path o:connecttype="segments"/>
-                </v:shape>
-              </w:pict>
+              <w:rPr>
+                <w:noProof/>
+              </w:rPr>
+              <w:drawing>
+                <wp:inline distT="0" distB="0" distL="0" distR="0" wp14:anchorId="76667859" wp14:editId="127DCF5F">
+                  <wp:extent cx="948055" cy="948055"/>
+                  <wp:effectExtent l="0" t="0" r="4445" b="4445"/>
+                  <wp:docPr id="478453630" name="Picture 52"/>
+                  <wp:cNvGraphicFramePr>
+                    <a:graphicFrameLocks xmlns:a="http://schemas.openxmlformats.org/drawingml/2006/main"/>
+                  </wp:cNvGraphicFramePr>
+                  <a:graphic xmlns:a="http://schemas.openxmlformats.org/drawingml/2006/main">
+                    <a:graphicData uri="http://schemas.openxmlformats.org/drawingml/2006/picture">
+                      <pic:pic xmlns:pic="http://schemas.openxmlformats.org/drawingml/2006/picture">
+                        <pic:nvPicPr>
+                          <pic:cNvPr id="5" name="Picture 52"/>
+                          <pic:cNvPicPr preferRelativeResize="0">
+                            <a:picLocks noChangeArrowheads="1"/>
+                          </pic:cNvPicPr>
+                        </pic:nvPicPr>
+                        <pic:blipFill>
+                          <a:blip r:embed="rId8" cstate="print">
+                            <a:extLst>
+                              <a:ext uri="{28A0092B-C50C-407E-A947-70E740481C1C}">
+                                <a14:useLocalDpi xmlns:a14="http://schemas.microsoft.com/office/drawing/2010/main" val="0"/>
+                              </a:ext>
+                            </a:extLst>
+                          </a:blip>
+                          <a:stretch>
+                            <a:fillRect/>
+                          </a:stretch>
+                        </pic:blipFill>
+                        <pic:spPr bwMode="auto">
+                          <a:xfrm>
+                            <a:off x="0" y="0"/>
+                            <a:ext cx="948055" cy="948055"/>
+                          </a:xfrm>
+                          <a:prstGeom prst="rect">
+                            <a:avLst/>
+                          </a:prstGeom>
+                          <a:solidFill>
+                            <a:srgbClr val="FFFFFF"/>
+                          </a:solidFill>
+                          <a:ln>
+                            <a:noFill/>
+                          </a:ln>
+                        </pic:spPr>
+                      </pic:pic>
+                    </a:graphicData>
+                  </a:graphic>
+                </wp:inline>
+              </w:drawing>
             </w:r>
           </w:p>
         </w:tc>
@@ -1492,13 +1774,27 @@
             <w:vAlign w:val="center"/>
           </w:tcPr>
           <w:p>
-            <w:r>
-              <w:rPr>
-                <w:rFonts w:ascii="Segoe UI" w:hAnsi="Segoe UI"/>
-                <w:color w:val="6F746A"/>
-                <w:sz w:val="16"/>
-              </w:rPr>
-              <w:t>2/24/1953</w:t>
+            <w:pPr>
+              <w:rPr>
+                <w:lang w:val="ru-RU"/>
+              </w:rPr>
+            </w:pPr>
+            <w:r>
+              <w:rPr>
+                <w:rFonts w:ascii="Segoe UI" w:hAnsi="Segoe UI"/>
+                <w:color w:val="6F746A"/>
+                <w:sz w:val="16"/>
+              </w:rPr>
+              <w:t>2/24/19</w:t>
+            </w:r>
+            <w:r>
+              <w:rPr>
+                <w:rFonts w:ascii="Segoe UI" w:hAnsi="Segoe UI"/>
+                <w:color w:val="6F746A"/>
+                <w:sz w:val="16"/>
+                <w:lang w:val="ru-RU"/>
+              </w:rPr>
+              <w:t>92</w:t>
             </w:r>
           </w:p>
         </w:tc>
@@ -1660,14 +1956,58 @@
               </w:rPr>
             </w:pPr>
             <w:r>
-              <w:pict w14:anchorId="38732CFB">
-                <v:shape id="_x0000_i1030" style="width:74.8pt;height:89.3pt" coordsize="" o:spt="100" adj="0,,0" path="" stroked="f">
-                  <v:stroke joinstyle="miter"/>
-                  <v:imagedata r:id="rId9" o:title=""/>
-                  <v:formulas/>
-                  <v:path o:connecttype="segments"/>
-                </v:shape>
-              </w:pict>
+              <w:rPr>
+                <w:noProof/>
+              </w:rPr>
+              <w:drawing>
+                <wp:inline distT="0" distB="0" distL="0" distR="0" wp14:anchorId="01B68D31" wp14:editId="03099727">
+                  <wp:extent cx="948055" cy="948055"/>
+                  <wp:effectExtent l="0" t="0" r="4445" b="4445"/>
+                  <wp:docPr id="1756833244" name="Picture 51"/>
+                  <wp:cNvGraphicFramePr>
+                    <a:graphicFrameLocks xmlns:a="http://schemas.openxmlformats.org/drawingml/2006/main"/>
+                  </wp:cNvGraphicFramePr>
+                  <a:graphic xmlns:a="http://schemas.openxmlformats.org/drawingml/2006/main">
+                    <a:graphicData uri="http://schemas.openxmlformats.org/drawingml/2006/picture">
+                      <pic:pic xmlns:pic="http://schemas.openxmlformats.org/drawingml/2006/picture">
+                        <pic:nvPicPr>
+                          <pic:cNvPr id="6" name="Picture 51"/>
+                          <pic:cNvPicPr preferRelativeResize="0">
+                            <a:picLocks noChangeArrowheads="1"/>
+                          </pic:cNvPicPr>
+                        </pic:nvPicPr>
+                        <pic:blipFill>
+                          <a:blip r:embed="rId9" cstate="print">
+                            <a:extLst>
+                              <a:ext uri="{28A0092B-C50C-407E-A947-70E740481C1C}">
+                                <a14:useLocalDpi xmlns:a14="http://schemas.microsoft.com/office/drawing/2010/main" val="0"/>
+                              </a:ext>
+                            </a:extLst>
+                          </a:blip>
+                          <a:stretch>
+                            <a:fillRect/>
+                          </a:stretch>
+                        </pic:blipFill>
+                        <pic:spPr bwMode="auto">
+                          <a:xfrm>
+                            <a:off x="0" y="0"/>
+                            <a:ext cx="948055" cy="948055"/>
+                          </a:xfrm>
+                          <a:prstGeom prst="rect">
+                            <a:avLst/>
+                          </a:prstGeom>
+                          <a:solidFill>
+                            <a:srgbClr val="FFFFFF"/>
+                          </a:solidFill>
+                          <a:ln>
+                            <a:noFill/>
+                          </a:ln>
+                        </pic:spPr>
+                      </pic:pic>
+                    </a:graphicData>
+                  </a:graphic>
+                </wp:inline>
+              </w:drawing>
             </w:r>
           </w:p>
         </w:tc>
@@ -1787,13 +2127,27 @@
             <w:vAlign w:val="center"/>
           </w:tcPr>
           <w:p>
-            <w:r>
-              <w:rPr>
-                <w:rFonts w:ascii="Segoe UI" w:hAnsi="Segoe UI"/>
-                <w:color w:val="6F746A"/>
-                <w:sz w:val="16"/>
-              </w:rPr>
-              <w:t>7/18/1980</w:t>
+            <w:pPr>
+              <w:rPr>
+                <w:lang w:val="ru-RU"/>
+              </w:rPr>
+            </w:pPr>
+            <w:r>
+              <w:rPr>
+                <w:rFonts w:ascii="Segoe UI" w:hAnsi="Segoe UI"/>
+                <w:color w:val="6F746A"/>
+                <w:sz w:val="16"/>
+              </w:rPr>
+              <w:t>7/18/</w:t>
+            </w:r>
+            <w:r>
+              <w:rPr>
+                <w:rFonts w:ascii="Segoe UI" w:hAnsi="Segoe UI"/>
+                <w:color w:val="6F746A"/>
+                <w:sz w:val="16"/>
+                <w:lang w:val="ru-RU"/>
+              </w:rPr>
+              <w:t>2002</w:t>
             </w:r>
           </w:p>
         </w:tc>
@@ -1955,14 +2309,58 @@
               </w:rPr>
             </w:pPr>
             <w:r>
-              <w:pict w14:anchorId="359162B0">
-                <v:shape id="_x0000_i1031" style="width:74.8pt;height:89.3pt" coordsize="" o:spt="100" adj="0,,0" path="" stroked="f">
-                  <v:stroke joinstyle="miter"/>
-                  <v:imagedata r:id="rId10" o:title=""/>
-                  <v:formulas/>
-                  <v:path o:connecttype="segments"/>
-                </v:shape>
-              </w:pict>
+              <w:rPr>
+                <w:noProof/>
+              </w:rPr>
+              <w:drawing>
+                <wp:inline distT="0" distB="0" distL="0" distR="0" wp14:anchorId="3DCAF9D2" wp14:editId="1B03891F">
+                  <wp:extent cx="948055" cy="948055"/>
+                  <wp:effectExtent l="0" t="0" r="4445" b="4445"/>
+                  <wp:docPr id="1630194581" name="Picture 50"/>
+                  <wp:cNvGraphicFramePr>
+                    <a:graphicFrameLocks xmlns:a="http://schemas.openxmlformats.org/drawingml/2006/main"/>
+                  </wp:cNvGraphicFramePr>
+                  <a:graphic xmlns:a="http://schemas.openxmlformats.org/drawingml/2006/main">
+                    <a:graphicData uri="http://schemas.openxmlformats.org/drawingml/2006/picture">
+                      <pic:pic xmlns:pic="http://schemas.openxmlformats.org/drawingml/2006/picture">
+                        <pic:nvPicPr>
+                          <pic:cNvPr id="7" name="Picture 50"/>
+                          <pic:cNvPicPr preferRelativeResize="0">
+                            <a:picLocks noChangeArrowheads="1"/>
+                          </pic:cNvPicPr>
+                        </pic:nvPicPr>
+                        <pic:blipFill>
+                          <a:blip r:embed="rId10" cstate="print">
+                            <a:extLst>
+                              <a:ext uri="{28A0092B-C50C-407E-A947-70E740481C1C}">
+                                <a14:useLocalDpi xmlns:a14="http://schemas.microsoft.com/office/drawing/2010/main" val="0"/>
+                              </a:ext>
+                            </a:extLst>
+                          </a:blip>
+                          <a:stretch>
+                            <a:fillRect/>
+                          </a:stretch>
+                        </pic:blipFill>
+                        <pic:spPr bwMode="auto">
+                          <a:xfrm>
+                            <a:off x="0" y="0"/>
+                            <a:ext cx="948055" cy="948055"/>
+                          </a:xfrm>
+                          <a:prstGeom prst="rect">
+                            <a:avLst/>
+                          </a:prstGeom>
+                          <a:solidFill>
+                            <a:srgbClr val="FFFFFF"/>
+                          </a:solidFill>
+                          <a:ln>
+                            <a:noFill/>
+                          </a:ln>
+                        </pic:spPr>
+                      </pic:pic>
+                    </a:graphicData>
+                  </a:graphic>
+                </wp:inline>
+              </w:drawing>
             </w:r>
           </w:p>
         </w:tc>
@@ -2071,13 +2469,27 @@
             <w:vAlign w:val="center"/>
           </w:tcPr>
           <w:p>
-            <w:r>
-              <w:rPr>
-                <w:rFonts w:ascii="Segoe UI" w:hAnsi="Segoe UI"/>
-                <w:color w:val="6F746A"/>
-                <w:sz w:val="16"/>
-              </w:rPr>
-              <w:t>3/23/1988</w:t>
+            <w:pPr>
+              <w:rPr>
+                <w:lang w:val="ru-RU"/>
+              </w:rPr>
+            </w:pPr>
+            <w:r>
+              <w:rPr>
+                <w:rFonts w:ascii="Segoe UI" w:hAnsi="Segoe UI"/>
+                <w:color w:val="6F746A"/>
+                <w:sz w:val="16"/>
+              </w:rPr>
+              <w:t>3/23/</w:t>
+            </w:r>
+            <w:r>
+              <w:rPr>
+                <w:rFonts w:ascii="Segoe UI" w:hAnsi="Segoe UI"/>
+                <w:color w:val="6F746A"/>
+                <w:sz w:val="16"/>
+                <w:lang w:val="ru-RU"/>
+              </w:rPr>
+              <w:t>2000</w:t>
             </w:r>
           </w:p>
         </w:tc>
@@ -2239,14 +2651,58 @@
               </w:rPr>
             </w:pPr>
             <w:r>
-              <w:pict w14:anchorId="2583DB0C">
-                <v:shape id="_x0000_i1032" style="width:74.8pt;height:89.3pt" coordsize="" o:spt="100" adj="0,,0" path="" stroked="f">
-                  <v:stroke joinstyle="miter"/>
-                  <v:imagedata r:id="rId11" o:title=""/>
-                  <v:formulas/>
-                  <v:path o:connecttype="segments"/>
-                </v:shape>
-              </w:pict>
+              <w:rPr>
+                <w:noProof/>
+              </w:rPr>
+              <w:drawing>
+                <wp:inline distT="0" distB="0" distL="0" distR="0" wp14:anchorId="312E69D2" wp14:editId="53C1BE79">
+                  <wp:extent cx="948055" cy="948055"/>
+                  <wp:effectExtent l="0" t="0" r="4445" b="4445"/>
+                  <wp:docPr id="327958039" name="Picture 49"/>
+                  <wp:cNvGraphicFramePr>
+                    <a:graphicFrameLocks xmlns:a="http://schemas.openxmlformats.org/drawingml/2006/main"/>
+                  </wp:cNvGraphicFramePr>
+                  <a:graphic xmlns:a="http://schemas.openxmlformats.org/drawingml/2006/main">
+                    <a:graphicData uri="http://schemas.openxmlformats.org/drawingml/2006/picture">
+                      <pic:pic xmlns:pic="http://schemas.openxmlformats.org/drawingml/2006/picture">
+                        <pic:nvPicPr>
+                          <pic:cNvPr id="8" name="Picture 49"/>
+                          <pic:cNvPicPr preferRelativeResize="0">
+                            <a:picLocks noChangeArrowheads="1"/>
+                          </pic:cNvPicPr>
+                        </pic:nvPicPr>
+                        <pic:blipFill>
+                          <a:blip r:embed="rId11" cstate="print">
+                            <a:extLst>
+                              <a:ext uri="{28A0092B-C50C-407E-A947-70E740481C1C}">
+                                <a14:useLocalDpi xmlns:a14="http://schemas.microsoft.com/office/drawing/2010/main" val="0"/>
+                              </a:ext>
+                            </a:extLst>
+                          </a:blip>
+                          <a:stretch>
+                            <a:fillRect/>
+                          </a:stretch>
+                        </pic:blipFill>
+                        <pic:spPr bwMode="auto">
+                          <a:xfrm>
+                            <a:off x="0" y="0"/>
+                            <a:ext cx="948055" cy="948055"/>
+                          </a:xfrm>
+                          <a:prstGeom prst="rect">
+                            <a:avLst/>
+                          </a:prstGeom>
+                          <a:solidFill>
+                            <a:srgbClr val="FFFFFF"/>
+                          </a:solidFill>
+                          <a:ln>
+                            <a:noFill/>
+                          </a:ln>
+                        </pic:spPr>
+                      </pic:pic>
+                    </a:graphicData>
+                  </a:graphic>
+                </wp:inline>
+              </w:drawing>
             </w:r>
           </w:p>
         </w:tc>
@@ -2355,13 +2811,27 @@
             <w:vAlign w:val="center"/>
           </w:tcPr>
           <w:p>
-            <w:r>
-              <w:rPr>
-                <w:rFonts w:ascii="Segoe UI" w:hAnsi="Segoe UI"/>
-                <w:color w:val="6F746A"/>
-                <w:sz w:val="16"/>
-              </w:rPr>
-              <w:t>5/16/1962</w:t>
+            <w:pPr>
+              <w:rPr>
+                <w:lang w:val="ru-RU"/>
+              </w:rPr>
+            </w:pPr>
+            <w:r>
+              <w:rPr>
+                <w:rFonts w:ascii="Segoe UI" w:hAnsi="Segoe UI"/>
+                <w:color w:val="6F746A"/>
+                <w:sz w:val="16"/>
+              </w:rPr>
+              <w:t>5/16/</w:t>
+            </w:r>
+            <w:r>
+              <w:rPr>
+                <w:rFonts w:ascii="Segoe UI" w:hAnsi="Segoe UI"/>
+                <w:color w:val="6F746A"/>
+                <w:sz w:val="16"/>
+                <w:lang w:val="ru-RU"/>
+              </w:rPr>
+              <w:t>2005</w:t>
             </w:r>
           </w:p>
         </w:tc>
@@ -2523,14 +2993,58 @@
               </w:rPr>
             </w:pPr>
             <w:r>
-              <w:pict w14:anchorId="4E771E6B">
-                <v:shape id="_x0000_i1033" style="width:74.8pt;height:89.3pt" coordsize="" o:spt="100" adj="0,,0" path="" stroked="f">
-                  <v:stroke joinstyle="miter"/>
-                  <v:imagedata r:id="rId12" o:title=""/>
-                  <v:formulas/>
-                  <v:path o:connecttype="segments"/>
-                </v:shape>
-              </w:pict>
+              <w:rPr>
+                <w:noProof/>
+              </w:rPr>
+              <w:drawing>
+                <wp:inline distT="0" distB="0" distL="0" distR="0" wp14:anchorId="43B21CAA" wp14:editId="23027C27">
+                  <wp:extent cx="948055" cy="948055"/>
+                  <wp:effectExtent l="0" t="0" r="4445" b="4445"/>
+                  <wp:docPr id="1825743652" name="Picture 48"/>
+                  <wp:cNvGraphicFramePr>
+                    <a:graphicFrameLocks xmlns:a="http://schemas.openxmlformats.org/drawingml/2006/main"/>
+                  </wp:cNvGraphicFramePr>
+                  <a:graphic xmlns:a="http://schemas.openxmlformats.org/drawingml/2006/main">
+                    <a:graphicData uri="http://schemas.openxmlformats.org/drawingml/2006/picture">
+                      <pic:pic xmlns:pic="http://schemas.openxmlformats.org/drawingml/2006/picture">
+                        <pic:nvPicPr>
+                          <pic:cNvPr id="9" name="Picture 48"/>
+                          <pic:cNvPicPr preferRelativeResize="0">
+                            <a:picLocks noChangeArrowheads="1"/>
+                          </pic:cNvPicPr>
+                        </pic:nvPicPr>
+                        <pic:blipFill>
+                          <a:blip r:embed="rId12" cstate="print">
+                            <a:extLst>
+                              <a:ext uri="{28A0092B-C50C-407E-A947-70E740481C1C}">
+                                <a14:useLocalDpi xmlns:a14="http://schemas.microsoft.com/office/drawing/2010/main" val="0"/>
+                              </a:ext>
+                            </a:extLst>
+                          </a:blip>
+                          <a:stretch>
+                            <a:fillRect/>
+                          </a:stretch>
+                        </pic:blipFill>
+                        <pic:spPr bwMode="auto">
+                          <a:xfrm>
+                            <a:off x="0" y="0"/>
+                            <a:ext cx="948055" cy="948055"/>
+                          </a:xfrm>
+                          <a:prstGeom prst="rect">
+                            <a:avLst/>
+                          </a:prstGeom>
+                          <a:solidFill>
+                            <a:srgbClr val="FFFFFF"/>
+                          </a:solidFill>
+                          <a:ln>
+                            <a:noFill/>
+                          </a:ln>
+                        </pic:spPr>
+                      </pic:pic>
+                    </a:graphicData>
+                  </a:graphic>
+                </wp:inline>
+              </w:drawing>
             </w:r>
           </w:p>
         </w:tc>
@@ -2639,13 +3153,27 @@
             <w:vAlign w:val="center"/>
           </w:tcPr>
           <w:p>
-            <w:r>
-              <w:rPr>
-                <w:rFonts w:ascii="Segoe UI" w:hAnsi="Segoe UI"/>
-                <w:color w:val="6F746A"/>
-                <w:sz w:val="16"/>
-              </w:rPr>
-              <w:t>1/18/1969</w:t>
+            <w:pPr>
+              <w:rPr>
+                <w:lang w:val="ru-RU"/>
+              </w:rPr>
+            </w:pPr>
+            <w:r>
+              <w:rPr>
+                <w:rFonts w:ascii="Segoe UI" w:hAnsi="Segoe UI"/>
+                <w:color w:val="6F746A"/>
+                <w:sz w:val="16"/>
+              </w:rPr>
+              <w:t>1/18/</w:t>
+            </w:r>
+            <w:r>
+              <w:rPr>
+                <w:rFonts w:ascii="Segoe UI" w:hAnsi="Segoe UI"/>
+                <w:color w:val="6F746A"/>
+                <w:sz w:val="16"/>
+                <w:lang w:val="ru-RU"/>
+              </w:rPr>
+              <w:t>2001</w:t>
             </w:r>
           </w:p>
         </w:tc>
@@ -2807,14 +3335,58 @@
               </w:rPr>
             </w:pPr>
             <w:r>
-              <w:pict w14:anchorId="4AD6DE84">
-                <v:shape id="_x0000_i1034" style="width:74.8pt;height:89.3pt" coordsize="" o:spt="100" adj="0,,0" path="" stroked="f">
-                  <v:stroke joinstyle="miter"/>
-                  <v:imagedata r:id="rId13" o:title=""/>
-                  <v:formulas/>
-                  <v:path o:connecttype="segments"/>
-                </v:shape>
-              </w:pict>
+              <w:rPr>
+                <w:noProof/>
+              </w:rPr>
+              <w:drawing>
+                <wp:inline distT="0" distB="0" distL="0" distR="0" wp14:anchorId="3161A834" wp14:editId="0A7EAA09">
+                  <wp:extent cx="948055" cy="948055"/>
+                  <wp:effectExtent l="0" t="0" r="4445" b="4445"/>
+                  <wp:docPr id="796907804" name="Picture 47"/>
+                  <wp:cNvGraphicFramePr>
+                    <a:graphicFrameLocks xmlns:a="http://schemas.openxmlformats.org/drawingml/2006/main"/>
+                  </wp:cNvGraphicFramePr>
+                  <a:graphic xmlns:a="http://schemas.openxmlformats.org/drawingml/2006/main">
+                    <a:graphicData uri="http://schemas.openxmlformats.org/drawingml/2006/picture">
+                      <pic:pic xmlns:pic="http://schemas.openxmlformats.org/drawingml/2006/picture">
+                        <pic:nvPicPr>
+                          <pic:cNvPr id="10" name="Picture 47"/>
+                          <pic:cNvPicPr preferRelativeResize="0">
+                            <a:picLocks noChangeArrowheads="1"/>
+                          </pic:cNvPicPr>
+                        </pic:nvPicPr>
+                        <pic:blipFill>
+                          <a:blip r:embed="rId13" cstate="print">
+                            <a:extLst>
+                              <a:ext uri="{28A0092B-C50C-407E-A947-70E740481C1C}">
+                                <a14:useLocalDpi xmlns:a14="http://schemas.microsoft.com/office/drawing/2010/main" val="0"/>
+                              </a:ext>
+                            </a:extLst>
+                          </a:blip>
+                          <a:stretch>
+                            <a:fillRect/>
+                          </a:stretch>
+                        </pic:blipFill>
+                        <pic:spPr bwMode="auto">
+                          <a:xfrm>
+                            <a:off x="0" y="0"/>
+                            <a:ext cx="948055" cy="948055"/>
+                          </a:xfrm>
+                          <a:prstGeom prst="rect">
+                            <a:avLst/>
+                          </a:prstGeom>
+                          <a:solidFill>
+                            <a:srgbClr val="FFFFFF"/>
+                          </a:solidFill>
+                          <a:ln>
+                            <a:noFill/>
+                          </a:ln>
+                        </pic:spPr>
+                      </pic:pic>
+                    </a:graphicData>
+                  </a:graphic>
+                </wp:inline>
+              </w:drawing>
             </w:r>
           </w:p>
         </w:tc>
@@ -2923,13 +3495,27 @@
             <w:vAlign w:val="center"/>
           </w:tcPr>
           <w:p>
-            <w:r>
-              <w:rPr>
-                <w:rFonts w:ascii="Segoe UI" w:hAnsi="Segoe UI"/>
-                <w:color w:val="6F746A"/>
-                <w:sz w:val="16"/>
-              </w:rPr>
-              <w:t>5/22/1986</w:t>
+            <w:pPr>
+              <w:rPr>
+                <w:lang w:val="ru-RU"/>
+              </w:rPr>
+            </w:pPr>
+            <w:r>
+              <w:rPr>
+                <w:rFonts w:ascii="Segoe UI" w:hAnsi="Segoe UI"/>
+                <w:color w:val="6F746A"/>
+                <w:sz w:val="16"/>
+              </w:rPr>
+              <w:t>5/22/19</w:t>
+            </w:r>
+            <w:r>
+              <w:rPr>
+                <w:rFonts w:ascii="Segoe UI" w:hAnsi="Segoe UI"/>
+                <w:color w:val="6F746A"/>
+                <w:sz w:val="16"/>
+                <w:lang w:val="ru-RU"/>
+              </w:rPr>
+              <w:t>98</w:t>
             </w:r>
           </w:p>
         </w:tc>
@@ -3091,14 +3677,58 @@
               </w:rPr>
             </w:pPr>
             <w:r>
-              <w:pict w14:anchorId="30233A28">
-                <v:shape id="_x0000_i1035" style="width:74.8pt;height:89.3pt" coordsize="" o:spt="100" adj="0,,0" path="" stroked="f">
-                  <v:stroke joinstyle="miter"/>
-                  <v:imagedata r:id="rId14" o:title=""/>
-                  <v:formulas/>
-                  <v:path o:connecttype="segments"/>
-                </v:shape>
-              </w:pict>
+              <w:rPr>
+                <w:noProof/>
+              </w:rPr>
+              <w:drawing>
+                <wp:inline distT="0" distB="0" distL="0" distR="0" wp14:anchorId="384DD843" wp14:editId="1D6E56A3">
+                  <wp:extent cx="948055" cy="948055"/>
+                  <wp:effectExtent l="0" t="0" r="4445" b="4445"/>
+                  <wp:docPr id="1658464388" name="Picture 46"/>
+                  <wp:cNvGraphicFramePr>
+                    <a:graphicFrameLocks xmlns:a="http://schemas.openxmlformats.org/drawingml/2006/main"/>
+                  </wp:cNvGraphicFramePr>
+                  <a:graphic xmlns:a="http://schemas.openxmlformats.org/drawingml/2006/main">
+                    <a:graphicData uri="http://schemas.openxmlformats.org/drawingml/2006/picture">
+                      <pic:pic xmlns:pic="http://schemas.openxmlformats.org/drawingml/2006/picture">
+                        <pic:nvPicPr>
+                          <pic:cNvPr id="11" name="Picture 46"/>
+                          <pic:cNvPicPr preferRelativeResize="0">
+                            <a:picLocks noChangeArrowheads="1"/>
+                          </pic:cNvPicPr>
+                        </pic:nvPicPr>
+                        <pic:blipFill>
+                          <a:blip r:embed="rId14" cstate="print">
+                            <a:extLst>
+                              <a:ext uri="{28A0092B-C50C-407E-A947-70E740481C1C}">
+                                <a14:useLocalDpi xmlns:a14="http://schemas.microsoft.com/office/drawing/2010/main" val="0"/>
+                              </a:ext>
+                            </a:extLst>
+                          </a:blip>
+                          <a:stretch>
+                            <a:fillRect/>
+                          </a:stretch>
+                        </pic:blipFill>
+                        <pic:spPr bwMode="auto">
+                          <a:xfrm>
+                            <a:off x="0" y="0"/>
+                            <a:ext cx="948055" cy="948055"/>
+                          </a:xfrm>
+                          <a:prstGeom prst="rect">
+                            <a:avLst/>
+                          </a:prstGeom>
+                          <a:solidFill>
+                            <a:srgbClr val="FFFFFF"/>
+                          </a:solidFill>
+                          <a:ln>
+                            <a:noFill/>
+                          </a:ln>
+                        </pic:spPr>
+                      </pic:pic>
+                    </a:graphicData>
+                  </a:graphic>
+                </wp:inline>
+              </w:drawing>
             </w:r>
           </w:p>
         </w:tc>
@@ -3207,13 +3837,27 @@
             <w:vAlign w:val="center"/>
           </w:tcPr>
           <w:p>
-            <w:r>
-              <w:rPr>
-                <w:rFonts w:ascii="Segoe UI" w:hAnsi="Segoe UI"/>
-                <w:color w:val="6F746A"/>
-                <w:sz w:val="16"/>
-              </w:rPr>
-              <w:t>12/11/1989</w:t>
+            <w:pPr>
+              <w:rPr>
+                <w:lang w:val="ru-RU"/>
+              </w:rPr>
+            </w:pPr>
+            <w:r>
+              <w:rPr>
+                <w:rFonts w:ascii="Segoe UI" w:hAnsi="Segoe UI"/>
+                <w:color w:val="6F746A"/>
+                <w:sz w:val="16"/>
+              </w:rPr>
+              <w:t>12/11/</w:t>
+            </w:r>
+            <w:r>
+              <w:rPr>
+                <w:rFonts w:ascii="Segoe UI" w:hAnsi="Segoe UI"/>
+                <w:color w:val="6F746A"/>
+                <w:sz w:val="16"/>
+                <w:lang w:val="ru-RU"/>
+              </w:rPr>
+              <w:t>2003</w:t>
             </w:r>
           </w:p>
         </w:tc>
@@ -3375,14 +4019,58 @@
               </w:rPr>
             </w:pPr>
             <w:r>
-              <w:pict w14:anchorId="527ADFF4">
-                <v:shape id="_x0000_i1036" style="width:74.8pt;height:89.3pt" coordsize="" o:spt="100" adj="0,,0" path="" stroked="f">
-                  <v:stroke joinstyle="miter"/>
-                  <v:imagedata r:id="rId15" o:title=""/>
-                  <v:formulas/>
-                  <v:path o:connecttype="segments"/>
-                </v:shape>
-              </w:pict>
+              <w:rPr>
+                <w:noProof/>
+              </w:rPr>
+              <w:drawing>
+                <wp:inline distT="0" distB="0" distL="0" distR="0" wp14:anchorId="2CFE6BF4" wp14:editId="37804715">
+                  <wp:extent cx="948055" cy="948055"/>
+                  <wp:effectExtent l="0" t="0" r="4445" b="4445"/>
+                  <wp:docPr id="1236957638" name="Picture 45"/>
+                  <wp:cNvGraphicFramePr>
+                    <a:graphicFrameLocks xmlns:a="http://schemas.openxmlformats.org/drawingml/2006/main"/>
+                  </wp:cNvGraphicFramePr>
+                  <a:graphic xmlns:a="http://schemas.openxmlformats.org/drawingml/2006/main">
+                    <a:graphicData uri="http://schemas.openxmlformats.org/drawingml/2006/picture">
+                      <pic:pic xmlns:pic="http://schemas.openxmlformats.org/drawingml/2006/picture">
+                        <pic:nvPicPr>
+                          <pic:cNvPr id="12" name="Picture 45"/>
+                          <pic:cNvPicPr preferRelativeResize="0">
+                            <a:picLocks noChangeArrowheads="1"/>
+                          </pic:cNvPicPr>
+                        </pic:nvPicPr>
+                        <pic:blipFill>
+                          <a:blip r:embed="rId15" cstate="print">
+                            <a:extLst>
+                              <a:ext uri="{28A0092B-C50C-407E-A947-70E740481C1C}">
+                                <a14:useLocalDpi xmlns:a14="http://schemas.microsoft.com/office/drawing/2010/main" val="0"/>
+                              </a:ext>
+                            </a:extLst>
+                          </a:blip>
+                          <a:stretch>
+                            <a:fillRect/>
+                          </a:stretch>
+                        </pic:blipFill>
+                        <pic:spPr bwMode="auto">
+                          <a:xfrm>
+                            <a:off x="0" y="0"/>
+                            <a:ext cx="948055" cy="948055"/>
+                          </a:xfrm>
+                          <a:prstGeom prst="rect">
+                            <a:avLst/>
+                          </a:prstGeom>
+                          <a:solidFill>
+                            <a:srgbClr val="FFFFFF"/>
+                          </a:solidFill>
+                          <a:ln>
+                            <a:noFill/>
+                          </a:ln>
+                        </pic:spPr>
+                      </pic:pic>
+                    </a:graphicData>
+                  </a:graphic>
+                </wp:inline>
+              </w:drawing>
             </w:r>
           </w:p>
         </w:tc>
@@ -3491,13 +4179,27 @@
             <w:vAlign w:val="center"/>
           </w:tcPr>
           <w:p>
-            <w:r>
-              <w:rPr>
-                <w:rFonts w:ascii="Segoe UI" w:hAnsi="Segoe UI"/>
-                <w:color w:val="6F746A"/>
-                <w:sz w:val="16"/>
-              </w:rPr>
-              <w:t>7/20/1944</w:t>
+            <w:pPr>
+              <w:rPr>
+                <w:lang w:val="ru-RU"/>
+              </w:rPr>
+            </w:pPr>
+            <w:r>
+              <w:rPr>
+                <w:rFonts w:ascii="Segoe UI" w:hAnsi="Segoe UI"/>
+                <w:color w:val="6F746A"/>
+                <w:sz w:val="16"/>
+              </w:rPr>
+              <w:t>7/20/1</w:t>
+            </w:r>
+            <w:r>
+              <w:rPr>
+                <w:rFonts w:ascii="Segoe UI" w:hAnsi="Segoe UI"/>
+                <w:color w:val="6F746A"/>
+                <w:sz w:val="16"/>
+                <w:lang w:val="ru-RU"/>
+              </w:rPr>
+              <w:t>985</w:t>
             </w:r>
           </w:p>
         </w:tc>
@@ -3659,14 +4361,58 @@
               </w:rPr>
             </w:pPr>
             <w:r>
-              <w:pict w14:anchorId="4EEE8229">
-                <v:shape id="_x0000_i1037" style="width:74.8pt;height:89.3pt" coordsize="" o:spt="100" adj="0,,0" path="" stroked="f">
-                  <v:stroke joinstyle="miter"/>
-                  <v:imagedata r:id="rId16" o:title=""/>
-                  <v:formulas/>
-                  <v:path o:connecttype="segments"/>
-                </v:shape>
-              </w:pict>
+              <w:rPr>
+                <w:noProof/>
+              </w:rPr>
+              <w:drawing>
+                <wp:inline distT="0" distB="0" distL="0" distR="0" wp14:anchorId="4F33C97E" wp14:editId="10C5D0F3">
+                  <wp:extent cx="948055" cy="948055"/>
+                  <wp:effectExtent l="0" t="0" r="4445" b="4445"/>
+                  <wp:docPr id="1059122182" name="Picture 44"/>
+                  <wp:cNvGraphicFramePr>
+                    <a:graphicFrameLocks xmlns:a="http://schemas.openxmlformats.org/drawingml/2006/main"/>
+                  </wp:cNvGraphicFramePr>
+                  <a:graphic xmlns:a="http://schemas.openxmlformats.org/drawingml/2006/main">
+                    <a:graphicData uri="http://schemas.openxmlformats.org/drawingml/2006/picture">
+                      <pic:pic xmlns:pic="http://schemas.openxmlformats.org/drawingml/2006/picture">
+                        <pic:nvPicPr>
+                          <pic:cNvPr id="13" name="Picture 44"/>
+                          <pic:cNvPicPr preferRelativeResize="0">
+                            <a:picLocks noChangeArrowheads="1"/>
+                          </pic:cNvPicPr>
+                        </pic:nvPicPr>
+                        <pic:blipFill>
+                          <a:blip r:embed="rId16" cstate="print">
+                            <a:extLst>
+                              <a:ext uri="{28A0092B-C50C-407E-A947-70E740481C1C}">
+                                <a14:useLocalDpi xmlns:a14="http://schemas.microsoft.com/office/drawing/2010/main" val="0"/>
+                              </a:ext>
+                            </a:extLst>
+                          </a:blip>
+                          <a:stretch>
+                            <a:fillRect/>
+                          </a:stretch>
+                        </pic:blipFill>
+                        <pic:spPr bwMode="auto">
+                          <a:xfrm>
+                            <a:off x="0" y="0"/>
+                            <a:ext cx="948055" cy="948055"/>
+                          </a:xfrm>
+                          <a:prstGeom prst="rect">
+                            <a:avLst/>
+                          </a:prstGeom>
+                          <a:solidFill>
+                            <a:srgbClr val="FFFFFF"/>
+                          </a:solidFill>
+                          <a:ln>
+                            <a:noFill/>
+                          </a:ln>
+                        </pic:spPr>
+                      </pic:pic>
+                    </a:graphicData>
+                  </a:graphic>
+                </wp:inline>
+              </w:drawing>
             </w:r>
           </w:p>
         </w:tc>
@@ -3775,13 +4521,27 @@
             <w:vAlign w:val="center"/>
           </w:tcPr>
           <w:p>
-            <w:r>
-              <w:rPr>
-                <w:rFonts w:ascii="Segoe UI" w:hAnsi="Segoe UI"/>
-                <w:color w:val="6F746A"/>
-                <w:sz w:val="16"/>
-              </w:rPr>
-              <w:t>5/12/1985</w:t>
+            <w:pPr>
+              <w:rPr>
+                <w:lang w:val="ru-RU"/>
+              </w:rPr>
+            </w:pPr>
+            <w:r>
+              <w:rPr>
+                <w:rFonts w:ascii="Segoe UI" w:hAnsi="Segoe UI"/>
+                <w:color w:val="6F746A"/>
+                <w:sz w:val="16"/>
+              </w:rPr>
+              <w:t>5/12/19</w:t>
+            </w:r>
+            <w:r>
+              <w:rPr>
+                <w:rFonts w:ascii="Segoe UI" w:hAnsi="Segoe UI"/>
+                <w:color w:val="6F746A"/>
+                <w:sz w:val="16"/>
+                <w:lang w:val="ru-RU"/>
+              </w:rPr>
+              <w:t>97</w:t>
             </w:r>
           </w:p>
         </w:tc>
@@ -3943,14 +4703,58 @@
               </w:rPr>
             </w:pPr>
             <w:r>
-              <w:pict w14:anchorId="3504EEF8">
-                <v:shape id="_x0000_i1038" style="width:74.8pt;height:89.3pt" coordsize="" o:spt="100" adj="0,,0" path="" stroked="f">
-                  <v:stroke joinstyle="miter"/>
-                  <v:imagedata r:id="rId17" o:title=""/>
-                  <v:formulas/>
-                  <v:path o:connecttype="segments"/>
-                </v:shape>
-              </w:pict>
+              <w:rPr>
+                <w:noProof/>
+              </w:rPr>
+              <w:drawing>
+                <wp:inline distT="0" distB="0" distL="0" distR="0" wp14:anchorId="0FEDBC84" wp14:editId="2E65DD4F">
+                  <wp:extent cx="948055" cy="948055"/>
+                  <wp:effectExtent l="0" t="0" r="4445" b="4445"/>
+                  <wp:docPr id="195906025" name="Picture 43"/>
+                  <wp:cNvGraphicFramePr>
+                    <a:graphicFrameLocks xmlns:a="http://schemas.openxmlformats.org/drawingml/2006/main"/>
+                  </wp:cNvGraphicFramePr>
+                  <a:graphic xmlns:a="http://schemas.openxmlformats.org/drawingml/2006/main">
+                    <a:graphicData uri="http://schemas.openxmlformats.org/drawingml/2006/picture">
+                      <pic:pic xmlns:pic="http://schemas.openxmlformats.org/drawingml/2006/picture">
+                        <pic:nvPicPr>
+                          <pic:cNvPr id="14" name="Picture 43"/>
+                          <pic:cNvPicPr preferRelativeResize="0">
+                            <a:picLocks noChangeArrowheads="1"/>
+                          </pic:cNvPicPr>
+                        </pic:nvPicPr>
+                        <pic:blipFill>
+                          <a:blip r:embed="rId17" cstate="print">
+                            <a:extLst>
+                              <a:ext uri="{28A0092B-C50C-407E-A947-70E740481C1C}">
+                                <a14:useLocalDpi xmlns:a14="http://schemas.microsoft.com/office/drawing/2010/main" val="0"/>
+                              </a:ext>
+                            </a:extLst>
+                          </a:blip>
+                          <a:stretch>
+                            <a:fillRect/>
+                          </a:stretch>
+                        </pic:blipFill>
+                        <pic:spPr bwMode="auto">
+                          <a:xfrm>
+                            <a:off x="0" y="0"/>
+                            <a:ext cx="948055" cy="948055"/>
+                          </a:xfrm>
+                          <a:prstGeom prst="rect">
+                            <a:avLst/>
+                          </a:prstGeom>
+                          <a:solidFill>
+                            <a:srgbClr val="FFFFFF"/>
+                          </a:solidFill>
+                          <a:ln>
+                            <a:noFill/>
+                          </a:ln>
+                        </pic:spPr>
+                      </pic:pic>
+                    </a:graphicData>
+                  </a:graphic>
+                </wp:inline>
+              </w:drawing>
             </w:r>
           </w:p>
         </w:tc>
@@ -4059,13 +4863,27 @@
             <w:vAlign w:val="center"/>
           </w:tcPr>
           <w:p>
-            <w:r>
-              <w:rPr>
-                <w:rFonts w:ascii="Segoe UI" w:hAnsi="Segoe UI"/>
-                <w:color w:val="6F746A"/>
-                <w:sz w:val="16"/>
-              </w:rPr>
-              <w:t>3/25/1974</w:t>
+            <w:pPr>
+              <w:rPr>
+                <w:lang w:val="ru-RU"/>
+              </w:rPr>
+            </w:pPr>
+            <w:r>
+              <w:rPr>
+                <w:rFonts w:ascii="Segoe UI" w:hAnsi="Segoe UI"/>
+                <w:color w:val="6F746A"/>
+                <w:sz w:val="16"/>
+              </w:rPr>
+              <w:t>3/25/</w:t>
+            </w:r>
+            <w:r>
+              <w:rPr>
+                <w:rFonts w:ascii="Segoe UI" w:hAnsi="Segoe UI"/>
+                <w:color w:val="6F746A"/>
+                <w:sz w:val="16"/>
+                <w:lang w:val="ru-RU"/>
+              </w:rPr>
+              <w:t>2004</w:t>
             </w:r>
           </w:p>
         </w:tc>
@@ -4263,14 +5081,58 @@
               </w:rPr>
             </w:pPr>
             <w:r>
-              <w:pict w14:anchorId="19505EF6">
-                <v:shape id="_x0000_i1039" style="width:74.8pt;height:89.3pt" coordsize="" o:spt="100" adj="0,,0" path="" stroked="f">
-                  <v:stroke joinstyle="miter"/>
-                  <v:imagedata r:id="rId18" o:title=""/>
-                  <v:formulas/>
-                  <v:path o:connecttype="segments"/>
-                </v:shape>
-              </w:pict>
+              <w:rPr>
+                <w:noProof/>
+              </w:rPr>
+              <w:drawing>
+                <wp:inline distT="0" distB="0" distL="0" distR="0" wp14:anchorId="14E7F2DF" wp14:editId="215D2051">
+                  <wp:extent cx="948055" cy="948055"/>
+                  <wp:effectExtent l="0" t="0" r="4445" b="4445"/>
+                  <wp:docPr id="884754824" name="Picture 42"/>
+                  <wp:cNvGraphicFramePr>
+                    <a:graphicFrameLocks xmlns:a="http://schemas.openxmlformats.org/drawingml/2006/main"/>
+                  </wp:cNvGraphicFramePr>
+                  <a:graphic xmlns:a="http://schemas.openxmlformats.org/drawingml/2006/main">
+                    <a:graphicData uri="http://schemas.openxmlformats.org/drawingml/2006/picture">
+                      <pic:pic xmlns:pic="http://schemas.openxmlformats.org/drawingml/2006/picture">
+                        <pic:nvPicPr>
+                          <pic:cNvPr id="15" name="Picture 42"/>
+                          <pic:cNvPicPr preferRelativeResize="0">
+                            <a:picLocks noChangeArrowheads="1"/>
+                          </pic:cNvPicPr>
+                        </pic:nvPicPr>
+                        <pic:blipFill>
+                          <a:blip r:embed="rId18" cstate="print">
+                            <a:extLst>
+                              <a:ext uri="{28A0092B-C50C-407E-A947-70E740481C1C}">
+                                <a14:useLocalDpi xmlns:a14="http://schemas.microsoft.com/office/drawing/2010/main" val="0"/>
+                              </a:ext>
+                            </a:extLst>
+                          </a:blip>
+                          <a:stretch>
+                            <a:fillRect/>
+                          </a:stretch>
+                        </pic:blipFill>
+                        <pic:spPr bwMode="auto">
+                          <a:xfrm>
+                            <a:off x="0" y="0"/>
+                            <a:ext cx="948055" cy="948055"/>
+                          </a:xfrm>
+                          <a:prstGeom prst="rect">
+                            <a:avLst/>
+                          </a:prstGeom>
+                          <a:solidFill>
+                            <a:srgbClr val="FFFFFF"/>
+                          </a:solidFill>
+                          <a:ln>
+                            <a:noFill/>
+                          </a:ln>
+                        </pic:spPr>
+                      </pic:pic>
+                    </a:graphicData>
+                  </a:graphic>
+                </wp:inline>
+              </w:drawing>
             </w:r>
           </w:p>
         </w:tc>
@@ -4379,13 +5241,27 @@
             <w:vAlign w:val="center"/>
           </w:tcPr>
           <w:p>
-            <w:r>
-              <w:rPr>
-                <w:rFonts w:ascii="Segoe UI" w:hAnsi="Segoe UI"/>
-                <w:color w:val="6F746A"/>
-                <w:sz w:val="16"/>
-              </w:rPr>
-              <w:t>2/1/1981</w:t>
+            <w:pPr>
+              <w:rPr>
+                <w:lang w:val="ru-RU"/>
+              </w:rPr>
+            </w:pPr>
+            <w:r>
+              <w:rPr>
+                <w:rFonts w:ascii="Segoe UI" w:hAnsi="Segoe UI"/>
+                <w:color w:val="6F746A"/>
+                <w:sz w:val="16"/>
+              </w:rPr>
+              <w:t>2/1/19</w:t>
+            </w:r>
+            <w:r>
+              <w:rPr>
+                <w:rFonts w:ascii="Segoe UI" w:hAnsi="Segoe UI"/>
+                <w:color w:val="6F746A"/>
+                <w:sz w:val="16"/>
+                <w:lang w:val="ru-RU"/>
+              </w:rPr>
+              <w:t>98</w:t>
             </w:r>
           </w:p>
         </w:tc>
@@ -4547,14 +5423,58 @@
               </w:rPr>
             </w:pPr>
             <w:r>
-              <w:pict w14:anchorId="3B57C60E">
-                <v:shape id="_x0000_i1040" style="width:74.8pt;height:89.3pt" coordsize="" o:spt="100" adj="0,,0" path="" stroked="f">
-                  <v:stroke joinstyle="miter"/>
-                  <v:imagedata r:id="rId19" o:title=""/>
-                  <v:formulas/>
-                  <v:path o:connecttype="segments"/>
-                </v:shape>
-              </w:pict>
+              <w:rPr>
+                <w:noProof/>
+              </w:rPr>
+              <w:drawing>
+                <wp:inline distT="0" distB="0" distL="0" distR="0" wp14:anchorId="0CAD8BF6" wp14:editId="78DF093F">
+                  <wp:extent cx="948055" cy="948055"/>
+                  <wp:effectExtent l="0" t="0" r="4445" b="4445"/>
+                  <wp:docPr id="1167199237" name="Picture 41"/>
+                  <wp:cNvGraphicFramePr>
+                    <a:graphicFrameLocks xmlns:a="http://schemas.openxmlformats.org/drawingml/2006/main"/>
+                  </wp:cNvGraphicFramePr>
+                  <a:graphic xmlns:a="http://schemas.openxmlformats.org/drawingml/2006/main">
+                    <a:graphicData uri="http://schemas.openxmlformats.org/drawingml/2006/picture">
+                      <pic:pic xmlns:pic="http://schemas.openxmlformats.org/drawingml/2006/picture">
+                        <pic:nvPicPr>
+                          <pic:cNvPr id="16" name="Picture 41"/>
+                          <pic:cNvPicPr preferRelativeResize="0">
+                            <a:picLocks noChangeArrowheads="1"/>
+                          </pic:cNvPicPr>
+                        </pic:nvPicPr>
+                        <pic:blipFill>
+                          <a:blip r:embed="rId19" cstate="print">
+                            <a:extLst>
+                              <a:ext uri="{28A0092B-C50C-407E-A947-70E740481C1C}">
+                                <a14:useLocalDpi xmlns:a14="http://schemas.microsoft.com/office/drawing/2010/main" val="0"/>
+                              </a:ext>
+                            </a:extLst>
+                          </a:blip>
+                          <a:stretch>
+                            <a:fillRect/>
+                          </a:stretch>
+                        </pic:blipFill>
+                        <pic:spPr bwMode="auto">
+                          <a:xfrm>
+                            <a:off x="0" y="0"/>
+                            <a:ext cx="948055" cy="948055"/>
+                          </a:xfrm>
+                          <a:prstGeom prst="rect">
+                            <a:avLst/>
+                          </a:prstGeom>
+                          <a:solidFill>
+                            <a:srgbClr val="FFFFFF"/>
+                          </a:solidFill>
+                          <a:ln>
+                            <a:noFill/>
+                          </a:ln>
+                        </pic:spPr>
+                      </pic:pic>
+                    </a:graphicData>
+                  </a:graphic>
+                </wp:inline>
+              </w:drawing>
             </w:r>
           </w:p>
         </w:tc>
@@ -4663,13 +5583,27 @@
             <w:vAlign w:val="center"/>
           </w:tcPr>
           <w:p>
-            <w:r>
-              <w:rPr>
-                <w:rFonts w:ascii="Segoe UI" w:hAnsi="Segoe UI"/>
-                <w:color w:val="6F746A"/>
-                <w:sz w:val="16"/>
-              </w:rPr>
-              <w:t>1/4/1983</w:t>
+            <w:pPr>
+              <w:rPr>
+                <w:lang w:val="ru-RU"/>
+              </w:rPr>
+            </w:pPr>
+            <w:r>
+              <w:rPr>
+                <w:rFonts w:ascii="Segoe UI" w:hAnsi="Segoe UI"/>
+                <w:color w:val="6F746A"/>
+                <w:sz w:val="16"/>
+              </w:rPr>
+              <w:t>1/4/19</w:t>
+            </w:r>
+            <w:r>
+              <w:rPr>
+                <w:rFonts w:ascii="Segoe UI" w:hAnsi="Segoe UI"/>
+                <w:color w:val="6F746A"/>
+                <w:sz w:val="16"/>
+                <w:lang w:val="ru-RU"/>
+              </w:rPr>
+              <w:t>99</w:t>
             </w:r>
           </w:p>
         </w:tc>
@@ -4831,14 +5765,58 @@
               </w:rPr>
             </w:pPr>
             <w:r>
-              <w:pict w14:anchorId="3155D3E3">
-                <v:shape id="_x0000_i1041" style="width:74.8pt;height:89.3pt" coordsize="" o:spt="100" adj="0,,0" path="" stroked="f">
-                  <v:stroke joinstyle="miter"/>
-                  <v:imagedata r:id="rId20" o:title=""/>
-                  <v:formulas/>
-                  <v:path o:connecttype="segments"/>
-                </v:shape>
-              </w:pict>
+              <w:rPr>
+                <w:noProof/>
+              </w:rPr>
+              <w:drawing>
+                <wp:inline distT="0" distB="0" distL="0" distR="0" wp14:anchorId="1F72AE86" wp14:editId="0D9E0F3E">
+                  <wp:extent cx="948055" cy="948055"/>
+                  <wp:effectExtent l="0" t="0" r="4445" b="4445"/>
+                  <wp:docPr id="109168477" name="Picture 40"/>
+                  <wp:cNvGraphicFramePr>
+                    <a:graphicFrameLocks xmlns:a="http://schemas.openxmlformats.org/drawingml/2006/main"/>
+                  </wp:cNvGraphicFramePr>
+                  <a:graphic xmlns:a="http://schemas.openxmlformats.org/drawingml/2006/main">
+                    <a:graphicData uri="http://schemas.openxmlformats.org/drawingml/2006/picture">
+                      <pic:pic xmlns:pic="http://schemas.openxmlformats.org/drawingml/2006/picture">
+                        <pic:nvPicPr>
+                          <pic:cNvPr id="17" name="Picture 40"/>
+                          <pic:cNvPicPr preferRelativeResize="0">
+                            <a:picLocks noChangeArrowheads="1"/>
+                          </pic:cNvPicPr>
+                        </pic:nvPicPr>
+                        <pic:blipFill>
+                          <a:blip r:embed="rId20" cstate="print">
+                            <a:extLst>
+                              <a:ext uri="{28A0092B-C50C-407E-A947-70E740481C1C}">
+                                <a14:useLocalDpi xmlns:a14="http://schemas.microsoft.com/office/drawing/2010/main" val="0"/>
+                              </a:ext>
+                            </a:extLst>
+                          </a:blip>
+                          <a:stretch>
+                            <a:fillRect/>
+                          </a:stretch>
+                        </pic:blipFill>
+                        <pic:spPr bwMode="auto">
+                          <a:xfrm>
+                            <a:off x="0" y="0"/>
+                            <a:ext cx="948055" cy="948055"/>
+                          </a:xfrm>
+                          <a:prstGeom prst="rect">
+                            <a:avLst/>
+                          </a:prstGeom>
+                          <a:solidFill>
+                            <a:srgbClr val="FFFFFF"/>
+                          </a:solidFill>
+                          <a:ln>
+                            <a:noFill/>
+                          </a:ln>
+                        </pic:spPr>
+                      </pic:pic>
+                    </a:graphicData>
+                  </a:graphic>
+                </wp:inline>
+              </w:drawing>
             </w:r>
           </w:p>
         </w:tc>
@@ -4947,13 +5925,27 @@
             <w:vAlign w:val="center"/>
           </w:tcPr>
           <w:p>
-            <w:r>
-              <w:rPr>
-                <w:rFonts w:ascii="Segoe UI" w:hAnsi="Segoe UI"/>
-                <w:color w:val="6F746A"/>
-                <w:sz w:val="16"/>
-              </w:rPr>
-              <w:t>10/21/1964</w:t>
+            <w:pPr>
+              <w:rPr>
+                <w:lang w:val="ru-RU"/>
+              </w:rPr>
+            </w:pPr>
+            <w:r>
+              <w:rPr>
+                <w:rFonts w:ascii="Segoe UI" w:hAnsi="Segoe UI"/>
+                <w:color w:val="6F746A"/>
+                <w:sz w:val="16"/>
+              </w:rPr>
+              <w:t>10/21/1</w:t>
+            </w:r>
+            <w:r>
+              <w:rPr>
+                <w:rFonts w:ascii="Segoe UI" w:hAnsi="Segoe UI"/>
+                <w:color w:val="6F746A"/>
+                <w:sz w:val="16"/>
+                <w:lang w:val="ru-RU"/>
+              </w:rPr>
+              <w:t>999</w:t>
             </w:r>
           </w:p>
         </w:tc>
@@ -5133,14 +6125,58 @@
               </w:rPr>
             </w:pPr>
             <w:r>
-              <w:pict w14:anchorId="44AE8C46">
-                <v:shape id="_x0000_i1042" style="width:74.8pt;height:89.3pt" coordsize="" o:spt="100" adj="0,,0" path="" stroked="f">
-                  <v:stroke joinstyle="miter"/>
-                  <v:imagedata r:id="rId21" o:title=""/>
-                  <v:formulas/>
-                  <v:path o:connecttype="segments"/>
-                </v:shape>
-              </w:pict>
+              <w:rPr>
+                <w:noProof/>
+              </w:rPr>
+              <w:drawing>
+                <wp:inline distT="0" distB="0" distL="0" distR="0" wp14:anchorId="03BB78B9" wp14:editId="4A12F15A">
+                  <wp:extent cx="948055" cy="948055"/>
+                  <wp:effectExtent l="0" t="0" r="4445" b="4445"/>
+                  <wp:docPr id="632896713" name="Picture 39"/>
+                  <wp:cNvGraphicFramePr>
+                    <a:graphicFrameLocks xmlns:a="http://schemas.openxmlformats.org/drawingml/2006/main"/>
+                  </wp:cNvGraphicFramePr>
+                  <a:graphic xmlns:a="http://schemas.openxmlformats.org/drawingml/2006/main">
+                    <a:graphicData uri="http://schemas.openxmlformats.org/drawingml/2006/picture">
+                      <pic:pic xmlns:pic="http://schemas.openxmlformats.org/drawingml/2006/picture">
+                        <pic:nvPicPr>
+                          <pic:cNvPr id="18" name="Picture 39"/>
+                          <pic:cNvPicPr preferRelativeResize="0">
+                            <a:picLocks noChangeArrowheads="1"/>
+                          </pic:cNvPicPr>
+                        </pic:nvPicPr>
+                        <pic:blipFill>
+                          <a:blip r:embed="rId21" cstate="print">
+                            <a:extLst>
+                              <a:ext uri="{28A0092B-C50C-407E-A947-70E740481C1C}">
+                                <a14:useLocalDpi xmlns:a14="http://schemas.microsoft.com/office/drawing/2010/main" val="0"/>
+                              </a:ext>
+                            </a:extLst>
+                          </a:blip>
+                          <a:stretch>
+                            <a:fillRect/>
+                          </a:stretch>
+                        </pic:blipFill>
+                        <pic:spPr bwMode="auto">
+                          <a:xfrm>
+                            <a:off x="0" y="0"/>
+                            <a:ext cx="948055" cy="948055"/>
+                          </a:xfrm>
+                          <a:prstGeom prst="rect">
+                            <a:avLst/>
+                          </a:prstGeom>
+                          <a:solidFill>
+                            <a:srgbClr val="FFFFFF"/>
+                          </a:solidFill>
+                          <a:ln>
+                            <a:noFill/>
+                          </a:ln>
+                        </pic:spPr>
+                      </pic:pic>
+                    </a:graphicData>
+                  </a:graphic>
+                </wp:inline>
+              </w:drawing>
             </w:r>
           </w:p>
         </w:tc>
@@ -5249,13 +6285,27 @@
             <w:vAlign w:val="center"/>
           </w:tcPr>
           <w:p>
-            <w:r>
-              <w:rPr>
-                <w:rFonts w:ascii="Segoe UI" w:hAnsi="Segoe UI"/>
-                <w:color w:val="6F746A"/>
-                <w:sz w:val="16"/>
-              </w:rPr>
-              <w:t>9/10/1972</w:t>
+            <w:pPr>
+              <w:rPr>
+                <w:lang w:val="ru-RU"/>
+              </w:rPr>
+            </w:pPr>
+            <w:r>
+              <w:rPr>
+                <w:rFonts w:ascii="Segoe UI" w:hAnsi="Segoe UI"/>
+                <w:color w:val="6F746A"/>
+                <w:sz w:val="16"/>
+              </w:rPr>
+              <w:t>9/10/19</w:t>
+            </w:r>
+            <w:r>
+              <w:rPr>
+                <w:rFonts w:ascii="Segoe UI" w:hAnsi="Segoe UI"/>
+                <w:color w:val="6F746A"/>
+                <w:sz w:val="16"/>
+                <w:lang w:val="ru-RU"/>
+              </w:rPr>
+              <w:t>96</w:t>
             </w:r>
           </w:p>
         </w:tc>
@@ -5417,14 +6467,58 @@
               </w:rPr>
             </w:pPr>
             <w:r>
-              <w:pict w14:anchorId="774826FA">
-                <v:shape id="_x0000_i1043" style="width:74.8pt;height:89.3pt" coordsize="" o:spt="100" adj="0,,0" path="" stroked="f">
-                  <v:stroke joinstyle="miter"/>
-                  <v:imagedata r:id="rId22" o:title=""/>
-                  <v:formulas/>
-                  <v:path o:connecttype="segments"/>
-                </v:shape>
-              </w:pict>
+              <w:rPr>
+                <w:noProof/>
+              </w:rPr>
+              <w:drawing>
+                <wp:inline distT="0" distB="0" distL="0" distR="0" wp14:anchorId="53C1E09C" wp14:editId="4FD2B57C">
+                  <wp:extent cx="948055" cy="948055"/>
+                  <wp:effectExtent l="0" t="0" r="4445" b="4445"/>
+                  <wp:docPr id="1633246646" name="Picture 38"/>
+                  <wp:cNvGraphicFramePr>
+                    <a:graphicFrameLocks xmlns:a="http://schemas.openxmlformats.org/drawingml/2006/main"/>
+                  </wp:cNvGraphicFramePr>
+                  <a:graphic xmlns:a="http://schemas.openxmlformats.org/drawingml/2006/main">
+                    <a:graphicData uri="http://schemas.openxmlformats.org/drawingml/2006/picture">
+                      <pic:pic xmlns:pic="http://schemas.openxmlformats.org/drawingml/2006/picture">
+                        <pic:nvPicPr>
+                          <pic:cNvPr id="19" name="Picture 38"/>
+                          <pic:cNvPicPr preferRelativeResize="0">
+                            <a:picLocks noChangeArrowheads="1"/>
+                          </pic:cNvPicPr>
+                        </pic:nvPicPr>
+                        <pic:blipFill>
+                          <a:blip r:embed="rId22" cstate="print">
+                            <a:extLst>
+                              <a:ext uri="{28A0092B-C50C-407E-A947-70E740481C1C}">
+                                <a14:useLocalDpi xmlns:a14="http://schemas.microsoft.com/office/drawing/2010/main" val="0"/>
+                              </a:ext>
+                            </a:extLst>
+                          </a:blip>
+                          <a:stretch>
+                            <a:fillRect/>
+                          </a:stretch>
+                        </pic:blipFill>
+                        <pic:spPr bwMode="auto">
+                          <a:xfrm>
+                            <a:off x="0" y="0"/>
+                            <a:ext cx="948055" cy="948055"/>
+                          </a:xfrm>
+                          <a:prstGeom prst="rect">
+                            <a:avLst/>
+                          </a:prstGeom>
+                          <a:solidFill>
+                            <a:srgbClr val="FFFFFF"/>
+                          </a:solidFill>
+                          <a:ln>
+                            <a:noFill/>
+                          </a:ln>
+                        </pic:spPr>
+                      </pic:pic>
+                    </a:graphicData>
+                  </a:graphic>
+                </wp:inline>
+              </w:drawing>
             </w:r>
           </w:p>
         </w:tc>
@@ -5533,13 +6627,27 @@
             <w:vAlign w:val="center"/>
           </w:tcPr>
           <w:p>
-            <w:r>
-              <w:rPr>
-                <w:rFonts w:ascii="Segoe UI" w:hAnsi="Segoe UI"/>
-                <w:color w:val="6F746A"/>
-                <w:sz w:val="16"/>
-              </w:rPr>
-              <w:t>11/15/1977</w:t>
+            <w:pPr>
+              <w:rPr>
+                <w:lang w:val="ru-RU"/>
+              </w:rPr>
+            </w:pPr>
+            <w:r>
+              <w:rPr>
+                <w:rFonts w:ascii="Segoe UI" w:hAnsi="Segoe UI"/>
+                <w:color w:val="6F746A"/>
+                <w:sz w:val="16"/>
+              </w:rPr>
+              <w:t>11/15/</w:t>
+            </w:r>
+            <w:r>
+              <w:rPr>
+                <w:rFonts w:ascii="Segoe UI" w:hAnsi="Segoe UI"/>
+                <w:color w:val="6F746A"/>
+                <w:sz w:val="16"/>
+                <w:lang w:val="ru-RU"/>
+              </w:rPr>
+              <w:t>2006</w:t>
             </w:r>
           </w:p>
         </w:tc>
@@ -5719,14 +6827,58 @@
               </w:rPr>
             </w:pPr>
             <w:r>
-              <w:pict w14:anchorId="260C44F3">
-                <v:shape id="_x0000_i1044" style="width:74.8pt;height:89.3pt" coordsize="" o:spt="100" adj="0,,0" path="" stroked="f">
-                  <v:stroke joinstyle="miter"/>
-                  <v:imagedata r:id="rId23" o:title=""/>
-                  <v:formulas/>
-                  <v:path o:connecttype="segments"/>
-                </v:shape>
-              </w:pict>
+              <w:rPr>
+                <w:noProof/>
+              </w:rPr>
+              <w:drawing>
+                <wp:inline distT="0" distB="0" distL="0" distR="0" wp14:anchorId="618936B4" wp14:editId="68047D5E">
+                  <wp:extent cx="948055" cy="948055"/>
+                  <wp:effectExtent l="0" t="0" r="4445" b="4445"/>
+                  <wp:docPr id="855855887" name="Picture 37"/>
+                  <wp:cNvGraphicFramePr>
+                    <a:graphicFrameLocks xmlns:a="http://schemas.openxmlformats.org/drawingml/2006/main"/>
+                  </wp:cNvGraphicFramePr>
+                  <a:graphic xmlns:a="http://schemas.openxmlformats.org/drawingml/2006/main">
+                    <a:graphicData uri="http://schemas.openxmlformats.org/drawingml/2006/picture">
+                      <pic:pic xmlns:pic="http://schemas.openxmlformats.org/drawingml/2006/picture">
+                        <pic:nvPicPr>
+                          <pic:cNvPr id="20" name="Picture 37"/>
+                          <pic:cNvPicPr preferRelativeResize="0">
+                            <a:picLocks noChangeArrowheads="1"/>
+                          </pic:cNvPicPr>
+                        </pic:nvPicPr>
+                        <pic:blipFill>
+                          <a:blip r:embed="rId23" cstate="print">
+                            <a:extLst>
+                              <a:ext uri="{28A0092B-C50C-407E-A947-70E740481C1C}">
+                                <a14:useLocalDpi xmlns:a14="http://schemas.microsoft.com/office/drawing/2010/main" val="0"/>
+                              </a:ext>
+                            </a:extLst>
+                          </a:blip>
+                          <a:stretch>
+                            <a:fillRect/>
+                          </a:stretch>
+                        </pic:blipFill>
+                        <pic:spPr bwMode="auto">
+                          <a:xfrm>
+                            <a:off x="0" y="0"/>
+                            <a:ext cx="948055" cy="948055"/>
+                          </a:xfrm>
+                          <a:prstGeom prst="rect">
+                            <a:avLst/>
+                          </a:prstGeom>
+                          <a:solidFill>
+                            <a:srgbClr val="FFFFFF"/>
+                          </a:solidFill>
+                          <a:ln>
+                            <a:noFill/>
+                          </a:ln>
+                        </pic:spPr>
+                      </pic:pic>
+                    </a:graphicData>
+                  </a:graphic>
+                </wp:inline>
+              </w:drawing>
             </w:r>
           </w:p>
         </w:tc>
@@ -5835,13 +6987,27 @@
             <w:vAlign w:val="center"/>
           </w:tcPr>
           <w:p>
-            <w:r>
-              <w:rPr>
-                <w:rFonts w:ascii="Segoe UI" w:hAnsi="Segoe UI"/>
-                <w:color w:val="6F746A"/>
-                <w:sz w:val="16"/>
-              </w:rPr>
-              <w:t>9/6/1948</w:t>
+            <w:pPr>
+              <w:rPr>
+                <w:lang w:val="ru-RU"/>
+              </w:rPr>
+            </w:pPr>
+            <w:r>
+              <w:rPr>
+                <w:rFonts w:ascii="Segoe UI" w:hAnsi="Segoe UI"/>
+                <w:color w:val="6F746A"/>
+                <w:sz w:val="16"/>
+              </w:rPr>
+              <w:t>9/6/</w:t>
+            </w:r>
+            <w:r>
+              <w:rPr>
+                <w:rFonts w:ascii="Segoe UI" w:hAnsi="Segoe UI"/>
+                <w:color w:val="6F746A"/>
+                <w:sz w:val="16"/>
+                <w:lang w:val="ru-RU"/>
+              </w:rPr>
+              <w:t>2007</w:t>
             </w:r>
           </w:p>
         </w:tc>
@@ -6003,14 +7169,58 @@
               </w:rPr>
             </w:pPr>
             <w:r>
-              <w:pict w14:anchorId="3FBDE922">
-                <v:shape id="_x0000_i1045" style="width:74.8pt;height:89.3pt" coordsize="" o:spt="100" adj="0,,0" path="" stroked="f">
-                  <v:stroke joinstyle="miter"/>
-                  <v:imagedata r:id="rId24" o:title=""/>
-                  <v:formulas/>
-                  <v:path o:connecttype="segments"/>
-                </v:shape>
-              </w:pict>
+              <w:rPr>
+                <w:noProof/>
+              </w:rPr>
+              <w:drawing>
+                <wp:inline distT="0" distB="0" distL="0" distR="0" wp14:anchorId="0F4A6128" wp14:editId="337E057D">
+                  <wp:extent cx="948055" cy="948055"/>
+                  <wp:effectExtent l="0" t="0" r="4445" b="4445"/>
+                  <wp:docPr id="1154162969" name="Picture 36"/>
+                  <wp:cNvGraphicFramePr>
+                    <a:graphicFrameLocks xmlns:a="http://schemas.openxmlformats.org/drawingml/2006/main"/>
+                  </wp:cNvGraphicFramePr>
+                  <a:graphic xmlns:a="http://schemas.openxmlformats.org/drawingml/2006/main">
+                    <a:graphicData uri="http://schemas.openxmlformats.org/drawingml/2006/picture">
+                      <pic:pic xmlns:pic="http://schemas.openxmlformats.org/drawingml/2006/picture">
+                        <pic:nvPicPr>
+                          <pic:cNvPr id="21" name="Picture 36"/>
+                          <pic:cNvPicPr preferRelativeResize="0">
+                            <a:picLocks noChangeArrowheads="1"/>
+                          </pic:cNvPicPr>
+                        </pic:nvPicPr>
+                        <pic:blipFill>
+                          <a:blip r:embed="rId24" cstate="print">
+                            <a:extLst>
+                              <a:ext uri="{28A0092B-C50C-407E-A947-70E740481C1C}">
+                                <a14:useLocalDpi xmlns:a14="http://schemas.microsoft.com/office/drawing/2010/main" val="0"/>
+                              </a:ext>
+                            </a:extLst>
+                          </a:blip>
+                          <a:stretch>
+                            <a:fillRect/>
+                          </a:stretch>
+                        </pic:blipFill>
+                        <pic:spPr bwMode="auto">
+                          <a:xfrm>
+                            <a:off x="0" y="0"/>
+                            <a:ext cx="948055" cy="948055"/>
+                          </a:xfrm>
+                          <a:prstGeom prst="rect">
+                            <a:avLst/>
+                          </a:prstGeom>
+                          <a:solidFill>
+                            <a:srgbClr val="FFFFFF"/>
+                          </a:solidFill>
+                          <a:ln>
+                            <a:noFill/>
+                          </a:ln>
+                        </pic:spPr>
+                      </pic:pic>
+                    </a:graphicData>
+                  </a:graphic>
+                </wp:inline>
+              </w:drawing>
             </w:r>
           </w:p>
         </w:tc>
@@ -6119,13 +7329,27 @@
             <w:vAlign w:val="center"/>
           </w:tcPr>
           <w:p>
-            <w:r>
-              <w:rPr>
-                <w:rFonts w:ascii="Segoe UI" w:hAnsi="Segoe UI"/>
-                <w:color w:val="6F746A"/>
-                <w:sz w:val="16"/>
-              </w:rPr>
-              <w:t>3/18/1971</w:t>
+            <w:pPr>
+              <w:rPr>
+                <w:lang w:val="ru-RU"/>
+              </w:rPr>
+            </w:pPr>
+            <w:r>
+              <w:rPr>
+                <w:rFonts w:ascii="Segoe UI" w:hAnsi="Segoe UI"/>
+                <w:color w:val="6F746A"/>
+                <w:sz w:val="16"/>
+              </w:rPr>
+              <w:t>3/18/</w:t>
+            </w:r>
+            <w:r>
+              <w:rPr>
+                <w:rFonts w:ascii="Segoe UI" w:hAnsi="Segoe UI"/>
+                <w:color w:val="6F746A"/>
+                <w:sz w:val="16"/>
+                <w:lang w:val="ru-RU"/>
+              </w:rPr>
+              <w:t>2001</w:t>
             </w:r>
           </w:p>
         </w:tc>
@@ -6287,14 +7511,58 @@
               </w:rPr>
             </w:pPr>
             <w:r>
-              <w:pict w14:anchorId="73A5826F">
-                <v:shape id="_x0000_i1046" style="width:74.8pt;height:89.3pt" coordsize="" o:spt="100" adj="0,,0" path="" stroked="f">
-                  <v:stroke joinstyle="miter"/>
-                  <v:imagedata r:id="rId25" o:title=""/>
-                  <v:formulas/>
-                  <v:path o:connecttype="segments"/>
-                </v:shape>
-              </w:pict>
+              <w:rPr>
+                <w:noProof/>
+              </w:rPr>
+              <w:drawing>
+                <wp:inline distT="0" distB="0" distL="0" distR="0" wp14:anchorId="04A54A9B" wp14:editId="542BC6A4">
+                  <wp:extent cx="948055" cy="948055"/>
+                  <wp:effectExtent l="0" t="0" r="4445" b="4445"/>
+                  <wp:docPr id="1053131582" name="Picture 35"/>
+                  <wp:cNvGraphicFramePr>
+                    <a:graphicFrameLocks xmlns:a="http://schemas.openxmlformats.org/drawingml/2006/main"/>
+                  </wp:cNvGraphicFramePr>
+                  <a:graphic xmlns:a="http://schemas.openxmlformats.org/drawingml/2006/main">
+                    <a:graphicData uri="http://schemas.openxmlformats.org/drawingml/2006/picture">
+                      <pic:pic xmlns:pic="http://schemas.openxmlformats.org/drawingml/2006/picture">
+                        <pic:nvPicPr>
+                          <pic:cNvPr id="22" name="Picture 35"/>
+                          <pic:cNvPicPr preferRelativeResize="0">
+                            <a:picLocks noChangeArrowheads="1"/>
+                          </pic:cNvPicPr>
+                        </pic:nvPicPr>
+                        <pic:blipFill>
+                          <a:blip r:embed="rId25" cstate="print">
+                            <a:extLst>
+                              <a:ext uri="{28A0092B-C50C-407E-A947-70E740481C1C}">
+                                <a14:useLocalDpi xmlns:a14="http://schemas.microsoft.com/office/drawing/2010/main" val="0"/>
+                              </a:ext>
+                            </a:extLst>
+                          </a:blip>
+                          <a:stretch>
+                            <a:fillRect/>
+                          </a:stretch>
+                        </pic:blipFill>
+                        <pic:spPr bwMode="auto">
+                          <a:xfrm>
+                            <a:off x="0" y="0"/>
+                            <a:ext cx="948055" cy="948055"/>
+                          </a:xfrm>
+                          <a:prstGeom prst="rect">
+                            <a:avLst/>
+                          </a:prstGeom>
+                          <a:solidFill>
+                            <a:srgbClr val="FFFFFF"/>
+                          </a:solidFill>
+                          <a:ln>
+                            <a:noFill/>
+                          </a:ln>
+                        </pic:spPr>
+                      </pic:pic>
+                    </a:graphicData>
+                  </a:graphic>
+                </wp:inline>
+              </w:drawing>
             </w:r>
           </w:p>
         </w:tc>
@@ -6403,13 +7671,27 @@
             <w:vAlign w:val="center"/>
           </w:tcPr>
           <w:p>
-            <w:r>
-              <w:rPr>
-                <w:rFonts w:ascii="Segoe UI" w:hAnsi="Segoe UI"/>
-                <w:color w:val="6F746A"/>
-                <w:sz w:val="16"/>
-              </w:rPr>
-              <w:t>10/8/1974</w:t>
+            <w:pPr>
+              <w:rPr>
+                <w:lang w:val="ru-RU"/>
+              </w:rPr>
+            </w:pPr>
+            <w:r>
+              <w:rPr>
+                <w:rFonts w:ascii="Segoe UI" w:hAnsi="Segoe UI"/>
+                <w:color w:val="6F746A"/>
+                <w:sz w:val="16"/>
+              </w:rPr>
+              <w:t>10/8/19</w:t>
+            </w:r>
+            <w:r>
+              <w:rPr>
+                <w:rFonts w:ascii="Segoe UI" w:hAnsi="Segoe UI"/>
+                <w:color w:val="6F746A"/>
+                <w:sz w:val="16"/>
+                <w:lang w:val="ru-RU"/>
+              </w:rPr>
+              <w:t>99</w:t>
             </w:r>
           </w:p>
         </w:tc>
@@ -6571,14 +7853,58 @@
               </w:rPr>
             </w:pPr>
             <w:r>
-              <w:pict w14:anchorId="53D5DBB5">
-                <v:shape id="_x0000_i1047" style="width:74.8pt;height:89.3pt" coordsize="" o:spt="100" adj="0,,0" path="" stroked="f">
-                  <v:stroke joinstyle="miter"/>
-                  <v:imagedata r:id="rId26" o:title=""/>
-                  <v:formulas/>
-                  <v:path o:connecttype="segments"/>
-                </v:shape>
-              </w:pict>
+              <w:rPr>
+                <w:noProof/>
+              </w:rPr>
+              <w:drawing>
+                <wp:inline distT="0" distB="0" distL="0" distR="0" wp14:anchorId="2E707378" wp14:editId="2B0AA008">
+                  <wp:extent cx="948055" cy="948055"/>
+                  <wp:effectExtent l="0" t="0" r="4445" b="4445"/>
+                  <wp:docPr id="953333095" name="Picture 34"/>
+                  <wp:cNvGraphicFramePr>
+                    <a:graphicFrameLocks xmlns:a="http://schemas.openxmlformats.org/drawingml/2006/main"/>
+                  </wp:cNvGraphicFramePr>
+                  <a:graphic xmlns:a="http://schemas.openxmlformats.org/drawingml/2006/main">
+                    <a:graphicData uri="http://schemas.openxmlformats.org/drawingml/2006/picture">
+                      <pic:pic xmlns:pic="http://schemas.openxmlformats.org/drawingml/2006/picture">
+                        <pic:nvPicPr>
+                          <pic:cNvPr id="23" name="Picture 34"/>
+                          <pic:cNvPicPr preferRelativeResize="0">
+                            <a:picLocks noChangeArrowheads="1"/>
+                          </pic:cNvPicPr>
+                        </pic:nvPicPr>
+                        <pic:blipFill>
+                          <a:blip r:embed="rId26" cstate="print">
+                            <a:extLst>
+                              <a:ext uri="{28A0092B-C50C-407E-A947-70E740481C1C}">
+                                <a14:useLocalDpi xmlns:a14="http://schemas.microsoft.com/office/drawing/2010/main" val="0"/>
+                              </a:ext>
+                            </a:extLst>
+                          </a:blip>
+                          <a:stretch>
+                            <a:fillRect/>
+                          </a:stretch>
+                        </pic:blipFill>
+                        <pic:spPr bwMode="auto">
+                          <a:xfrm>
+                            <a:off x="0" y="0"/>
+                            <a:ext cx="948055" cy="948055"/>
+                          </a:xfrm>
+                          <a:prstGeom prst="rect">
+                            <a:avLst/>
+                          </a:prstGeom>
+                          <a:solidFill>
+                            <a:srgbClr val="FFFFFF"/>
+                          </a:solidFill>
+                          <a:ln>
+                            <a:noFill/>
+                          </a:ln>
+                        </pic:spPr>
+                      </pic:pic>
+                    </a:graphicData>
+                  </a:graphic>
+                </wp:inline>
+              </w:drawing>
             </w:r>
           </w:p>
         </w:tc>
@@ -6687,13 +8013,27 @@
             <w:vAlign w:val="center"/>
           </w:tcPr>
           <w:p>
-            <w:r>
-              <w:rPr>
-                <w:rFonts w:ascii="Segoe UI" w:hAnsi="Segoe UI"/>
-                <w:color w:val="6F746A"/>
-                <w:sz w:val="16"/>
-              </w:rPr>
-              <w:t>2/25/1987</w:t>
+            <w:pPr>
+              <w:rPr>
+                <w:lang w:val="ru-RU"/>
+              </w:rPr>
+            </w:pPr>
+            <w:r>
+              <w:rPr>
+                <w:rFonts w:ascii="Segoe UI" w:hAnsi="Segoe UI"/>
+                <w:color w:val="6F746A"/>
+                <w:sz w:val="16"/>
+              </w:rPr>
+              <w:t>2/25/</w:t>
+            </w:r>
+            <w:r>
+              <w:rPr>
+                <w:rFonts w:ascii="Segoe UI" w:hAnsi="Segoe UI"/>
+                <w:color w:val="6F746A"/>
+                <w:sz w:val="16"/>
+                <w:lang w:val="ru-RU"/>
+              </w:rPr>
+              <w:t>2001</w:t>
             </w:r>
           </w:p>
         </w:tc>
@@ -6891,14 +8231,58 @@
               </w:rPr>
             </w:pPr>
             <w:r>
-              <w:pict w14:anchorId="4E5A8F43">
-                <v:shape id="_x0000_i1048" style="width:74.8pt;height:89.3pt" coordsize="" o:spt="100" adj="0,,0" path="" stroked="f">
-                  <v:stroke joinstyle="miter"/>
-                  <v:imagedata r:id="rId27" o:title=""/>
-                  <v:formulas/>
-                  <v:path o:connecttype="segments"/>
-                </v:shape>
-              </w:pict>
+              <w:rPr>
+                <w:noProof/>
+              </w:rPr>
+              <w:drawing>
+                <wp:inline distT="0" distB="0" distL="0" distR="0" wp14:anchorId="51AA19CA" wp14:editId="05AC2DC8">
+                  <wp:extent cx="948055" cy="940219"/>
+                  <wp:effectExtent l="0" t="0" r="4445" b="0"/>
+                  <wp:docPr id="116307072" name="Picture 33"/>
+                  <wp:cNvGraphicFramePr>
+                    <a:graphicFrameLocks xmlns:a="http://schemas.openxmlformats.org/drawingml/2006/main"/>
+                  </wp:cNvGraphicFramePr>
+                  <a:graphic xmlns:a="http://schemas.openxmlformats.org/drawingml/2006/main">
+                    <a:graphicData uri="http://schemas.openxmlformats.org/drawingml/2006/picture">
+                      <pic:pic xmlns:pic="http://schemas.openxmlformats.org/drawingml/2006/picture">
+                        <pic:nvPicPr>
+                          <pic:cNvPr id="24" name="Picture 33"/>
+                          <pic:cNvPicPr preferRelativeResize="0">
+                            <a:picLocks noChangeArrowheads="1"/>
+                          </pic:cNvPicPr>
+                        </pic:nvPicPr>
+                        <pic:blipFill>
+                          <a:blip r:embed="rId27" cstate="print">
+                            <a:extLst>
+                              <a:ext uri="{28A0092B-C50C-407E-A947-70E740481C1C}">
+                                <a14:useLocalDpi xmlns:a14="http://schemas.microsoft.com/office/drawing/2010/main" val="0"/>
+                              </a:ext>
+                            </a:extLst>
+                          </a:blip>
+                          <a:stretch>
+                            <a:fillRect/>
+                          </a:stretch>
+                        </pic:blipFill>
+                        <pic:spPr bwMode="auto">
+                          <a:xfrm>
+                            <a:off x="0" y="0"/>
+                            <a:ext cx="948055" cy="940219"/>
+                          </a:xfrm>
+                          <a:prstGeom prst="rect">
+                            <a:avLst/>
+                          </a:prstGeom>
+                          <a:solidFill>
+                            <a:srgbClr val="FFFFFF"/>
+                          </a:solidFill>
+                          <a:ln>
+                            <a:noFill/>
+                          </a:ln>
+                        </pic:spPr>
+                      </pic:pic>
+                    </a:graphicData>
+                  </a:graphic>
+                </wp:inline>
+              </w:drawing>
             </w:r>
           </w:p>
         </w:tc>
@@ -7007,13 +8391,27 @@
             <w:vAlign w:val="center"/>
           </w:tcPr>
           <w:p>
-            <w:r>
-              <w:rPr>
-                <w:rFonts w:ascii="Segoe UI" w:hAnsi="Segoe UI"/>
-                <w:color w:val="6F746A"/>
-                <w:sz w:val="16"/>
-              </w:rPr>
-              <w:t>4/16/1985</w:t>
+            <w:pPr>
+              <w:rPr>
+                <w:lang w:val="ru-RU"/>
+              </w:rPr>
+            </w:pPr>
+            <w:r>
+              <w:rPr>
+                <w:rFonts w:ascii="Segoe UI" w:hAnsi="Segoe UI"/>
+                <w:color w:val="6F746A"/>
+                <w:sz w:val="16"/>
+              </w:rPr>
+              <w:t>4/16/</w:t>
+            </w:r>
+            <w:r>
+              <w:rPr>
+                <w:rFonts w:ascii="Segoe UI" w:hAnsi="Segoe UI"/>
+                <w:color w:val="6F746A"/>
+                <w:sz w:val="16"/>
+                <w:lang w:val="ru-RU"/>
+              </w:rPr>
+              <w:t>2002</w:t>
             </w:r>
           </w:p>
         </w:tc>
@@ -7175,14 +8573,58 @@
               </w:rPr>
             </w:pPr>
             <w:r>
-              <w:pict w14:anchorId="0336D562">
-                <v:shape id="_x0000_i1049" style="width:74.8pt;height:89.3pt" coordsize="" o:spt="100" adj="0,,0" path="" stroked="f">
-                  <v:stroke joinstyle="miter"/>
-                  <v:imagedata r:id="rId28" o:title=""/>
-                  <v:formulas/>
-                  <v:path o:connecttype="segments"/>
-                </v:shape>
-              </w:pict>
+              <w:rPr>
+                <w:noProof/>
+              </w:rPr>
+              <w:drawing>
+                <wp:inline distT="0" distB="0" distL="0" distR="0" wp14:anchorId="39650B80" wp14:editId="74771007">
+                  <wp:extent cx="948055" cy="936350"/>
+                  <wp:effectExtent l="0" t="0" r="4445" b="0"/>
+                  <wp:docPr id="732614006" name="Picture 32"/>
+                  <wp:cNvGraphicFramePr>
+                    <a:graphicFrameLocks xmlns:a="http://schemas.openxmlformats.org/drawingml/2006/main"/>
+                  </wp:cNvGraphicFramePr>
+                  <a:graphic xmlns:a="http://schemas.openxmlformats.org/drawingml/2006/main">
+                    <a:graphicData uri="http://schemas.openxmlformats.org/drawingml/2006/picture">
+                      <pic:pic xmlns:pic="http://schemas.openxmlformats.org/drawingml/2006/picture">
+                        <pic:nvPicPr>
+                          <pic:cNvPr id="25" name="Picture 32"/>
+                          <pic:cNvPicPr preferRelativeResize="0">
+                            <a:picLocks noChangeArrowheads="1"/>
+                          </pic:cNvPicPr>
+                        </pic:nvPicPr>
+                        <pic:blipFill>
+                          <a:blip r:embed="rId28" cstate="print">
+                            <a:extLst>
+                              <a:ext uri="{28A0092B-C50C-407E-A947-70E740481C1C}">
+                                <a14:useLocalDpi xmlns:a14="http://schemas.microsoft.com/office/drawing/2010/main" val="0"/>
+                              </a:ext>
+                            </a:extLst>
+                          </a:blip>
+                          <a:stretch>
+                            <a:fillRect/>
+                          </a:stretch>
+                        </pic:blipFill>
+                        <pic:spPr bwMode="auto">
+                          <a:xfrm>
+                            <a:off x="0" y="0"/>
+                            <a:ext cx="948055" cy="936350"/>
+                          </a:xfrm>
+                          <a:prstGeom prst="rect">
+                            <a:avLst/>
+                          </a:prstGeom>
+                          <a:solidFill>
+                            <a:srgbClr val="FFFFFF"/>
+                          </a:solidFill>
+                          <a:ln>
+                            <a:noFill/>
+                          </a:ln>
+                        </pic:spPr>
+                      </pic:pic>
+                    </a:graphicData>
+                  </a:graphic>
+                </wp:inline>
+              </w:drawing>
             </w:r>
           </w:p>
         </w:tc>
@@ -7302,13 +8744,27 @@
             <w:vAlign w:val="center"/>
           </w:tcPr>
           <w:p>
-            <w:r>
-              <w:rPr>
-                <w:rFonts w:ascii="Segoe UI" w:hAnsi="Segoe UI"/>
-                <w:color w:val="6F746A"/>
-                <w:sz w:val="16"/>
-              </w:rPr>
-              <w:t>2/10/1962</w:t>
+            <w:pPr>
+              <w:rPr>
+                <w:lang w:val="ru-RU"/>
+              </w:rPr>
+            </w:pPr>
+            <w:r>
+              <w:rPr>
+                <w:rFonts w:ascii="Segoe UI" w:hAnsi="Segoe UI"/>
+                <w:color w:val="6F746A"/>
+                <w:sz w:val="16"/>
+              </w:rPr>
+              <w:t>2/10/19</w:t>
+            </w:r>
+            <w:r>
+              <w:rPr>
+                <w:rFonts w:ascii="Segoe UI" w:hAnsi="Segoe UI"/>
+                <w:color w:val="6F746A"/>
+                <w:sz w:val="16"/>
+                <w:lang w:val="ru-RU"/>
+              </w:rPr>
+              <w:t>89</w:t>
             </w:r>
           </w:p>
         </w:tc>
@@ -7488,14 +8944,58 @@
               </w:rPr>
             </w:pPr>
             <w:r>
-              <w:pict w14:anchorId="69A4D47C">
-                <v:shape id="_x0000_i1050" style="width:74.8pt;height:89.3pt" coordsize="" o:spt="100" adj="0,,0" path="" stroked="f">
-                  <v:stroke joinstyle="miter"/>
-                  <v:imagedata r:id="rId29" o:title=""/>
-                  <v:formulas/>
-                  <v:path o:connecttype="segments"/>
-                </v:shape>
-              </w:pict>
+              <w:rPr>
+                <w:noProof/>
+              </w:rPr>
+              <w:drawing>
+                <wp:inline distT="0" distB="0" distL="0" distR="0" wp14:anchorId="16AED747" wp14:editId="4C8586A6">
+                  <wp:extent cx="948055" cy="948055"/>
+                  <wp:effectExtent l="0" t="0" r="4445" b="4445"/>
+                  <wp:docPr id="1507665669" name="Picture 31"/>
+                  <wp:cNvGraphicFramePr>
+                    <a:graphicFrameLocks xmlns:a="http://schemas.openxmlformats.org/drawingml/2006/main"/>
+                  </wp:cNvGraphicFramePr>
+                  <a:graphic xmlns:a="http://schemas.openxmlformats.org/drawingml/2006/main">
+                    <a:graphicData uri="http://schemas.openxmlformats.org/drawingml/2006/picture">
+                      <pic:pic xmlns:pic="http://schemas.openxmlformats.org/drawingml/2006/picture">
+                        <pic:nvPicPr>
+                          <pic:cNvPr id="26" name="Picture 31"/>
+                          <pic:cNvPicPr preferRelativeResize="0">
+                            <a:picLocks noChangeArrowheads="1"/>
+                          </pic:cNvPicPr>
+                        </pic:nvPicPr>
+                        <pic:blipFill>
+                          <a:blip r:embed="rId29" cstate="print">
+                            <a:extLst>
+                              <a:ext uri="{28A0092B-C50C-407E-A947-70E740481C1C}">
+                                <a14:useLocalDpi xmlns:a14="http://schemas.microsoft.com/office/drawing/2010/main" val="0"/>
+                              </a:ext>
+                            </a:extLst>
+                          </a:blip>
+                          <a:stretch>
+                            <a:fillRect/>
+                          </a:stretch>
+                        </pic:blipFill>
+                        <pic:spPr bwMode="auto">
+                          <a:xfrm>
+                            <a:off x="0" y="0"/>
+                            <a:ext cx="948055" cy="948055"/>
+                          </a:xfrm>
+                          <a:prstGeom prst="rect">
+                            <a:avLst/>
+                          </a:prstGeom>
+                          <a:solidFill>
+                            <a:srgbClr val="FFFFFF"/>
+                          </a:solidFill>
+                          <a:ln>
+                            <a:noFill/>
+                          </a:ln>
+                        </pic:spPr>
+                      </pic:pic>
+                    </a:graphicData>
+                  </a:graphic>
+                </wp:inline>
+              </w:drawing>
             </w:r>
           </w:p>
         </w:tc>
@@ -7604,13 +9104,27 @@
             <w:vAlign w:val="center"/>
           </w:tcPr>
           <w:p>
-            <w:r>
-              <w:rPr>
-                <w:rFonts w:ascii="Segoe UI" w:hAnsi="Segoe UI"/>
-                <w:color w:val="6F746A"/>
-                <w:sz w:val="16"/>
-              </w:rPr>
-              <w:t>6/12/1976</w:t>
+            <w:pPr>
+              <w:rPr>
+                <w:lang w:val="ru-RU"/>
+              </w:rPr>
+            </w:pPr>
+            <w:r>
+              <w:rPr>
+                <w:rFonts w:ascii="Segoe UI" w:hAnsi="Segoe UI"/>
+                <w:color w:val="6F746A"/>
+                <w:sz w:val="16"/>
+              </w:rPr>
+              <w:t>6/12/19</w:t>
+            </w:r>
+            <w:r>
+              <w:rPr>
+                <w:rFonts w:ascii="Segoe UI" w:hAnsi="Segoe UI"/>
+                <w:color w:val="6F746A"/>
+                <w:sz w:val="16"/>
+                <w:lang w:val="ru-RU"/>
+              </w:rPr>
+              <w:t>88</w:t>
             </w:r>
           </w:p>
         </w:tc>
@@ -7772,14 +9286,58 @@
               </w:rPr>
             </w:pPr>
             <w:r>
-              <w:pict w14:anchorId="7378889D">
-                <v:shape id="_x0000_i1051" style="width:74.8pt;height:89.3pt" coordsize="" o:spt="100" adj="0,,0" path="" stroked="f">
-                  <v:stroke joinstyle="miter"/>
-                  <v:imagedata r:id="rId30" o:title=""/>
-                  <v:formulas/>
-                  <v:path o:connecttype="segments"/>
-                </v:shape>
-              </w:pict>
+              <w:rPr>
+                <w:noProof/>
+              </w:rPr>
+              <w:drawing>
+                <wp:inline distT="0" distB="0" distL="0" distR="0" wp14:anchorId="398B6F90" wp14:editId="3543B850">
+                  <wp:extent cx="948055" cy="948055"/>
+                  <wp:effectExtent l="0" t="0" r="4445" b="4445"/>
+                  <wp:docPr id="157802508" name="Picture 30"/>
+                  <wp:cNvGraphicFramePr>
+                    <a:graphicFrameLocks xmlns:a="http://schemas.openxmlformats.org/drawingml/2006/main"/>
+                  </wp:cNvGraphicFramePr>
+                  <a:graphic xmlns:a="http://schemas.openxmlformats.org/drawingml/2006/main">
+                    <a:graphicData uri="http://schemas.openxmlformats.org/drawingml/2006/picture">
+                      <pic:pic xmlns:pic="http://schemas.openxmlformats.org/drawingml/2006/picture">
+                        <pic:nvPicPr>
+                          <pic:cNvPr id="27" name="Picture 30"/>
+                          <pic:cNvPicPr preferRelativeResize="0">
+                            <a:picLocks noChangeArrowheads="1"/>
+                          </pic:cNvPicPr>
+                        </pic:nvPicPr>
+                        <pic:blipFill>
+                          <a:blip r:embed="rId30" cstate="print">
+                            <a:extLst>
+                              <a:ext uri="{28A0092B-C50C-407E-A947-70E740481C1C}">
+                                <a14:useLocalDpi xmlns:a14="http://schemas.microsoft.com/office/drawing/2010/main" val="0"/>
+                              </a:ext>
+                            </a:extLst>
+                          </a:blip>
+                          <a:stretch>
+                            <a:fillRect/>
+                          </a:stretch>
+                        </pic:blipFill>
+                        <pic:spPr bwMode="auto">
+                          <a:xfrm>
+                            <a:off x="0" y="0"/>
+                            <a:ext cx="948055" cy="948055"/>
+                          </a:xfrm>
+                          <a:prstGeom prst="rect">
+                            <a:avLst/>
+                          </a:prstGeom>
+                          <a:solidFill>
+                            <a:srgbClr val="FFFFFF"/>
+                          </a:solidFill>
+                          <a:ln>
+                            <a:noFill/>
+                          </a:ln>
+                        </pic:spPr>
+                      </pic:pic>
+                    </a:graphicData>
+                  </a:graphic>
+                </wp:inline>
+              </w:drawing>
             </w:r>
           </w:p>
         </w:tc>
@@ -7888,13 +9446,27 @@
             <w:vAlign w:val="center"/>
           </w:tcPr>
           <w:p>
-            <w:r>
-              <w:rPr>
-                <w:rFonts w:ascii="Segoe UI" w:hAnsi="Segoe UI"/>
-                <w:color w:val="6F746A"/>
-                <w:sz w:val="16"/>
-              </w:rPr>
-              <w:t>11/6/1980</w:t>
+            <w:pPr>
+              <w:rPr>
+                <w:lang w:val="ru-RU"/>
+              </w:rPr>
+            </w:pPr>
+            <w:r>
+              <w:rPr>
+                <w:rFonts w:ascii="Segoe UI" w:hAnsi="Segoe UI"/>
+                <w:color w:val="6F746A"/>
+                <w:sz w:val="16"/>
+              </w:rPr>
+              <w:t>11/6/</w:t>
+            </w:r>
+            <w:r>
+              <w:rPr>
+                <w:rFonts w:ascii="Segoe UI" w:hAnsi="Segoe UI"/>
+                <w:color w:val="6F746A"/>
+                <w:sz w:val="16"/>
+                <w:lang w:val="ru-RU"/>
+              </w:rPr>
+              <w:t>2002</w:t>
             </w:r>
           </w:p>
         </w:tc>
@@ -8056,14 +9628,58 @@
               </w:rPr>
             </w:pPr>
             <w:r>
-              <w:pict w14:anchorId="01CBC4C6">
-                <v:shape id="_x0000_i1052" style="width:74.8pt;height:89.3pt" coordsize="" o:spt="100" adj="0,,0" path="" stroked="f">
-                  <v:stroke joinstyle="miter"/>
-                  <v:imagedata r:id="rId31" o:title=""/>
-                  <v:formulas/>
-                  <v:path o:connecttype="segments"/>
-                </v:shape>
-              </w:pict>
+              <w:rPr>
+                <w:noProof/>
+              </w:rPr>
+              <w:drawing>
+                <wp:inline distT="0" distB="0" distL="0" distR="0" wp14:anchorId="0202961B" wp14:editId="38453066">
+                  <wp:extent cx="948055" cy="946083"/>
+                  <wp:effectExtent l="0" t="0" r="4445" b="6985"/>
+                  <wp:docPr id="1865433116" name="Picture 29"/>
+                  <wp:cNvGraphicFramePr>
+                    <a:graphicFrameLocks xmlns:a="http://schemas.openxmlformats.org/drawingml/2006/main"/>
+                  </wp:cNvGraphicFramePr>
+                  <a:graphic xmlns:a="http://schemas.openxmlformats.org/drawingml/2006/main">
+                    <a:graphicData uri="http://schemas.openxmlformats.org/drawingml/2006/picture">
+                      <pic:pic xmlns:pic="http://schemas.openxmlformats.org/drawingml/2006/picture">
+                        <pic:nvPicPr>
+                          <pic:cNvPr id="28" name="Picture 29"/>
+                          <pic:cNvPicPr preferRelativeResize="0">
+                            <a:picLocks noChangeArrowheads="1"/>
+                          </pic:cNvPicPr>
+                        </pic:nvPicPr>
+                        <pic:blipFill>
+                          <a:blip r:embed="rId31" cstate="print">
+                            <a:extLst>
+                              <a:ext uri="{28A0092B-C50C-407E-A947-70E740481C1C}">
+                                <a14:useLocalDpi xmlns:a14="http://schemas.microsoft.com/office/drawing/2010/main" val="0"/>
+                              </a:ext>
+                            </a:extLst>
+                          </a:blip>
+                          <a:stretch>
+                            <a:fillRect/>
+                          </a:stretch>
+                        </pic:blipFill>
+                        <pic:spPr bwMode="auto">
+                          <a:xfrm>
+                            <a:off x="0" y="0"/>
+                            <a:ext cx="948055" cy="946083"/>
+                          </a:xfrm>
+                          <a:prstGeom prst="rect">
+                            <a:avLst/>
+                          </a:prstGeom>
+                          <a:solidFill>
+                            <a:srgbClr val="FFFFFF"/>
+                          </a:solidFill>
+                          <a:ln>
+                            <a:noFill/>
+                          </a:ln>
+                        </pic:spPr>
+                      </pic:pic>
+                    </a:graphicData>
+                  </a:graphic>
+                </wp:inline>
+              </w:drawing>
             </w:r>
           </w:p>
         </w:tc>
@@ -8172,13 +9788,27 @@
             <w:vAlign w:val="center"/>
           </w:tcPr>
           <w:p>
-            <w:r>
-              <w:rPr>
-                <w:rFonts w:ascii="Segoe UI" w:hAnsi="Segoe UI"/>
-                <w:color w:val="6F746A"/>
-                <w:sz w:val="16"/>
-              </w:rPr>
-              <w:t>8/5/1987</w:t>
+            <w:pPr>
+              <w:rPr>
+                <w:lang w:val="ru-RU"/>
+              </w:rPr>
+            </w:pPr>
+            <w:r>
+              <w:rPr>
+                <w:rFonts w:ascii="Segoe UI" w:hAnsi="Segoe UI"/>
+                <w:color w:val="6F746A"/>
+                <w:sz w:val="16"/>
+              </w:rPr>
+              <w:t>8/5/</w:t>
+            </w:r>
+            <w:r>
+              <w:rPr>
+                <w:rFonts w:ascii="Segoe UI" w:hAnsi="Segoe UI"/>
+                <w:color w:val="6F746A"/>
+                <w:sz w:val="16"/>
+                <w:lang w:val="ru-RU"/>
+              </w:rPr>
+              <w:t>2001</w:t>
             </w:r>
           </w:p>
         </w:tc>
@@ -8340,14 +9970,58 @@
               </w:rPr>
             </w:pPr>
             <w:r>
-              <w:pict w14:anchorId="01488938">
-                <v:shape id="_x0000_i1053" style="width:74.8pt;height:89.3pt" coordsize="" o:spt="100" adj="0,,0" path="" stroked="f">
-                  <v:stroke joinstyle="miter"/>
-                  <v:imagedata r:id="rId32" o:title=""/>
-                  <v:formulas/>
-                  <v:path o:connecttype="segments"/>
-                </v:shape>
-              </w:pict>
+              <w:rPr>
+                <w:noProof/>
+              </w:rPr>
+              <w:drawing>
+                <wp:inline distT="0" distB="0" distL="0" distR="0" wp14:anchorId="515E8170" wp14:editId="31988200">
+                  <wp:extent cx="948055" cy="948055"/>
+                  <wp:effectExtent l="0" t="0" r="4445" b="4445"/>
+                  <wp:docPr id="17929918" name="Picture 28"/>
+                  <wp:cNvGraphicFramePr>
+                    <a:graphicFrameLocks xmlns:a="http://schemas.openxmlformats.org/drawingml/2006/main"/>
+                  </wp:cNvGraphicFramePr>
+                  <a:graphic xmlns:a="http://schemas.openxmlformats.org/drawingml/2006/main">
+                    <a:graphicData uri="http://schemas.openxmlformats.org/drawingml/2006/picture">
+                      <pic:pic xmlns:pic="http://schemas.openxmlformats.org/drawingml/2006/picture">
+                        <pic:nvPicPr>
+                          <pic:cNvPr id="30" name="Picture 28"/>
+                          <pic:cNvPicPr preferRelativeResize="0">
+                            <a:picLocks noChangeArrowheads="1"/>
+                          </pic:cNvPicPr>
+                        </pic:nvPicPr>
+                        <pic:blipFill>
+                          <a:blip r:embed="rId32" cstate="print">
+                            <a:extLst>
+                              <a:ext uri="{28A0092B-C50C-407E-A947-70E740481C1C}">
+                                <a14:useLocalDpi xmlns:a14="http://schemas.microsoft.com/office/drawing/2010/main" val="0"/>
+                              </a:ext>
+                            </a:extLst>
+                          </a:blip>
+                          <a:stretch>
+                            <a:fillRect/>
+                          </a:stretch>
+                        </pic:blipFill>
+                        <pic:spPr bwMode="auto">
+                          <a:xfrm>
+                            <a:off x="0" y="0"/>
+                            <a:ext cx="948055" cy="948055"/>
+                          </a:xfrm>
+                          <a:prstGeom prst="rect">
+                            <a:avLst/>
+                          </a:prstGeom>
+                          <a:solidFill>
+                            <a:srgbClr val="FFFFFF"/>
+                          </a:solidFill>
+                          <a:ln>
+                            <a:noFill/>
+                          </a:ln>
+                        </pic:spPr>
+                      </pic:pic>
+                    </a:graphicData>
+                  </a:graphic>
+                </wp:inline>
+              </w:drawing>
             </w:r>
           </w:p>
         </w:tc>
@@ -8362,7 +10036,6 @@
             <w:vAlign w:val="center"/>
           </w:tcPr>
           <w:p>
-            <w:proofErr w:type="spellStart"/>
             <w:r>
               <w:rPr>
                 <w:rFonts w:ascii="Segoe UI" w:hAnsi="Segoe UI"/>
@@ -8370,9 +10043,23 @@
                 <w:color w:val="343B31"/>
                 <w:sz w:val="16"/>
               </w:rPr>
-              <w:t>Mccallum</w:t>
-            </w:r>
-            <w:proofErr w:type="spellEnd"/>
+              <w:t>Peterson Anthony</w:t>
+            </w:r>
+          </w:p>
+        </w:tc>
+        <w:tc>
+          <w:tcPr>
+            <w:tcW w:w="2748" w:type="dxa"/>
+            <w:gridSpan w:val="2"/>
+            <w:tcBorders>
+              <w:left w:val="single" w:sz="6" w:space="0" w:color="FFFFFF"/>
+              <w:bottom w:val="single" w:sz="6" w:space="0" w:color="FFFFFF"/>
+              <w:right w:val="single" w:sz="6" w:space="0" w:color="FFFFFF"/>
+            </w:tcBorders>
+            <w:shd w:val="clear" w:color="auto" w:fill="C4DCB6"/>
+            <w:vAlign w:val="center"/>
+          </w:tcPr>
+          <w:p>
             <w:r>
               <w:rPr>
                 <w:rFonts w:ascii="Segoe UI" w:hAnsi="Segoe UI"/>
@@ -8380,7 +10067,139 @@
                 <w:color w:val="343B31"/>
                 <w:sz w:val="16"/>
               </w:rPr>
-              <w:t xml:space="preserve"> Angela C</w:t>
+              <w:t>Intermediate</w:t>
+            </w:r>
+          </w:p>
+        </w:tc>
+        <w:tc>
+          <w:tcPr>
+            <w:tcW w:w="1500" w:type="dxa"/>
+            <w:vMerge w:val="restart"/>
+            <w:tcBorders>
+              <w:bottom w:val="single" w:sz="6" w:space="0" w:color="FFFFFF"/>
+              <w:right w:val="single" w:sz="6" w:space="0" w:color="FFFFFF"/>
+            </w:tcBorders>
+            <w:shd w:val="clear" w:color="auto" w:fill="BCD6C9"/>
+            <w:vAlign w:val="center"/>
+          </w:tcPr>
+          <w:p>
+            <w:pPr>
+              <w:jc w:val="center"/>
+              <w:rPr>
+                <w:rFonts w:ascii="Segoe UI" w:hAnsi="Segoe UI"/>
+                <w:color w:val="505C57"/>
+                <w:sz w:val="56"/>
+              </w:rPr>
+            </w:pPr>
+            <w:r>
+              <w:rPr>
+                <w:rFonts w:ascii="Segoe UI" w:hAnsi="Segoe UI"/>
+                <w:color w:val="505C57"/>
+                <w:sz w:val="56"/>
+              </w:rPr>
+              <w:t>10</w:t>
+            </w:r>
+          </w:p>
+        </w:tc>
+      </w:tr>
+      <w:tr>
+        <w:trPr>
+          <w:cantSplit/>
+        </w:trPr>
+        <w:tc>
+          <w:tcPr>
+            <w:tcW w:w="1530" w:type="dxa"/>
+            <w:vMerge/>
+            <w:tcBorders>
+              <w:left w:val="single" w:sz="6" w:space="0" w:color="FFFFFF"/>
+              <w:bottom w:val="single" w:sz="6" w:space="0" w:color="FFFFFF"/>
+              <w:right w:val="single" w:sz="6" w:space="0" w:color="FFFFFF"/>
+            </w:tcBorders>
+          </w:tcPr>
+          <w:p/>
+        </w:tc>
+        <w:tc>
+          <w:tcPr>
+            <w:tcW w:w="6708" w:type="dxa"/>
+            <w:gridSpan w:val="4"/>
+            <w:tcBorders>
+              <w:bottom w:val="single" w:sz="6" w:space="0" w:color="FFFFFF"/>
+              <w:right w:val="single" w:sz="6" w:space="0" w:color="FFFFFF"/>
+            </w:tcBorders>
+            <w:shd w:val="clear" w:color="auto" w:fill="E3EEDC"/>
+            <w:vAlign w:val="center"/>
+          </w:tcPr>
+          <w:p>
+            <w:pPr>
+              <w:rPr>
+                <w:lang w:val="ru-RU"/>
+              </w:rPr>
+            </w:pPr>
+            <w:r>
+              <w:rPr>
+                <w:rFonts w:ascii="Segoe UI" w:hAnsi="Segoe UI"/>
+                <w:color w:val="6F746A"/>
+                <w:sz w:val="16"/>
+              </w:rPr>
+              <w:t>7/27/</w:t>
+            </w:r>
+            <w:r>
+              <w:rPr>
+                <w:rFonts w:ascii="Segoe UI" w:hAnsi="Segoe UI"/>
+                <w:color w:val="6F746A"/>
+                <w:sz w:val="16"/>
+                <w:lang w:val="ru-RU"/>
+              </w:rPr>
+              <w:t>2002</w:t>
+            </w:r>
+          </w:p>
+        </w:tc>
+        <w:tc>
+          <w:tcPr>
+            <w:tcW w:w="1500" w:type="dxa"/>
+            <w:vMerge/>
+            <w:tcBorders>
+              <w:bottom w:val="single" w:sz="6" w:space="0" w:color="FFFFFF"/>
+              <w:right w:val="single" w:sz="6" w:space="0" w:color="FFFFFF"/>
+            </w:tcBorders>
+          </w:tcPr>
+          <w:p/>
+        </w:tc>
+      </w:tr>
+      <w:tr>
+        <w:trPr>
+          <w:cantSplit/>
+        </w:trPr>
+        <w:tc>
+          <w:tcPr>
+            <w:tcW w:w="1530" w:type="dxa"/>
+            <w:vMerge/>
+            <w:tcBorders>
+              <w:left w:val="single" w:sz="6" w:space="0" w:color="FFFFFF"/>
+              <w:bottom w:val="single" w:sz="6" w:space="0" w:color="FFFFFF"/>
+              <w:right w:val="single" w:sz="6" w:space="0" w:color="FFFFFF"/>
+            </w:tcBorders>
+          </w:tcPr>
+          <w:p/>
+        </w:tc>
+        <w:tc>
+          <w:tcPr>
+            <w:tcW w:w="3960" w:type="dxa"/>
+            <w:gridSpan w:val="2"/>
+            <w:tcBorders>
+              <w:bottom w:val="single" w:sz="6" w:space="0" w:color="FFFFFF"/>
+            </w:tcBorders>
+            <w:shd w:val="clear" w:color="auto" w:fill="E3EEDC"/>
+            <w:vAlign w:val="center"/>
+          </w:tcPr>
+          <w:p>
+            <w:r>
+              <w:rPr>
+                <w:rFonts w:ascii="Segoe UI" w:hAnsi="Segoe UI"/>
+                <w:color w:val="6F746A"/>
+                <w:sz w:val="16"/>
+              </w:rPr>
+              <w:t>anthony_peterson@dxvideorent.com</w:t>
             </w:r>
           </w:p>
         </w:tc>
@@ -8392,6 +10211,168 @@
               <w:left w:val="single" w:sz="6" w:space="0" w:color="FFFFFF"/>
               <w:bottom w:val="single" w:sz="6" w:space="0" w:color="FFFFFF"/>
               <w:right w:val="single" w:sz="6" w:space="0" w:color="FFFFFF"/>
+            </w:tcBorders>
+            <w:shd w:val="clear" w:color="auto" w:fill="E3EEDC"/>
+            <w:vAlign w:val="center"/>
+          </w:tcPr>
+          <w:p>
+            <w:r>
+              <w:rPr>
+                <w:rFonts w:ascii="Segoe UI" w:hAnsi="Segoe UI"/>
+                <w:color w:val="6F746A"/>
+                <w:sz w:val="16"/>
+              </w:rPr>
+              <w:t>(555)444-0782</w:t>
+            </w:r>
+          </w:p>
+        </w:tc>
+        <w:tc>
+          <w:tcPr>
+            <w:tcW w:w="1500" w:type="dxa"/>
+            <w:vMerge/>
+            <w:tcBorders>
+              <w:bottom w:val="single" w:sz="6" w:space="0" w:color="FFFFFF"/>
+              <w:right w:val="single" w:sz="6" w:space="0" w:color="FFFFFF"/>
+            </w:tcBorders>
+          </w:tcPr>
+          <w:p/>
+        </w:tc>
+      </w:tr>
+      <w:tr>
+        <w:trPr>
+          <w:cantSplit/>
+        </w:trPr>
+        <w:tc>
+          <w:tcPr>
+            <w:tcW w:w="1530" w:type="dxa"/>
+            <w:vMerge/>
+            <w:tcBorders>
+              <w:left w:val="single" w:sz="6" w:space="0" w:color="FFFFFF"/>
+              <w:bottom w:val="single" w:sz="6" w:space="0" w:color="FFFFFF"/>
+              <w:right w:val="single" w:sz="6" w:space="0" w:color="FFFFFF"/>
+            </w:tcBorders>
+          </w:tcPr>
+          <w:p/>
+        </w:tc>
+        <w:tc>
+          <w:tcPr>
+            <w:tcW w:w="6708" w:type="dxa"/>
+            <w:gridSpan w:val="4"/>
+            <w:tcBorders>
+              <w:bottom w:val="single" w:sz="6" w:space="0" w:color="FFFFFF"/>
+              <w:right w:val="single" w:sz="6" w:space="0" w:color="FFFFFF"/>
+            </w:tcBorders>
+            <w:shd w:val="clear" w:color="auto" w:fill="E3EEDC"/>
+          </w:tcPr>
+          <w:p>
+            <w:r>
+              <w:rPr>
+                <w:rFonts w:ascii="Segoe UI" w:hAnsi="Segoe UI"/>
+                <w:color w:val="6F746A"/>
+                <w:sz w:val="16"/>
+              </w:rPr>
+              <w:t>6666 Kingsbridge Ln, Ridgewood, NJ 07454</w:t>
+            </w:r>
+          </w:p>
+        </w:tc>
+        <w:tc>
+          <w:tcPr>
+            <w:tcW w:w="1500" w:type="dxa"/>
+            <w:vMerge/>
+            <w:tcBorders>
+              <w:bottom w:val="single" w:sz="6" w:space="0" w:color="FFFFFF"/>
+              <w:right w:val="single" w:sz="6" w:space="0" w:color="FFFFFF"/>
+            </w:tcBorders>
+          </w:tcPr>
+          <w:p/>
+        </w:tc>
+      </w:tr>
+      <w:tr>
+        <w:trPr>
+          <w:cantSplit/>
+        </w:trPr>
+        <w:tc>
+          <w:tcPr>
+            <w:tcW w:w="1530" w:type="dxa"/>
+            <w:vMerge w:val="restart"/>
+            <w:tcBorders>
+              <w:left w:val="single" w:sz="6" w:space="0" w:color="FFFFFF"/>
+              <w:bottom w:val="single" w:sz="6" w:space="0" w:color="FFFFFF"/>
+              <w:right w:val="single" w:sz="6" w:space="0" w:color="FFFFFF"/>
+            </w:tcBorders>
+            <w:shd w:val="clear" w:color="auto" w:fill="C4DCB6"/>
+            <w:vAlign w:val="center"/>
+          </w:tcPr>
+          <w:p>
+            <w:pPr>
+              <w:jc w:val="center"/>
+              <w:rPr>
+                <w:rFonts w:ascii="Calibri" w:hAnsi="Calibri"/>
+                <w:sz w:val="2"/>
+              </w:rPr>
+            </w:pPr>
+            <w:r>
+              <w:rPr>
+                <w:noProof/>
+              </w:rPr>
+              <w:drawing>
+                <wp:inline distT="0" distB="0" distL="0" distR="0" wp14:anchorId="42C00B72" wp14:editId="5C83FF43">
+                  <wp:extent cx="948055" cy="948055"/>
+                  <wp:effectExtent l="0" t="0" r="4445" b="4445"/>
+                  <wp:docPr id="633810662" name="Picture 27"/>
+                  <wp:cNvGraphicFramePr>
+                    <a:graphicFrameLocks xmlns:a="http://schemas.openxmlformats.org/drawingml/2006/main"/>
+                  </wp:cNvGraphicFramePr>
+                  <a:graphic xmlns:a="http://schemas.openxmlformats.org/drawingml/2006/main">
+                    <a:graphicData uri="http://schemas.openxmlformats.org/drawingml/2006/picture">
+                      <pic:pic xmlns:pic="http://schemas.openxmlformats.org/drawingml/2006/picture">
+                        <pic:nvPicPr>
+                          <pic:cNvPr id="31" name="Picture 27"/>
+                          <pic:cNvPicPr preferRelativeResize="0">
+                            <a:picLocks noChangeArrowheads="1"/>
+                          </pic:cNvPicPr>
+                        </pic:nvPicPr>
+                        <pic:blipFill>
+                          <a:blip r:embed="rId33" cstate="print">
+                            <a:extLst>
+                              <a:ext uri="{28A0092B-C50C-407E-A947-70E740481C1C}">
+                                <a14:useLocalDpi xmlns:a14="http://schemas.microsoft.com/office/drawing/2010/main" val="0"/>
+                              </a:ext>
+                            </a:extLst>
+                          </a:blip>
+                          <a:stretch>
+                            <a:fillRect/>
+                          </a:stretch>
+                        </pic:blipFill>
+                        <pic:spPr bwMode="auto">
+                          <a:xfrm>
+                            <a:off x="0" y="0"/>
+                            <a:ext cx="948055" cy="948055"/>
+                          </a:xfrm>
+                          <a:prstGeom prst="rect">
+                            <a:avLst/>
+                          </a:prstGeom>
+                          <a:solidFill>
+                            <a:srgbClr val="FFFFFF"/>
+                          </a:solidFill>
+                          <a:ln>
+                            <a:noFill/>
+                          </a:ln>
+                        </pic:spPr>
+                      </pic:pic>
+                    </a:graphicData>
+                  </a:graphic>
+                </wp:inline>
+              </w:drawing>
+            </w:r>
+          </w:p>
+        </w:tc>
+        <w:tc>
+          <w:tcPr>
+            <w:tcW w:w="3960" w:type="dxa"/>
+            <w:gridSpan w:val="2"/>
+            <w:tcBorders>
+              <w:bottom w:val="single" w:sz="6" w:space="0" w:color="FFFFFF"/>
             </w:tcBorders>
             <w:shd w:val="clear" w:color="auto" w:fill="C4DCB6"/>
             <w:vAlign w:val="center"/>
@@ -8404,7 +10385,31 @@
                 <w:color w:val="343B31"/>
                 <w:sz w:val="16"/>
               </w:rPr>
-              <w:t>Novice</w:t>
+              <w:t>Stender Charles Allen</w:t>
+            </w:r>
+          </w:p>
+        </w:tc>
+        <w:tc>
+          <w:tcPr>
+            <w:tcW w:w="2748" w:type="dxa"/>
+            <w:gridSpan w:val="2"/>
+            <w:tcBorders>
+              <w:left w:val="single" w:sz="6" w:space="0" w:color="FFFFFF"/>
+              <w:bottom w:val="single" w:sz="6" w:space="0" w:color="FFFFFF"/>
+              <w:right w:val="single" w:sz="6" w:space="0" w:color="FFFFFF"/>
+            </w:tcBorders>
+            <w:shd w:val="clear" w:color="auto" w:fill="C4DCB6"/>
+            <w:vAlign w:val="center"/>
+          </w:tcPr>
+          <w:p>
+            <w:r>
+              <w:rPr>
+                <w:rFonts w:ascii="Segoe UI" w:hAnsi="Segoe UI"/>
+                <w:b/>
+                <w:color w:val="343B31"/>
+                <w:sz w:val="16"/>
+              </w:rPr>
+              <w:t>Intermediate</w:t>
             </w:r>
           </w:p>
         </w:tc>
@@ -8467,13 +10472,27 @@
             <w:vAlign w:val="center"/>
           </w:tcPr>
           <w:p>
-            <w:r>
-              <w:rPr>
-                <w:rFonts w:ascii="Segoe UI" w:hAnsi="Segoe UI"/>
-                <w:color w:val="6F746A"/>
-                <w:sz w:val="16"/>
-              </w:rPr>
-              <w:t>9/1/1989</w:t>
+            <w:pPr>
+              <w:rPr>
+                <w:lang w:val="ru-RU"/>
+              </w:rPr>
+            </w:pPr>
+            <w:r>
+              <w:rPr>
+                <w:rFonts w:ascii="Segoe UI" w:hAnsi="Segoe UI"/>
+                <w:color w:val="6F746A"/>
+                <w:sz w:val="16"/>
+              </w:rPr>
+              <w:t>10/14/195</w:t>
+            </w:r>
+            <w:r>
+              <w:rPr>
+                <w:rFonts w:ascii="Segoe UI" w:hAnsi="Segoe UI"/>
+                <w:color w:val="6F746A"/>
+                <w:sz w:val="16"/>
+                <w:lang w:val="ru-RU"/>
+              </w:rPr>
+              <w:t>9</w:t>
             </w:r>
           </w:p>
         </w:tc>
@@ -8522,7 +10541,7 @@
                 <w:color w:val="6F746A"/>
                 <w:sz w:val="16"/>
               </w:rPr>
-              <w:t>angela_mccallum@dxvideorent.com</w:t>
+              <w:t>charles_stender@dxvideorent.com</w:t>
             </w:r>
           </w:p>
         </w:tc>
@@ -8545,7 +10564,7 @@
                 <w:color w:val="6F746A"/>
                 <w:sz w:val="16"/>
               </w:rPr>
-              <w:t>(555)767-8367</w:t>
+              <w:t>(555)201-6929</w:t>
             </w:r>
           </w:p>
         </w:tc>
@@ -8594,7 +10613,7 @@
                 <w:color w:val="6F746A"/>
                 <w:sz w:val="16"/>
               </w:rPr>
-              <w:t>114840 Interlake Ave N, Seattle, WA 98131</w:t>
+              <w:t>8314 9th St, Hoboken, NJ 07036</w:t>
             </w:r>
           </w:p>
         </w:tc>
@@ -8635,14 +10654,58 @@
               </w:rPr>
             </w:pPr>
             <w:r>
-              <w:pict w14:anchorId="56C4E00B">
-                <v:shape id="_x0000_i1054" style="width:74.8pt;height:89.3pt" coordsize="" o:spt="100" adj="0,,0" path="" stroked="f">
-                  <v:stroke joinstyle="miter"/>
-                  <v:imagedata r:id="rId33" o:title=""/>
-                  <v:formulas/>
-                  <v:path o:connecttype="segments"/>
-                </v:shape>
-              </w:pict>
+              <w:rPr>
+                <w:noProof/>
+              </w:rPr>
+              <w:drawing>
+                <wp:inline distT="0" distB="0" distL="0" distR="0" wp14:anchorId="4EE487ED" wp14:editId="303F8017">
+                  <wp:extent cx="948055" cy="948055"/>
+                  <wp:effectExtent l="0" t="0" r="4445" b="4445"/>
+                  <wp:docPr id="992897331" name="Picture 26"/>
+                  <wp:cNvGraphicFramePr>
+                    <a:graphicFrameLocks xmlns:a="http://schemas.openxmlformats.org/drawingml/2006/main"/>
+                  </wp:cNvGraphicFramePr>
+                  <a:graphic xmlns:a="http://schemas.openxmlformats.org/drawingml/2006/main">
+                    <a:graphicData uri="http://schemas.openxmlformats.org/drawingml/2006/picture">
+                      <pic:pic xmlns:pic="http://schemas.openxmlformats.org/drawingml/2006/picture">
+                        <pic:nvPicPr>
+                          <pic:cNvPr id="32" name="Picture 26"/>
+                          <pic:cNvPicPr preferRelativeResize="0">
+                            <a:picLocks noChangeArrowheads="1"/>
+                          </pic:cNvPicPr>
+                        </pic:nvPicPr>
+                        <pic:blipFill>
+                          <a:blip r:embed="rId34" cstate="print">
+                            <a:extLst>
+                              <a:ext uri="{28A0092B-C50C-407E-A947-70E740481C1C}">
+                                <a14:useLocalDpi xmlns:a14="http://schemas.microsoft.com/office/drawing/2010/main" val="0"/>
+                              </a:ext>
+                            </a:extLst>
+                          </a:blip>
+                          <a:stretch>
+                            <a:fillRect/>
+                          </a:stretch>
+                        </pic:blipFill>
+                        <pic:spPr bwMode="auto">
+                          <a:xfrm>
+                            <a:off x="0" y="0"/>
+                            <a:ext cx="948055" cy="948055"/>
+                          </a:xfrm>
+                          <a:prstGeom prst="rect">
+                            <a:avLst/>
+                          </a:prstGeom>
+                          <a:solidFill>
+                            <a:srgbClr val="FFFFFF"/>
+                          </a:solidFill>
+                          <a:ln>
+                            <a:noFill/>
+                          </a:ln>
+                        </pic:spPr>
+                      </pic:pic>
+                    </a:graphicData>
+                  </a:graphic>
+                </wp:inline>
+              </w:drawing>
             </w:r>
           </w:p>
         </w:tc>
@@ -8664,7 +10727,7 @@
                 <w:color w:val="343B31"/>
                 <w:sz w:val="16"/>
               </w:rPr>
-              <w:t>Peterson Anthony</w:t>
+              <w:t>Walker Angela L</w:t>
             </w:r>
           </w:p>
         </w:tc>
@@ -8751,13 +10814,27 @@
             <w:vAlign w:val="center"/>
           </w:tcPr>
           <w:p>
-            <w:r>
-              <w:rPr>
-                <w:rFonts w:ascii="Segoe UI" w:hAnsi="Segoe UI"/>
-                <w:color w:val="6F746A"/>
-                <w:sz w:val="16"/>
-              </w:rPr>
-              <w:t>7/27/1981</w:t>
+            <w:pPr>
+              <w:rPr>
+                <w:lang w:val="ru-RU"/>
+              </w:rPr>
+            </w:pPr>
+            <w:r>
+              <w:rPr>
+                <w:rFonts w:ascii="Segoe UI" w:hAnsi="Segoe UI"/>
+                <w:color w:val="6F746A"/>
+                <w:sz w:val="16"/>
+              </w:rPr>
+              <w:t>1/4/19</w:t>
+            </w:r>
+            <w:r>
+              <w:rPr>
+                <w:rFonts w:ascii="Segoe UI" w:hAnsi="Segoe UI"/>
+                <w:color w:val="6F746A"/>
+                <w:sz w:val="16"/>
+                <w:lang w:val="ru-RU"/>
+              </w:rPr>
+              <w:t>99</w:t>
             </w:r>
           </w:p>
         </w:tc>
@@ -8806,7 +10883,7 @@
                 <w:color w:val="6F746A"/>
                 <w:sz w:val="16"/>
               </w:rPr>
-              <w:t>anthony_peterson@dxvideorent.com</w:t>
+              <w:t>angela_walker@dxvideorent.com</w:t>
             </w:r>
           </w:p>
         </w:tc>
@@ -8829,7 +10906,7 @@
                 <w:color w:val="6F746A"/>
                 <w:sz w:val="16"/>
               </w:rPr>
-              <w:t>(555)444-0782</w:t>
+              <w:t>(555)325-6339</w:t>
             </w:r>
           </w:p>
         </w:tc>
@@ -8878,7 +10955,7 @@
                 <w:color w:val="6F746A"/>
                 <w:sz w:val="16"/>
               </w:rPr>
-              <w:t>6666 Kingsbridge Ln, Ridgewood, NJ 07454</w:t>
+              <w:t>8913 Lakeshore Dr, Jacksons Gap, AL 36863</w:t>
             </w:r>
           </w:p>
         </w:tc>
@@ -8919,14 +10996,58 @@
               </w:rPr>
             </w:pPr>
             <w:r>
-              <w:pict w14:anchorId="3160FFE2">
-                <v:shape id="_x0000_i1055" style="width:74.8pt;height:89.3pt" coordsize="" o:spt="100" adj="0,,0" path="" stroked="f">
-                  <v:stroke joinstyle="miter"/>
-                  <v:imagedata r:id="rId34" o:title=""/>
-                  <v:formulas/>
-                  <v:path o:connecttype="segments"/>
-                </v:shape>
-              </w:pict>
+              <w:rPr>
+                <w:noProof/>
+              </w:rPr>
+              <w:drawing>
+                <wp:inline distT="0" distB="0" distL="0" distR="0" wp14:anchorId="0F21C8E7" wp14:editId="1E24F187">
+                  <wp:extent cx="948055" cy="948055"/>
+                  <wp:effectExtent l="0" t="0" r="4445" b="4445"/>
+                  <wp:docPr id="1734585401" name="Picture 25"/>
+                  <wp:cNvGraphicFramePr>
+                    <a:graphicFrameLocks xmlns:a="http://schemas.openxmlformats.org/drawingml/2006/main"/>
+                  </wp:cNvGraphicFramePr>
+                  <a:graphic xmlns:a="http://schemas.openxmlformats.org/drawingml/2006/main">
+                    <a:graphicData uri="http://schemas.openxmlformats.org/drawingml/2006/picture">
+                      <pic:pic xmlns:pic="http://schemas.openxmlformats.org/drawingml/2006/picture">
+                        <pic:nvPicPr>
+                          <pic:cNvPr id="33" name="Picture 25"/>
+                          <pic:cNvPicPr preferRelativeResize="0">
+                            <a:picLocks noChangeArrowheads="1"/>
+                          </pic:cNvPicPr>
+                        </pic:nvPicPr>
+                        <pic:blipFill>
+                          <a:blip r:embed="rId35" cstate="print">
+                            <a:extLst>
+                              <a:ext uri="{28A0092B-C50C-407E-A947-70E740481C1C}">
+                                <a14:useLocalDpi xmlns:a14="http://schemas.microsoft.com/office/drawing/2010/main" val="0"/>
+                              </a:ext>
+                            </a:extLst>
+                          </a:blip>
+                          <a:stretch>
+                            <a:fillRect/>
+                          </a:stretch>
+                        </pic:blipFill>
+                        <pic:spPr bwMode="auto">
+                          <a:xfrm>
+                            <a:off x="0" y="0"/>
+                            <a:ext cx="948055" cy="948055"/>
+                          </a:xfrm>
+                          <a:prstGeom prst="rect">
+                            <a:avLst/>
+                          </a:prstGeom>
+                          <a:solidFill>
+                            <a:srgbClr val="FFFFFF"/>
+                          </a:solidFill>
+                          <a:ln>
+                            <a:noFill/>
+                          </a:ln>
+                        </pic:spPr>
+                      </pic:pic>
+                    </a:graphicData>
+                  </a:graphic>
+                </wp:inline>
+              </w:drawing>
             </w:r>
           </w:p>
         </w:tc>
@@ -8948,7 +11069,7 @@
                 <w:color w:val="343B31"/>
                 <w:sz w:val="16"/>
               </w:rPr>
-              <w:t>Stender Charles Allen</w:t>
+              <w:t>Catto Darlene</w:t>
             </w:r>
           </w:p>
         </w:tc>
@@ -9035,13 +11156,27 @@
             <w:vAlign w:val="center"/>
           </w:tcPr>
           <w:p>
-            <w:r>
-              <w:rPr>
-                <w:rFonts w:ascii="Segoe UI" w:hAnsi="Segoe UI"/>
-                <w:color w:val="6F746A"/>
-                <w:sz w:val="16"/>
-              </w:rPr>
-              <w:t>10/14/1959</w:t>
+            <w:pPr>
+              <w:rPr>
+                <w:lang w:val="ru-RU"/>
+              </w:rPr>
+            </w:pPr>
+            <w:r>
+              <w:rPr>
+                <w:rFonts w:ascii="Segoe UI" w:hAnsi="Segoe UI"/>
+                <w:color w:val="6F746A"/>
+                <w:sz w:val="16"/>
+              </w:rPr>
+              <w:t>7/1/</w:t>
+            </w:r>
+            <w:r>
+              <w:rPr>
+                <w:rFonts w:ascii="Segoe UI" w:hAnsi="Segoe UI"/>
+                <w:color w:val="6F746A"/>
+                <w:sz w:val="16"/>
+                <w:lang w:val="ru-RU"/>
+              </w:rPr>
+              <w:t>2004</w:t>
             </w:r>
           </w:p>
         </w:tc>
@@ -9090,7 +11225,7 @@
                 <w:color w:val="6F746A"/>
                 <w:sz w:val="16"/>
               </w:rPr>
-              <w:t>charles_stender@dxvideorent.com</w:t>
+              <w:t>darlene_catto@dxvideorent.com</w:t>
             </w:r>
           </w:p>
         </w:tc>
@@ -9113,7 +11248,7 @@
                 <w:color w:val="6F746A"/>
                 <w:sz w:val="16"/>
               </w:rPr>
-              <w:t>(555)201-6929</w:t>
+              <w:t>(555)752-0582</w:t>
             </w:r>
           </w:p>
         </w:tc>
@@ -9162,7 +11297,7 @@
                 <w:color w:val="6F746A"/>
                 <w:sz w:val="16"/>
               </w:rPr>
-              <w:t>8314 9th St, Hoboken, NJ 07036</w:t>
+              <w:t>32125 4th St NW #210, Washington, DC 20001</w:t>
             </w:r>
           </w:p>
         </w:tc>
@@ -9203,14 +11338,58 @@
               </w:rPr>
             </w:pPr>
             <w:r>
-              <w:pict w14:anchorId="7145540B">
-                <v:shape id="_x0000_i1056" style="width:74.8pt;height:89.3pt" coordsize="" o:spt="100" adj="0,,0" path="" stroked="f">
-                  <v:stroke joinstyle="miter"/>
-                  <v:imagedata r:id="rId35" o:title=""/>
-                  <v:formulas/>
-                  <v:path o:connecttype="segments"/>
-                </v:shape>
-              </w:pict>
+              <w:rPr>
+                <w:noProof/>
+              </w:rPr>
+              <w:drawing>
+                <wp:inline distT="0" distB="0" distL="0" distR="0" wp14:anchorId="0A5296F2" wp14:editId="1D757FA8">
+                  <wp:extent cx="948055" cy="948055"/>
+                  <wp:effectExtent l="0" t="0" r="4445" b="4445"/>
+                  <wp:docPr id="1287300975" name="Picture 24"/>
+                  <wp:cNvGraphicFramePr>
+                    <a:graphicFrameLocks xmlns:a="http://schemas.openxmlformats.org/drawingml/2006/main"/>
+                  </wp:cNvGraphicFramePr>
+                  <a:graphic xmlns:a="http://schemas.openxmlformats.org/drawingml/2006/main">
+                    <a:graphicData uri="http://schemas.openxmlformats.org/drawingml/2006/picture">
+                      <pic:pic xmlns:pic="http://schemas.openxmlformats.org/drawingml/2006/picture">
+                        <pic:nvPicPr>
+                          <pic:cNvPr id="34" name="Picture 24"/>
+                          <pic:cNvPicPr preferRelativeResize="0">
+                            <a:picLocks noChangeArrowheads="1"/>
+                          </pic:cNvPicPr>
+                        </pic:nvPicPr>
+                        <pic:blipFill>
+                          <a:blip r:embed="rId36" cstate="print">
+                            <a:extLst>
+                              <a:ext uri="{28A0092B-C50C-407E-A947-70E740481C1C}">
+                                <a14:useLocalDpi xmlns:a14="http://schemas.microsoft.com/office/drawing/2010/main" val="0"/>
+                              </a:ext>
+                            </a:extLst>
+                          </a:blip>
+                          <a:stretch>
+                            <a:fillRect/>
+                          </a:stretch>
+                        </pic:blipFill>
+                        <pic:spPr bwMode="auto">
+                          <a:xfrm>
+                            <a:off x="0" y="0"/>
+                            <a:ext cx="948055" cy="948055"/>
+                          </a:xfrm>
+                          <a:prstGeom prst="rect">
+                            <a:avLst/>
+                          </a:prstGeom>
+                          <a:solidFill>
+                            <a:srgbClr val="FFFFFF"/>
+                          </a:solidFill>
+                          <a:ln>
+                            <a:noFill/>
+                          </a:ln>
+                        </pic:spPr>
+                      </pic:pic>
+                    </a:graphicData>
+                  </a:graphic>
+                </wp:inline>
+              </w:drawing>
             </w:r>
           </w:p>
         </w:tc>
@@ -9232,7 +11411,7 @@
                 <w:color w:val="343B31"/>
                 <w:sz w:val="16"/>
               </w:rPr>
-              <w:t>Walker Angela L</w:t>
+              <w:t>Hively Alphonzo E</w:t>
             </w:r>
           </w:p>
         </w:tc>
@@ -9256,7 +11435,7 @@
                 <w:color w:val="343B31"/>
                 <w:sz w:val="16"/>
               </w:rPr>
-              <w:t>Intermediate</w:t>
+              <w:t>Advanced</w:t>
             </w:r>
           </w:p>
         </w:tc>
@@ -9319,13 +11498,27 @@
             <w:vAlign w:val="center"/>
           </w:tcPr>
           <w:p>
-            <w:r>
-              <w:rPr>
-                <w:rFonts w:ascii="Segoe UI" w:hAnsi="Segoe UI"/>
-                <w:color w:val="6F746A"/>
-                <w:sz w:val="16"/>
-              </w:rPr>
-              <w:t>1/4/1970</w:t>
+            <w:pPr>
+              <w:rPr>
+                <w:lang w:val="ru-RU"/>
+              </w:rPr>
+            </w:pPr>
+            <w:r>
+              <w:rPr>
+                <w:rFonts w:ascii="Segoe UI" w:hAnsi="Segoe UI"/>
+                <w:color w:val="6F746A"/>
+                <w:sz w:val="16"/>
+              </w:rPr>
+              <w:t>1/24/19</w:t>
+            </w:r>
+            <w:r>
+              <w:rPr>
+                <w:rFonts w:ascii="Segoe UI" w:hAnsi="Segoe UI"/>
+                <w:color w:val="6F746A"/>
+                <w:sz w:val="16"/>
+                <w:lang w:val="ru-RU"/>
+              </w:rPr>
+              <w:t>92</w:t>
             </w:r>
           </w:p>
         </w:tc>
@@ -9374,7 +11567,7 @@
                 <w:color w:val="6F746A"/>
                 <w:sz w:val="16"/>
               </w:rPr>
-              <w:t>angela_walker@dxvideorent.com</w:t>
+              <w:t>alphonzo_hively@dxvideorent.com</w:t>
             </w:r>
           </w:p>
         </w:tc>
@@ -9397,7 +11590,7 @@
                 <w:color w:val="6F746A"/>
                 <w:sz w:val="16"/>
               </w:rPr>
-              <w:t>(555)325-6339</w:t>
+              <w:t>(555)634-0320</w:t>
             </w:r>
           </w:p>
         </w:tc>
@@ -9446,7 +11639,7 @@
                 <w:color w:val="6F746A"/>
                 <w:sz w:val="16"/>
               </w:rPr>
-              <w:t>8913 Lakeshore Dr, Jacksons Gap, AL 36863</w:t>
+              <w:t>13509 34th St NW, Washington, DC 20001</w:t>
             </w:r>
           </w:p>
         </w:tc>
@@ -9487,14 +11680,58 @@
               </w:rPr>
             </w:pPr>
             <w:r>
-              <w:pict w14:anchorId="0BB62D20">
-                <v:shape id="_x0000_i1057" style="width:74.8pt;height:89.3pt" coordsize="" o:spt="100" adj="0,,0" path="" stroked="f">
-                  <v:stroke joinstyle="miter"/>
-                  <v:imagedata r:id="rId36" o:title=""/>
-                  <v:formulas/>
-                  <v:path o:connecttype="segments"/>
-                </v:shape>
-              </w:pict>
+              <w:rPr>
+                <w:noProof/>
+              </w:rPr>
+              <w:drawing>
+                <wp:inline distT="0" distB="0" distL="0" distR="0" wp14:anchorId="3FAF1D48" wp14:editId="3C033769">
+                  <wp:extent cx="948055" cy="948055"/>
+                  <wp:effectExtent l="0" t="0" r="4445" b="4445"/>
+                  <wp:docPr id="935768727" name="Picture 23"/>
+                  <wp:cNvGraphicFramePr>
+                    <a:graphicFrameLocks xmlns:a="http://schemas.openxmlformats.org/drawingml/2006/main"/>
+                  </wp:cNvGraphicFramePr>
+                  <a:graphic xmlns:a="http://schemas.openxmlformats.org/drawingml/2006/main">
+                    <a:graphicData uri="http://schemas.openxmlformats.org/drawingml/2006/picture">
+                      <pic:pic xmlns:pic="http://schemas.openxmlformats.org/drawingml/2006/picture">
+                        <pic:nvPicPr>
+                          <pic:cNvPr id="35" name="Picture 23"/>
+                          <pic:cNvPicPr preferRelativeResize="0">
+                            <a:picLocks noChangeArrowheads="1"/>
+                          </pic:cNvPicPr>
+                        </pic:nvPicPr>
+                        <pic:blipFill>
+                          <a:blip r:embed="rId37" cstate="print">
+                            <a:extLst>
+                              <a:ext uri="{28A0092B-C50C-407E-A947-70E740481C1C}">
+                                <a14:useLocalDpi xmlns:a14="http://schemas.microsoft.com/office/drawing/2010/main" val="0"/>
+                              </a:ext>
+                            </a:extLst>
+                          </a:blip>
+                          <a:stretch>
+                            <a:fillRect/>
+                          </a:stretch>
+                        </pic:blipFill>
+                        <pic:spPr bwMode="auto">
+                          <a:xfrm>
+                            <a:off x="0" y="0"/>
+                            <a:ext cx="948055" cy="948055"/>
+                          </a:xfrm>
+                          <a:prstGeom prst="rect">
+                            <a:avLst/>
+                          </a:prstGeom>
+                          <a:solidFill>
+                            <a:srgbClr val="FFFFFF"/>
+                          </a:solidFill>
+                          <a:ln>
+                            <a:noFill/>
+                          </a:ln>
+                        </pic:spPr>
+                      </pic:pic>
+                    </a:graphicData>
+                  </a:graphic>
+                </wp:inline>
+              </w:drawing>
             </w:r>
           </w:p>
         </w:tc>
@@ -9516,7 +11753,7 @@
                 <w:color w:val="343B31"/>
                 <w:sz w:val="16"/>
               </w:rPr>
-              <w:t>Catto Darlene</w:t>
+              <w:t>Haneline Cindy C</w:t>
             </w:r>
           </w:p>
         </w:tc>
@@ -9603,13 +11840,27 @@
             <w:vAlign w:val="center"/>
           </w:tcPr>
           <w:p>
-            <w:r>
-              <w:rPr>
-                <w:rFonts w:ascii="Segoe UI" w:hAnsi="Segoe UI"/>
-                <w:color w:val="6F746A"/>
-                <w:sz w:val="16"/>
-              </w:rPr>
-              <w:t>7/1/1963</w:t>
+            <w:pPr>
+              <w:rPr>
+                <w:lang w:val="ru-RU"/>
+              </w:rPr>
+            </w:pPr>
+            <w:r>
+              <w:rPr>
+                <w:rFonts w:ascii="Segoe UI" w:hAnsi="Segoe UI"/>
+                <w:color w:val="6F746A"/>
+                <w:sz w:val="16"/>
+              </w:rPr>
+              <w:t>12/23/19</w:t>
+            </w:r>
+            <w:r>
+              <w:rPr>
+                <w:rFonts w:ascii="Segoe UI" w:hAnsi="Segoe UI"/>
+                <w:color w:val="6F746A"/>
+                <w:sz w:val="16"/>
+                <w:lang w:val="ru-RU"/>
+              </w:rPr>
+              <w:t>96</w:t>
             </w:r>
           </w:p>
         </w:tc>
@@ -9658,7 +11909,7 @@
                 <w:color w:val="6F746A"/>
                 <w:sz w:val="16"/>
               </w:rPr>
-              <w:t>darlene_catto@dxvideorent.com</w:t>
+              <w:t>cindy_haneline@dxvideorent.com</w:t>
             </w:r>
           </w:p>
         </w:tc>
@@ -9681,7 +11932,7 @@
                 <w:color w:val="6F746A"/>
                 <w:sz w:val="16"/>
               </w:rPr>
-              <w:t>(555)752-0582</w:t>
+              <w:t>(555)638-9820</w:t>
             </w:r>
           </w:p>
         </w:tc>
@@ -9730,7 +11981,7 @@
                 <w:color w:val="6F746A"/>
                 <w:sz w:val="16"/>
               </w:rPr>
-              <w:t>32125 4th St NW #210, Washington, DC 20001</w:t>
+              <w:t>82649 Topeka St, Riverbank, CA 95360</w:t>
             </w:r>
           </w:p>
         </w:tc>
@@ -9771,14 +12022,58 @@
               </w:rPr>
             </w:pPr>
             <w:r>
-              <w:pict w14:anchorId="66EDD34E">
-                <v:shape id="_x0000_i1058" style="width:74.8pt;height:89.3pt" coordsize="" o:spt="100" adj="0,,0" path="" stroked="f">
-                  <v:stroke joinstyle="miter"/>
-                  <v:imagedata r:id="rId37" o:title=""/>
-                  <v:formulas/>
-                  <v:path o:connecttype="segments"/>
-                </v:shape>
-              </w:pict>
+              <w:rPr>
+                <w:noProof/>
+              </w:rPr>
+              <w:drawing>
+                <wp:inline distT="0" distB="0" distL="0" distR="0" wp14:anchorId="62719255" wp14:editId="3A07A2E4">
+                  <wp:extent cx="948055" cy="948055"/>
+                  <wp:effectExtent l="0" t="0" r="4445" b="4445"/>
+                  <wp:docPr id="2026831906" name="Picture 22"/>
+                  <wp:cNvGraphicFramePr>
+                    <a:graphicFrameLocks xmlns:a="http://schemas.openxmlformats.org/drawingml/2006/main"/>
+                  </wp:cNvGraphicFramePr>
+                  <a:graphic xmlns:a="http://schemas.openxmlformats.org/drawingml/2006/main">
+                    <a:graphicData uri="http://schemas.openxmlformats.org/drawingml/2006/picture">
+                      <pic:pic xmlns:pic="http://schemas.openxmlformats.org/drawingml/2006/picture">
+                        <pic:nvPicPr>
+                          <pic:cNvPr id="36" name="Picture 22"/>
+                          <pic:cNvPicPr preferRelativeResize="0">
+                            <a:picLocks noChangeArrowheads="1"/>
+                          </pic:cNvPicPr>
+                        </pic:nvPicPr>
+                        <pic:blipFill>
+                          <a:blip r:embed="rId38" cstate="print">
+                            <a:extLst>
+                              <a:ext uri="{28A0092B-C50C-407E-A947-70E740481C1C}">
+                                <a14:useLocalDpi xmlns:a14="http://schemas.microsoft.com/office/drawing/2010/main" val="0"/>
+                              </a:ext>
+                            </a:extLst>
+                          </a:blip>
+                          <a:stretch>
+                            <a:fillRect/>
+                          </a:stretch>
+                        </pic:blipFill>
+                        <pic:spPr bwMode="auto">
+                          <a:xfrm>
+                            <a:off x="0" y="0"/>
+                            <a:ext cx="948055" cy="948055"/>
+                          </a:xfrm>
+                          <a:prstGeom prst="rect">
+                            <a:avLst/>
+                          </a:prstGeom>
+                          <a:solidFill>
+                            <a:srgbClr val="FFFFFF"/>
+                          </a:solidFill>
+                          <a:ln>
+                            <a:noFill/>
+                          </a:ln>
+                        </pic:spPr>
+                      </pic:pic>
+                    </a:graphicData>
+                  </a:graphic>
+                </wp:inline>
+              </w:drawing>
             </w:r>
           </w:p>
         </w:tc>
@@ -9800,7 +12095,7 @@
                 <w:color w:val="343B31"/>
                 <w:sz w:val="16"/>
               </w:rPr>
-              <w:t>Hively Alphonzo E</w:t>
+              <w:t>Walker Albert Bernard</w:t>
             </w:r>
           </w:p>
         </w:tc>
@@ -9824,7 +12119,7 @@
                 <w:color w:val="343B31"/>
                 <w:sz w:val="16"/>
               </w:rPr>
-              <w:t>Advanced</w:t>
+              <w:t>Intermediate</w:t>
             </w:r>
           </w:p>
         </w:tc>
@@ -9887,13 +12182,27 @@
             <w:vAlign w:val="center"/>
           </w:tcPr>
           <w:p>
-            <w:r>
-              <w:rPr>
-                <w:rFonts w:ascii="Segoe UI" w:hAnsi="Segoe UI"/>
-                <w:color w:val="6F746A"/>
-                <w:sz w:val="16"/>
-              </w:rPr>
-              <w:t>1/24/1965</w:t>
+            <w:pPr>
+              <w:rPr>
+                <w:lang w:val="ru-RU"/>
+              </w:rPr>
+            </w:pPr>
+            <w:r>
+              <w:rPr>
+                <w:rFonts w:ascii="Segoe UI" w:hAnsi="Segoe UI"/>
+                <w:color w:val="6F746A"/>
+                <w:sz w:val="16"/>
+              </w:rPr>
+              <w:t>9/23/19</w:t>
+            </w:r>
+            <w:r>
+              <w:rPr>
+                <w:rFonts w:ascii="Segoe UI" w:hAnsi="Segoe UI"/>
+                <w:color w:val="6F746A"/>
+                <w:sz w:val="16"/>
+                <w:lang w:val="ru-RU"/>
+              </w:rPr>
+              <w:t>99</w:t>
             </w:r>
           </w:p>
         </w:tc>
@@ -9942,7 +12251,7 @@
                 <w:color w:val="6F746A"/>
                 <w:sz w:val="16"/>
               </w:rPr>
-              <w:t>alphonzo_hively@dxvideorent.com</w:t>
+              <w:t>albert_walker@dxvideorent.com</w:t>
             </w:r>
           </w:p>
         </w:tc>
@@ -9965,7 +12274,7 @@
                 <w:color w:val="6F746A"/>
                 <w:sz w:val="16"/>
               </w:rPr>
-              <w:t>(555)634-0320</w:t>
+              <w:t>(555)232-2303</w:t>
             </w:r>
           </w:p>
         </w:tc>
@@ -10014,7 +12323,43 @@
                 <w:color w:val="6F746A"/>
                 <w:sz w:val="16"/>
               </w:rPr>
-              <w:t>13509 34th St NW, Washington, DC 20001</w:t>
+              <w:t xml:space="preserve">42216 </w:t>
+            </w:r>
+            <w:proofErr w:type="spellStart"/>
+            <w:r>
+              <w:rPr>
+                <w:rFonts w:ascii="Segoe UI" w:hAnsi="Segoe UI"/>
+                <w:color w:val="6F746A"/>
+                <w:sz w:val="16"/>
+              </w:rPr>
+              <w:t>Lynnchester</w:t>
+            </w:r>
+            <w:proofErr w:type="spellEnd"/>
+            <w:r>
+              <w:rPr>
+                <w:rFonts w:ascii="Segoe UI" w:hAnsi="Segoe UI"/>
+                <w:color w:val="6F746A"/>
+                <w:sz w:val="16"/>
+              </w:rPr>
+              <w:t xml:space="preserve"> </w:t>
+            </w:r>
+            <w:proofErr w:type="gramStart"/>
+            <w:r>
+              <w:rPr>
+                <w:rFonts w:ascii="Segoe UI" w:hAnsi="Segoe UI"/>
+                <w:color w:val="6F746A"/>
+                <w:sz w:val="16"/>
+              </w:rPr>
+              <w:t>Cir,  Birmingham</w:t>
+            </w:r>
+            <w:proofErr w:type="gramEnd"/>
+            <w:r>
+              <w:rPr>
+                <w:rFonts w:ascii="Segoe UI" w:hAnsi="Segoe UI"/>
+                <w:color w:val="6F746A"/>
+                <w:sz w:val="16"/>
+              </w:rPr>
+              <w:t>, AL 35211</w:t>
             </w:r>
           </w:p>
         </w:tc>
@@ -10055,14 +12400,58 @@
               </w:rPr>
             </w:pPr>
             <w:r>
-              <w:pict w14:anchorId="4CD03765">
-                <v:shape id="_x0000_i1059" style="width:74.8pt;height:89.3pt" coordsize="" o:spt="100" adj="0,,0" path="" stroked="f">
-                  <v:stroke joinstyle="miter"/>
-                  <v:imagedata r:id="rId38" o:title=""/>
-                  <v:formulas/>
-                  <v:path o:connecttype="segments"/>
-                </v:shape>
-              </w:pict>
+              <w:rPr>
+                <w:noProof/>
+              </w:rPr>
+              <w:drawing>
+                <wp:inline distT="0" distB="0" distL="0" distR="0" wp14:anchorId="5200E0C4" wp14:editId="06BB942D">
+                  <wp:extent cx="948055" cy="948055"/>
+                  <wp:effectExtent l="0" t="0" r="4445" b="4445"/>
+                  <wp:docPr id="1298621502" name="Picture 21"/>
+                  <wp:cNvGraphicFramePr>
+                    <a:graphicFrameLocks xmlns:a="http://schemas.openxmlformats.org/drawingml/2006/main"/>
+                  </wp:cNvGraphicFramePr>
+                  <a:graphic xmlns:a="http://schemas.openxmlformats.org/drawingml/2006/main">
+                    <a:graphicData uri="http://schemas.openxmlformats.org/drawingml/2006/picture">
+                      <pic:pic xmlns:pic="http://schemas.openxmlformats.org/drawingml/2006/picture">
+                        <pic:nvPicPr>
+                          <pic:cNvPr id="37" name="Picture 21"/>
+                          <pic:cNvPicPr preferRelativeResize="0">
+                            <a:picLocks noChangeArrowheads="1"/>
+                          </pic:cNvPicPr>
+                        </pic:nvPicPr>
+                        <pic:blipFill>
+                          <a:blip r:embed="rId39" cstate="print">
+                            <a:extLst>
+                              <a:ext uri="{28A0092B-C50C-407E-A947-70E740481C1C}">
+                                <a14:useLocalDpi xmlns:a14="http://schemas.microsoft.com/office/drawing/2010/main" val="0"/>
+                              </a:ext>
+                            </a:extLst>
+                          </a:blip>
+                          <a:stretch>
+                            <a:fillRect/>
+                          </a:stretch>
+                        </pic:blipFill>
+                        <pic:spPr bwMode="auto">
+                          <a:xfrm>
+                            <a:off x="0" y="0"/>
+                            <a:ext cx="948055" cy="948055"/>
+                          </a:xfrm>
+                          <a:prstGeom prst="rect">
+                            <a:avLst/>
+                          </a:prstGeom>
+                          <a:solidFill>
+                            <a:srgbClr val="FFFFFF"/>
+                          </a:solidFill>
+                          <a:ln>
+                            <a:noFill/>
+                          </a:ln>
+                        </pic:spPr>
+                      </pic:pic>
+                    </a:graphicData>
+                  </a:graphic>
+                </wp:inline>
+              </w:drawing>
             </w:r>
           </w:p>
         </w:tc>
@@ -10084,7 +12473,7 @@
                 <w:color w:val="343B31"/>
                 <w:sz w:val="16"/>
               </w:rPr>
-              <w:t>Haneline Cindy C</w:t>
+              <w:t>Webb Ernest Earl</w:t>
             </w:r>
           </w:p>
         </w:tc>
@@ -10171,13 +12560,27 @@
             <w:vAlign w:val="center"/>
           </w:tcPr>
           <w:p>
-            <w:r>
-              <w:rPr>
-                <w:rFonts w:ascii="Segoe UI" w:hAnsi="Segoe UI"/>
-                <w:color w:val="6F746A"/>
-                <w:sz w:val="16"/>
-              </w:rPr>
-              <w:t>12/23/1971</w:t>
+            <w:pPr>
+              <w:rPr>
+                <w:lang w:val="ru-RU"/>
+              </w:rPr>
+            </w:pPr>
+            <w:r>
+              <w:rPr>
+                <w:rFonts w:ascii="Segoe UI" w:hAnsi="Segoe UI"/>
+                <w:color w:val="6F746A"/>
+                <w:sz w:val="16"/>
+              </w:rPr>
+              <w:t>8/4/</w:t>
+            </w:r>
+            <w:r>
+              <w:rPr>
+                <w:rFonts w:ascii="Segoe UI" w:hAnsi="Segoe UI"/>
+                <w:color w:val="6F746A"/>
+                <w:sz w:val="16"/>
+                <w:lang w:val="ru-RU"/>
+              </w:rPr>
+              <w:t>2001</w:t>
             </w:r>
           </w:p>
         </w:tc>
@@ -10226,7 +12629,7 @@
                 <w:color w:val="6F746A"/>
                 <w:sz w:val="16"/>
               </w:rPr>
-              <w:t>cindy_haneline@dxvideorent.com</w:t>
+              <w:t>ernest_webb@dxvideorent.com</w:t>
             </w:r>
           </w:p>
         </w:tc>
@@ -10249,7 +12652,7 @@
                 <w:color w:val="6F746A"/>
                 <w:sz w:val="16"/>
               </w:rPr>
-              <w:t>(555)638-9820</w:t>
+              <w:t>(555)415-9327</w:t>
             </w:r>
           </w:p>
         </w:tc>
@@ -10298,7 +12701,25 @@
                 <w:color w:val="6F746A"/>
                 <w:sz w:val="16"/>
               </w:rPr>
-              <w:t>82649 Topeka St, Riverbank, CA 95360</w:t>
+              <w:t xml:space="preserve">191 Wegman </w:t>
+            </w:r>
+            <w:proofErr w:type="gramStart"/>
+            <w:r>
+              <w:rPr>
+                <w:rFonts w:ascii="Segoe UI" w:hAnsi="Segoe UI"/>
+                <w:color w:val="6F746A"/>
+                <w:sz w:val="16"/>
+              </w:rPr>
+              <w:t>Pkwy,  Jersey</w:t>
+            </w:r>
+            <w:proofErr w:type="gramEnd"/>
+            <w:r>
+              <w:rPr>
+                <w:rFonts w:ascii="Segoe UI" w:hAnsi="Segoe UI"/>
+                <w:color w:val="6F746A"/>
+                <w:sz w:val="16"/>
+              </w:rPr>
+              <w:t xml:space="preserve"> City, NJ 07307</w:t>
             </w:r>
           </w:p>
         </w:tc>
@@ -10339,14 +12760,58 @@
               </w:rPr>
             </w:pPr>
             <w:r>
-              <w:pict w14:anchorId="6AE9F248">
-                <v:shape id="_x0000_i1060" style="width:74.8pt;height:89.3pt" coordsize="" o:spt="100" adj="0,,0" path="" stroked="f">
-                  <v:stroke joinstyle="miter"/>
-                  <v:imagedata r:id="rId39" o:title=""/>
-                  <v:formulas/>
-                  <v:path o:connecttype="segments"/>
-                </v:shape>
-              </w:pict>
+              <w:rPr>
+                <w:noProof/>
+              </w:rPr>
+              <w:drawing>
+                <wp:inline distT="0" distB="0" distL="0" distR="0" wp14:anchorId="65303512" wp14:editId="0570F29F">
+                  <wp:extent cx="948055" cy="948055"/>
+                  <wp:effectExtent l="0" t="0" r="4445" b="4445"/>
+                  <wp:docPr id="1501151361" name="Picture 20"/>
+                  <wp:cNvGraphicFramePr>
+                    <a:graphicFrameLocks xmlns:a="http://schemas.openxmlformats.org/drawingml/2006/main"/>
+                  </wp:cNvGraphicFramePr>
+                  <a:graphic xmlns:a="http://schemas.openxmlformats.org/drawingml/2006/main">
+                    <a:graphicData uri="http://schemas.openxmlformats.org/drawingml/2006/picture">
+                      <pic:pic xmlns:pic="http://schemas.openxmlformats.org/drawingml/2006/picture">
+                        <pic:nvPicPr>
+                          <pic:cNvPr id="38" name="Picture 20"/>
+                          <pic:cNvPicPr preferRelativeResize="0">
+                            <a:picLocks noChangeArrowheads="1"/>
+                          </pic:cNvPicPr>
+                        </pic:nvPicPr>
+                        <pic:blipFill>
+                          <a:blip r:embed="rId40" cstate="print">
+                            <a:extLst>
+                              <a:ext uri="{28A0092B-C50C-407E-A947-70E740481C1C}">
+                                <a14:useLocalDpi xmlns:a14="http://schemas.microsoft.com/office/drawing/2010/main" val="0"/>
+                              </a:ext>
+                            </a:extLst>
+                          </a:blip>
+                          <a:stretch>
+                            <a:fillRect/>
+                          </a:stretch>
+                        </pic:blipFill>
+                        <pic:spPr bwMode="auto">
+                          <a:xfrm>
+                            <a:off x="0" y="0"/>
+                            <a:ext cx="948055" cy="948055"/>
+                          </a:xfrm>
+                          <a:prstGeom prst="rect">
+                            <a:avLst/>
+                          </a:prstGeom>
+                          <a:solidFill>
+                            <a:srgbClr val="FFFFFF"/>
+                          </a:solidFill>
+                          <a:ln>
+                            <a:noFill/>
+                          </a:ln>
+                        </pic:spPr>
+                      </pic:pic>
+                    </a:graphicData>
+                  </a:graphic>
+                </wp:inline>
+              </w:drawing>
             </w:r>
           </w:p>
         </w:tc>
@@ -10368,7 +12833,7 @@
                 <w:color w:val="343B31"/>
                 <w:sz w:val="16"/>
               </w:rPr>
-              <w:t>Walker Albert Bernard</w:t>
+              <w:t>Martin Alice H</w:t>
             </w:r>
           </w:p>
         </w:tc>
@@ -10455,13 +12920,27 @@
             <w:vAlign w:val="center"/>
           </w:tcPr>
           <w:p>
-            <w:r>
-              <w:rPr>
-                <w:rFonts w:ascii="Segoe UI" w:hAnsi="Segoe UI"/>
-                <w:color w:val="6F746A"/>
-                <w:sz w:val="16"/>
-              </w:rPr>
-              <w:t>9/23/1969</w:t>
+            <w:pPr>
+              <w:rPr>
+                <w:lang w:val="ru-RU"/>
+              </w:rPr>
+            </w:pPr>
+            <w:r>
+              <w:rPr>
+                <w:rFonts w:ascii="Segoe UI" w:hAnsi="Segoe UI"/>
+                <w:color w:val="6F746A"/>
+                <w:sz w:val="16"/>
+              </w:rPr>
+              <w:t>5/19/19</w:t>
+            </w:r>
+            <w:r>
+              <w:rPr>
+                <w:rFonts w:ascii="Segoe UI" w:hAnsi="Segoe UI"/>
+                <w:color w:val="6F746A"/>
+                <w:sz w:val="16"/>
+                <w:lang w:val="ru-RU"/>
+              </w:rPr>
+              <w:t>98</w:t>
             </w:r>
           </w:p>
         </w:tc>
@@ -10510,7 +12989,7 @@
                 <w:color w:val="6F746A"/>
                 <w:sz w:val="16"/>
               </w:rPr>
-              <w:t>albert_walker@dxvideorent.com</w:t>
+              <w:t>alice_martin@dxvideorent.com</w:t>
             </w:r>
           </w:p>
         </w:tc>
@@ -10533,7 +13012,7 @@
                 <w:color w:val="6F746A"/>
                 <w:sz w:val="16"/>
               </w:rPr>
-              <w:t>(555)232-2303</w:t>
+              <w:t>(555)493-8440</w:t>
             </w:r>
           </w:p>
         </w:tc>
@@ -10582,7 +13061,7 @@
                 <w:color w:val="6F746A"/>
                 <w:sz w:val="16"/>
               </w:rPr>
-              <w:t xml:space="preserve">42216 </w:t>
+              <w:t xml:space="preserve">652 </w:t>
             </w:r>
             <w:proofErr w:type="spellStart"/>
             <w:r>
@@ -10591,7 +13070,7 @@
                 <w:color w:val="6F746A"/>
                 <w:sz w:val="16"/>
               </w:rPr>
-              <w:t>Lynnchester</w:t>
+              <w:t>Avonwick</w:t>
             </w:r>
             <w:proofErr w:type="spellEnd"/>
             <w:r>
@@ -10609,7 +13088,7 @@
                 <w:color w:val="6F746A"/>
                 <w:sz w:val="16"/>
               </w:rPr>
-              <w:t>Cir,  Birmingham</w:t>
+              <w:t>Gate,  Toronto</w:t>
             </w:r>
             <w:proofErr w:type="gramEnd"/>
             <w:r>
@@ -10618,7 +13097,7 @@
                 <w:color w:val="6F746A"/>
                 <w:sz w:val="16"/>
               </w:rPr>
-              <w:t>, AL 35211</w:t>
+              <w:t>, ON M3A25</w:t>
             </w:r>
           </w:p>
         </w:tc>
@@ -10659,14 +13138,58 @@
               </w:rPr>
             </w:pPr>
             <w:r>
-              <w:pict w14:anchorId="2C00B722">
-                <v:shape id="_x0000_i1061" style="width:74.8pt;height:89.3pt" coordsize="" o:spt="100" adj="0,,0" path="" stroked="f">
-                  <v:stroke joinstyle="miter"/>
-                  <v:imagedata r:id="rId40" o:title=""/>
-                  <v:formulas/>
-                  <v:path o:connecttype="segments"/>
-                </v:shape>
-              </w:pict>
+              <w:rPr>
+                <w:noProof/>
+              </w:rPr>
+              <w:drawing>
+                <wp:inline distT="0" distB="0" distL="0" distR="0" wp14:anchorId="591873A2" wp14:editId="1A18FEB2">
+                  <wp:extent cx="948055" cy="948055"/>
+                  <wp:effectExtent l="0" t="0" r="4445" b="4445"/>
+                  <wp:docPr id="2082591195" name="Picture 19"/>
+                  <wp:cNvGraphicFramePr>
+                    <a:graphicFrameLocks xmlns:a="http://schemas.openxmlformats.org/drawingml/2006/main"/>
+                  </wp:cNvGraphicFramePr>
+                  <a:graphic xmlns:a="http://schemas.openxmlformats.org/drawingml/2006/main">
+                    <a:graphicData uri="http://schemas.openxmlformats.org/drawingml/2006/picture">
+                      <pic:pic xmlns:pic="http://schemas.openxmlformats.org/drawingml/2006/picture">
+                        <pic:nvPicPr>
+                          <pic:cNvPr id="39" name="Picture 19"/>
+                          <pic:cNvPicPr preferRelativeResize="0">
+                            <a:picLocks noChangeArrowheads="1"/>
+                          </pic:cNvPicPr>
+                        </pic:nvPicPr>
+                        <pic:blipFill>
+                          <a:blip r:embed="rId41" cstate="print">
+                            <a:extLst>
+                              <a:ext uri="{28A0092B-C50C-407E-A947-70E740481C1C}">
+                                <a14:useLocalDpi xmlns:a14="http://schemas.microsoft.com/office/drawing/2010/main" val="0"/>
+                              </a:ext>
+                            </a:extLst>
+                          </a:blip>
+                          <a:stretch>
+                            <a:fillRect/>
+                          </a:stretch>
+                        </pic:blipFill>
+                        <pic:spPr bwMode="auto">
+                          <a:xfrm>
+                            <a:off x="0" y="0"/>
+                            <a:ext cx="948055" cy="948055"/>
+                          </a:xfrm>
+                          <a:prstGeom prst="rect">
+                            <a:avLst/>
+                          </a:prstGeom>
+                          <a:solidFill>
+                            <a:srgbClr val="FFFFFF"/>
+                          </a:solidFill>
+                          <a:ln>
+                            <a:noFill/>
+                          </a:ln>
+                        </pic:spPr>
+                      </pic:pic>
+                    </a:graphicData>
+                  </a:graphic>
+                </wp:inline>
+              </w:drawing>
             </w:r>
           </w:p>
         </w:tc>
@@ -10688,7 +13211,7 @@
                 <w:color w:val="343B31"/>
                 <w:sz w:val="16"/>
               </w:rPr>
-              <w:t>Webb Ernest Earl</w:t>
+              <w:t>Berntsen Alberta D</w:t>
             </w:r>
           </w:p>
         </w:tc>
@@ -10742,7 +13265,7 @@
                 <w:color w:val="505C57"/>
                 <w:sz w:val="56"/>
               </w:rPr>
-              <w:t>10</w:t>
+              <w:t>9</w:t>
             </w:r>
           </w:p>
         </w:tc>
@@ -10775,13 +13298,27 @@
             <w:vAlign w:val="center"/>
           </w:tcPr>
           <w:p>
-            <w:r>
-              <w:rPr>
-                <w:rFonts w:ascii="Segoe UI" w:hAnsi="Segoe UI"/>
-                <w:color w:val="6F746A"/>
-                <w:sz w:val="16"/>
-              </w:rPr>
-              <w:t>8/4/1955</w:t>
+            <w:pPr>
+              <w:rPr>
+                <w:lang w:val="ru-RU"/>
+              </w:rPr>
+            </w:pPr>
+            <w:r>
+              <w:rPr>
+                <w:rFonts w:ascii="Segoe UI" w:hAnsi="Segoe UI"/>
+                <w:color w:val="6F746A"/>
+                <w:sz w:val="16"/>
+              </w:rPr>
+              <w:t>1/23/</w:t>
+            </w:r>
+            <w:r>
+              <w:rPr>
+                <w:rFonts w:ascii="Segoe UI" w:hAnsi="Segoe UI"/>
+                <w:color w:val="6F746A"/>
+                <w:sz w:val="16"/>
+                <w:lang w:val="ru-RU"/>
+              </w:rPr>
+              <w:t>2000</w:t>
             </w:r>
           </w:p>
         </w:tc>
@@ -10830,7 +13367,7 @@
                 <w:color w:val="6F746A"/>
                 <w:sz w:val="16"/>
               </w:rPr>
-              <w:t>ernest_webb@dxvideorent.com</w:t>
+              <w:t>alberta_berntsen@dxvideorent.com</w:t>
             </w:r>
           </w:p>
         </w:tc>
@@ -10853,7 +13390,7 @@
                 <w:color w:val="6F746A"/>
                 <w:sz w:val="16"/>
               </w:rPr>
-              <w:t>(555)415-9327</w:t>
+              <w:t>(555)38-5438</w:t>
             </w:r>
           </w:p>
         </w:tc>
@@ -10902,25 +13439,7 @@
                 <w:color w:val="6F746A"/>
                 <w:sz w:val="16"/>
               </w:rPr>
-              <w:t xml:space="preserve">191 Wegman </w:t>
-            </w:r>
-            <w:proofErr w:type="gramStart"/>
-            <w:r>
-              <w:rPr>
-                <w:rFonts w:ascii="Segoe UI" w:hAnsi="Segoe UI"/>
-                <w:color w:val="6F746A"/>
-                <w:sz w:val="16"/>
-              </w:rPr>
-              <w:t>Pkwy,  Jersey</w:t>
-            </w:r>
-            <w:proofErr w:type="gramEnd"/>
-            <w:r>
-              <w:rPr>
-                <w:rFonts w:ascii="Segoe UI" w:hAnsi="Segoe UI"/>
-                <w:color w:val="6F746A"/>
-                <w:sz w:val="16"/>
-              </w:rPr>
-              <w:t xml:space="preserve"> City, NJ 07307</w:t>
+              <w:t>31218 S Memorial Dr, Appleton, WI 54912</w:t>
             </w:r>
           </w:p>
         </w:tc>
@@ -10961,14 +13480,58 @@
               </w:rPr>
             </w:pPr>
             <w:r>
-              <w:pict w14:anchorId="327E5A4F">
-                <v:shape id="_x0000_i1062" style="width:74.8pt;height:89.3pt" coordsize="" o:spt="100" adj="0,,0" path="" stroked="f">
-                  <v:stroke joinstyle="miter"/>
-                  <v:imagedata r:id="rId41" o:title=""/>
-                  <v:formulas/>
-                  <v:path o:connecttype="segments"/>
-                </v:shape>
-              </w:pict>
+              <w:rPr>
+                <w:noProof/>
+              </w:rPr>
+              <w:drawing>
+                <wp:inline distT="0" distB="0" distL="0" distR="0" wp14:anchorId="4BEFBB45" wp14:editId="46F02048">
+                  <wp:extent cx="948055" cy="948055"/>
+                  <wp:effectExtent l="0" t="0" r="4445" b="4445"/>
+                  <wp:docPr id="1346186462" name="Picture 18"/>
+                  <wp:cNvGraphicFramePr>
+                    <a:graphicFrameLocks xmlns:a="http://schemas.openxmlformats.org/drawingml/2006/main"/>
+                  </wp:cNvGraphicFramePr>
+                  <a:graphic xmlns:a="http://schemas.openxmlformats.org/drawingml/2006/main">
+                    <a:graphicData uri="http://schemas.openxmlformats.org/drawingml/2006/picture">
+                      <pic:pic xmlns:pic="http://schemas.openxmlformats.org/drawingml/2006/picture">
+                        <pic:nvPicPr>
+                          <pic:cNvPr id="40" name="Picture 18"/>
+                          <pic:cNvPicPr preferRelativeResize="0">
+                            <a:picLocks noChangeArrowheads="1"/>
+                          </pic:cNvPicPr>
+                        </pic:nvPicPr>
+                        <pic:blipFill>
+                          <a:blip r:embed="rId42" cstate="print">
+                            <a:extLst>
+                              <a:ext uri="{28A0092B-C50C-407E-A947-70E740481C1C}">
+                                <a14:useLocalDpi xmlns:a14="http://schemas.microsoft.com/office/drawing/2010/main" val="0"/>
+                              </a:ext>
+                            </a:extLst>
+                          </a:blip>
+                          <a:stretch>
+                            <a:fillRect/>
+                          </a:stretch>
+                        </pic:blipFill>
+                        <pic:spPr bwMode="auto">
+                          <a:xfrm>
+                            <a:off x="0" y="0"/>
+                            <a:ext cx="948055" cy="948055"/>
+                          </a:xfrm>
+                          <a:prstGeom prst="rect">
+                            <a:avLst/>
+                          </a:prstGeom>
+                          <a:solidFill>
+                            <a:srgbClr val="FFFFFF"/>
+                          </a:solidFill>
+                          <a:ln>
+                            <a:noFill/>
+                          </a:ln>
+                        </pic:spPr>
+                      </pic:pic>
+                    </a:graphicData>
+                  </a:graphic>
+                </wp:inline>
+              </w:drawing>
             </w:r>
           </w:p>
         </w:tc>
@@ -10990,7 +13553,7 @@
                 <w:color w:val="343B31"/>
                 <w:sz w:val="16"/>
               </w:rPr>
-              <w:t>Martin Alice H</w:t>
+              <w:t>Geeter Tony Charles</w:t>
             </w:r>
           </w:p>
         </w:tc>
@@ -11044,7 +13607,7 @@
                 <w:color w:val="505C57"/>
                 <w:sz w:val="56"/>
               </w:rPr>
-              <w:t>10</w:t>
+              <w:t>9</w:t>
             </w:r>
           </w:p>
         </w:tc>
@@ -11077,13 +13640,27 @@
             <w:vAlign w:val="center"/>
           </w:tcPr>
           <w:p>
-            <w:r>
-              <w:rPr>
-                <w:rFonts w:ascii="Segoe UI" w:hAnsi="Segoe UI"/>
-                <w:color w:val="6F746A"/>
-                <w:sz w:val="16"/>
-              </w:rPr>
-              <w:t>5/19/1973</w:t>
+            <w:pPr>
+              <w:rPr>
+                <w:lang w:val="ru-RU"/>
+              </w:rPr>
+            </w:pPr>
+            <w:r>
+              <w:rPr>
+                <w:rFonts w:ascii="Segoe UI" w:hAnsi="Segoe UI"/>
+                <w:color w:val="6F746A"/>
+                <w:sz w:val="16"/>
+              </w:rPr>
+              <w:t>5/15/19</w:t>
+            </w:r>
+            <w:r>
+              <w:rPr>
+                <w:rFonts w:ascii="Segoe UI" w:hAnsi="Segoe UI"/>
+                <w:color w:val="6F746A"/>
+                <w:sz w:val="16"/>
+                <w:lang w:val="ru-RU"/>
+              </w:rPr>
+              <w:t>62</w:t>
             </w:r>
           </w:p>
         </w:tc>
@@ -11132,7 +13709,7 @@
                 <w:color w:val="6F746A"/>
                 <w:sz w:val="16"/>
               </w:rPr>
-              <w:t>alice_martin@dxvideorent.com</w:t>
+              <w:t>tony_geeter@dxvideorent.com</w:t>
             </w:r>
           </w:p>
         </w:tc>
@@ -11155,7 +13732,7 @@
                 <w:color w:val="6F746A"/>
                 <w:sz w:val="16"/>
               </w:rPr>
-              <w:t>(555)493-8440</w:t>
+              <w:t>(555)834-0102</w:t>
             </w:r>
           </w:p>
         </w:tc>
@@ -11204,43 +13781,7 @@
                 <w:color w:val="6F746A"/>
                 <w:sz w:val="16"/>
               </w:rPr>
-              <w:t xml:space="preserve">652 </w:t>
-            </w:r>
-            <w:proofErr w:type="spellStart"/>
-            <w:r>
-              <w:rPr>
-                <w:rFonts w:ascii="Segoe UI" w:hAnsi="Segoe UI"/>
-                <w:color w:val="6F746A"/>
-                <w:sz w:val="16"/>
-              </w:rPr>
-              <w:t>Avonwick</w:t>
-            </w:r>
-            <w:proofErr w:type="spellEnd"/>
-            <w:r>
-              <w:rPr>
-                <w:rFonts w:ascii="Segoe UI" w:hAnsi="Segoe UI"/>
-                <w:color w:val="6F746A"/>
-                <w:sz w:val="16"/>
-              </w:rPr>
-              <w:t xml:space="preserve"> </w:t>
-            </w:r>
-            <w:proofErr w:type="gramStart"/>
-            <w:r>
-              <w:rPr>
-                <w:rFonts w:ascii="Segoe UI" w:hAnsi="Segoe UI"/>
-                <w:color w:val="6F746A"/>
-                <w:sz w:val="16"/>
-              </w:rPr>
-              <w:t>Gate,  Toronto</w:t>
-            </w:r>
-            <w:proofErr w:type="gramEnd"/>
-            <w:r>
-              <w:rPr>
-                <w:rFonts w:ascii="Segoe UI" w:hAnsi="Segoe UI"/>
-                <w:color w:val="6F746A"/>
-                <w:sz w:val="16"/>
-              </w:rPr>
-              <w:t>, ON M3A25</w:t>
+              <w:t>1268 Bright St, Jersey City, NJ 07308</w:t>
             </w:r>
           </w:p>
         </w:tc>
@@ -11281,14 +13822,58 @@
               </w:rPr>
             </w:pPr>
             <w:r>
-              <w:pict w14:anchorId="345B6310">
-                <v:shape id="_x0000_i1063" style="width:74.8pt;height:89.3pt" coordsize="" o:spt="100" adj="0,,0" path="" stroked="f">
-                  <v:stroke joinstyle="miter"/>
-                  <v:imagedata r:id="rId42" o:title=""/>
-                  <v:formulas/>
-                  <v:path o:connecttype="segments"/>
-                </v:shape>
-              </w:pict>
+              <w:rPr>
+                <w:noProof/>
+              </w:rPr>
+              <w:drawing>
+                <wp:inline distT="0" distB="0" distL="0" distR="0" wp14:anchorId="0513384F" wp14:editId="4D63F37C">
+                  <wp:extent cx="948055" cy="948055"/>
+                  <wp:effectExtent l="0" t="0" r="4445" b="4445"/>
+                  <wp:docPr id="471771788" name="Picture 16"/>
+                  <wp:cNvGraphicFramePr>
+                    <a:graphicFrameLocks xmlns:a="http://schemas.openxmlformats.org/drawingml/2006/main"/>
+                  </wp:cNvGraphicFramePr>
+                  <a:graphic xmlns:a="http://schemas.openxmlformats.org/drawingml/2006/main">
+                    <a:graphicData uri="http://schemas.openxmlformats.org/drawingml/2006/picture">
+                      <pic:pic xmlns:pic="http://schemas.openxmlformats.org/drawingml/2006/picture">
+                        <pic:nvPicPr>
+                          <pic:cNvPr id="42" name="Picture 16"/>
+                          <pic:cNvPicPr preferRelativeResize="0">
+                            <a:picLocks noChangeArrowheads="1"/>
+                          </pic:cNvPicPr>
+                        </pic:nvPicPr>
+                        <pic:blipFill>
+                          <a:blip r:embed="rId43" cstate="print">
+                            <a:extLst>
+                              <a:ext uri="{28A0092B-C50C-407E-A947-70E740481C1C}">
+                                <a14:useLocalDpi xmlns:a14="http://schemas.microsoft.com/office/drawing/2010/main" val="0"/>
+                              </a:ext>
+                            </a:extLst>
+                          </a:blip>
+                          <a:stretch>
+                            <a:fillRect/>
+                          </a:stretch>
+                        </pic:blipFill>
+                        <pic:spPr bwMode="auto">
+                          <a:xfrm>
+                            <a:off x="0" y="0"/>
+                            <a:ext cx="948055" cy="948055"/>
+                          </a:xfrm>
+                          <a:prstGeom prst="rect">
+                            <a:avLst/>
+                          </a:prstGeom>
+                          <a:solidFill>
+                            <a:srgbClr val="FFFFFF"/>
+                          </a:solidFill>
+                          <a:ln>
+                            <a:noFill/>
+                          </a:ln>
+                        </pic:spPr>
+                      </pic:pic>
+                    </a:graphicData>
+                  </a:graphic>
+                </wp:inline>
+              </w:drawing>
             </w:r>
           </w:p>
         </w:tc>
@@ -11310,7 +13895,7 @@
                 <w:color w:val="343B31"/>
                 <w:sz w:val="16"/>
               </w:rPr>
-              <w:t>Berntsen Alberta D</w:t>
+              <w:t>Chase Arvil A</w:t>
             </w:r>
           </w:p>
         </w:tc>
@@ -11397,13 +13982,27 @@
             <w:vAlign w:val="center"/>
           </w:tcPr>
           <w:p>
-            <w:r>
-              <w:rPr>
-                <w:rFonts w:ascii="Segoe UI" w:hAnsi="Segoe UI"/>
-                <w:color w:val="6F746A"/>
-                <w:sz w:val="16"/>
-              </w:rPr>
-              <w:t>1/23/1949</w:t>
+            <w:pPr>
+              <w:rPr>
+                <w:lang w:val="ru-RU"/>
+              </w:rPr>
+            </w:pPr>
+            <w:r>
+              <w:rPr>
+                <w:rFonts w:ascii="Segoe UI" w:hAnsi="Segoe UI"/>
+                <w:color w:val="6F746A"/>
+                <w:sz w:val="16"/>
+              </w:rPr>
+              <w:t>6/26/19</w:t>
+            </w:r>
+            <w:r>
+              <w:rPr>
+                <w:rFonts w:ascii="Segoe UI" w:hAnsi="Segoe UI"/>
+                <w:color w:val="6F746A"/>
+                <w:sz w:val="16"/>
+                <w:lang w:val="ru-RU"/>
+              </w:rPr>
+              <w:t>97</w:t>
             </w:r>
           </w:p>
         </w:tc>
@@ -11452,7 +14051,7 @@
                 <w:color w:val="6F746A"/>
                 <w:sz w:val="16"/>
               </w:rPr>
-              <w:t>alberta_berntsen@dxvideorent.com</w:t>
+              <w:t>arvil_chase@dxvideorent.com</w:t>
             </w:r>
           </w:p>
         </w:tc>
@@ -11475,7 +14074,7 @@
                 <w:color w:val="6F746A"/>
                 <w:sz w:val="16"/>
               </w:rPr>
-              <w:t>(555)38-5438</w:t>
+              <w:t>(555)586-9256</w:t>
             </w:r>
           </w:p>
         </w:tc>
@@ -11524,7 +14123,7 @@
                 <w:color w:val="6F746A"/>
                 <w:sz w:val="16"/>
               </w:rPr>
-              <w:t>31218 S Memorial Dr, Appleton, WI 54912</w:t>
+              <w:t>84523 N 13th St, Philadelphia, PA 19147</w:t>
             </w:r>
           </w:p>
         </w:tc>
@@ -11565,14 +14164,58 @@
               </w:rPr>
             </w:pPr>
             <w:r>
-              <w:pict w14:anchorId="30F438E7">
-                <v:shape id="_x0000_i1064" style="width:74.8pt;height:89.3pt" coordsize="" o:spt="100" adj="0,,0" path="" stroked="f">
-                  <v:stroke joinstyle="miter"/>
-                  <v:imagedata r:id="rId43" o:title=""/>
-                  <v:formulas/>
-                  <v:path o:connecttype="segments"/>
-                </v:shape>
-              </w:pict>
+              <w:rPr>
+                <w:noProof/>
+              </w:rPr>
+              <w:drawing>
+                <wp:inline distT="0" distB="0" distL="0" distR="0" wp14:anchorId="0E80AC26" wp14:editId="7958E7F2">
+                  <wp:extent cx="948055" cy="948055"/>
+                  <wp:effectExtent l="0" t="0" r="4445" b="4445"/>
+                  <wp:docPr id="1902248027" name="Picture 15"/>
+                  <wp:cNvGraphicFramePr>
+                    <a:graphicFrameLocks xmlns:a="http://schemas.openxmlformats.org/drawingml/2006/main"/>
+                  </wp:cNvGraphicFramePr>
+                  <a:graphic xmlns:a="http://schemas.openxmlformats.org/drawingml/2006/main">
+                    <a:graphicData uri="http://schemas.openxmlformats.org/drawingml/2006/picture">
+                      <pic:pic xmlns:pic="http://schemas.openxmlformats.org/drawingml/2006/picture">
+                        <pic:nvPicPr>
+                          <pic:cNvPr id="43" name="Picture 15"/>
+                          <pic:cNvPicPr preferRelativeResize="0">
+                            <a:picLocks noChangeArrowheads="1"/>
+                          </pic:cNvPicPr>
+                        </pic:nvPicPr>
+                        <pic:blipFill>
+                          <a:blip r:embed="rId44" cstate="print">
+                            <a:extLst>
+                              <a:ext uri="{28A0092B-C50C-407E-A947-70E740481C1C}">
+                                <a14:useLocalDpi xmlns:a14="http://schemas.microsoft.com/office/drawing/2010/main" val="0"/>
+                              </a:ext>
+                            </a:extLst>
+                          </a:blip>
+                          <a:stretch>
+                            <a:fillRect/>
+                          </a:stretch>
+                        </pic:blipFill>
+                        <pic:spPr bwMode="auto">
+                          <a:xfrm>
+                            <a:off x="0" y="0"/>
+                            <a:ext cx="948055" cy="948055"/>
+                          </a:xfrm>
+                          <a:prstGeom prst="rect">
+                            <a:avLst/>
+                          </a:prstGeom>
+                          <a:solidFill>
+                            <a:srgbClr val="FFFFFF"/>
+                          </a:solidFill>
+                          <a:ln>
+                            <a:noFill/>
+                          </a:ln>
+                        </pic:spPr>
+                      </pic:pic>
+                    </a:graphicData>
+                  </a:graphic>
+                </wp:inline>
+              </w:drawing>
             </w:r>
           </w:p>
         </w:tc>
@@ -11587,6 +14230,7 @@
             <w:vAlign w:val="center"/>
           </w:tcPr>
           <w:p>
+            <w:proofErr w:type="spellStart"/>
             <w:r>
               <w:rPr>
                 <w:rFonts w:ascii="Segoe UI" w:hAnsi="Segoe UI"/>
@@ -11594,23 +14238,9 @@
                 <w:color w:val="343B31"/>
                 <w:sz w:val="16"/>
               </w:rPr>
-              <w:t>Geeter Tony Charles</w:t>
-            </w:r>
-          </w:p>
-        </w:tc>
-        <w:tc>
-          <w:tcPr>
-            <w:tcW w:w="2748" w:type="dxa"/>
-            <w:gridSpan w:val="2"/>
-            <w:tcBorders>
-              <w:left w:val="single" w:sz="6" w:space="0" w:color="FFFFFF"/>
-              <w:bottom w:val="single" w:sz="6" w:space="0" w:color="FFFFFF"/>
-              <w:right w:val="single" w:sz="6" w:space="0" w:color="FFFFFF"/>
-            </w:tcBorders>
-            <w:shd w:val="clear" w:color="auto" w:fill="C4DCB6"/>
-            <w:vAlign w:val="center"/>
-          </w:tcPr>
-          <w:p>
+              <w:t>Waytz</w:t>
+            </w:r>
+            <w:proofErr w:type="spellEnd"/>
             <w:r>
               <w:rPr>
                 <w:rFonts w:ascii="Segoe UI" w:hAnsi="Segoe UI"/>
@@ -11618,7 +14248,31 @@
                 <w:color w:val="343B31"/>
                 <w:sz w:val="16"/>
               </w:rPr>
-              <w:t>Intermediate</w:t>
+              <w:t xml:space="preserve"> Anthony R</w:t>
+            </w:r>
+          </w:p>
+        </w:tc>
+        <w:tc>
+          <w:tcPr>
+            <w:tcW w:w="2748" w:type="dxa"/>
+            <w:gridSpan w:val="2"/>
+            <w:tcBorders>
+              <w:left w:val="single" w:sz="6" w:space="0" w:color="FFFFFF"/>
+              <w:bottom w:val="single" w:sz="6" w:space="0" w:color="FFFFFF"/>
+              <w:right w:val="single" w:sz="6" w:space="0" w:color="FFFFFF"/>
+            </w:tcBorders>
+            <w:shd w:val="clear" w:color="auto" w:fill="C4DCB6"/>
+            <w:vAlign w:val="center"/>
+          </w:tcPr>
+          <w:p>
+            <w:r>
+              <w:rPr>
+                <w:rFonts w:ascii="Segoe UI" w:hAnsi="Segoe UI"/>
+                <w:b/>
+                <w:color w:val="343B31"/>
+                <w:sz w:val="16"/>
+              </w:rPr>
+              <w:t>Novice</w:t>
             </w:r>
           </w:p>
         </w:tc>
@@ -11681,13 +14335,27 @@
             <w:vAlign w:val="center"/>
           </w:tcPr>
           <w:p>
-            <w:r>
-              <w:rPr>
-                <w:rFonts w:ascii="Segoe UI" w:hAnsi="Segoe UI"/>
-                <w:color w:val="6F746A"/>
-                <w:sz w:val="16"/>
-              </w:rPr>
-              <w:t>5/15/1957</w:t>
+            <w:pPr>
+              <w:rPr>
+                <w:lang w:val="ru-RU"/>
+              </w:rPr>
+            </w:pPr>
+            <w:r>
+              <w:rPr>
+                <w:rFonts w:ascii="Segoe UI" w:hAnsi="Segoe UI"/>
+                <w:color w:val="6F746A"/>
+                <w:sz w:val="16"/>
+              </w:rPr>
+              <w:t>6/23/19</w:t>
+            </w:r>
+            <w:r>
+              <w:rPr>
+                <w:rFonts w:ascii="Segoe UI" w:hAnsi="Segoe UI"/>
+                <w:color w:val="6F746A"/>
+                <w:sz w:val="16"/>
+                <w:lang w:val="ru-RU"/>
+              </w:rPr>
+              <w:t>99</w:t>
             </w:r>
           </w:p>
         </w:tc>
@@ -11736,7 +14404,7 @@
                 <w:color w:val="6F746A"/>
                 <w:sz w:val="16"/>
               </w:rPr>
-              <w:t>tony_geeter@dxvideorent.com</w:t>
+              <w:t>anthony_waytz@dxvideorent.com</w:t>
             </w:r>
           </w:p>
         </w:tc>
@@ -11759,7 +14427,7 @@
                 <w:color w:val="6F746A"/>
                 <w:sz w:val="16"/>
               </w:rPr>
-              <w:t>(555)834-0102</w:t>
+              <w:t>(555)577-4333</w:t>
             </w:r>
           </w:p>
         </w:tc>
@@ -11808,7 +14476,7 @@
                 <w:color w:val="6F746A"/>
                 <w:sz w:val="16"/>
               </w:rPr>
-              <w:t>1268 Bright St, Jersey City, NJ 07308</w:t>
+              <w:t>2372 Clump Rd, Green Lane, PA 18050</w:t>
             </w:r>
           </w:p>
         </w:tc>
@@ -11849,14 +14517,58 @@
               </w:rPr>
             </w:pPr>
             <w:r>
-              <w:pict w14:anchorId="2437B276">
-                <v:shape id="_x0000_i1065" style="width:74.8pt;height:89.3pt" coordsize="" o:spt="100" adj="0,,0" path="" stroked="f">
-                  <v:stroke joinstyle="miter"/>
-                  <v:imagedata r:id="rId44" o:title=""/>
-                  <v:formulas/>
-                  <v:path o:connecttype="segments"/>
-                </v:shape>
-              </w:pict>
+              <w:rPr>
+                <w:noProof/>
+              </w:rPr>
+              <w:drawing>
+                <wp:inline distT="0" distB="0" distL="0" distR="0" wp14:anchorId="62C72D51" wp14:editId="0E2266C1">
+                  <wp:extent cx="948055" cy="948055"/>
+                  <wp:effectExtent l="0" t="0" r="4445" b="4445"/>
+                  <wp:docPr id="1769503903" name="Picture 14"/>
+                  <wp:cNvGraphicFramePr>
+                    <a:graphicFrameLocks xmlns:a="http://schemas.openxmlformats.org/drawingml/2006/main"/>
+                  </wp:cNvGraphicFramePr>
+                  <a:graphic xmlns:a="http://schemas.openxmlformats.org/drawingml/2006/main">
+                    <a:graphicData uri="http://schemas.openxmlformats.org/drawingml/2006/picture">
+                      <pic:pic xmlns:pic="http://schemas.openxmlformats.org/drawingml/2006/picture">
+                        <pic:nvPicPr>
+                          <pic:cNvPr id="44" name="Picture 14"/>
+                          <pic:cNvPicPr preferRelativeResize="0">
+                            <a:picLocks noChangeArrowheads="1"/>
+                          </pic:cNvPicPr>
+                        </pic:nvPicPr>
+                        <pic:blipFill>
+                          <a:blip r:embed="rId45" cstate="print">
+                            <a:extLst>
+                              <a:ext uri="{28A0092B-C50C-407E-A947-70E740481C1C}">
+                                <a14:useLocalDpi xmlns:a14="http://schemas.microsoft.com/office/drawing/2010/main" val="0"/>
+                              </a:ext>
+                            </a:extLst>
+                          </a:blip>
+                          <a:stretch>
+                            <a:fillRect/>
+                          </a:stretch>
+                        </pic:blipFill>
+                        <pic:spPr bwMode="auto">
+                          <a:xfrm>
+                            <a:off x="0" y="0"/>
+                            <a:ext cx="948055" cy="948055"/>
+                          </a:xfrm>
+                          <a:prstGeom prst="rect">
+                            <a:avLst/>
+                          </a:prstGeom>
+                          <a:solidFill>
+                            <a:srgbClr val="FFFFFF"/>
+                          </a:solidFill>
+                          <a:ln>
+                            <a:noFill/>
+                          </a:ln>
+                        </pic:spPr>
+                      </pic:pic>
+                    </a:graphicData>
+                  </a:graphic>
+                </wp:inline>
+              </w:drawing>
             </w:r>
           </w:p>
         </w:tc>
@@ -11878,7 +14590,7 @@
                 <w:color w:val="343B31"/>
                 <w:sz w:val="16"/>
               </w:rPr>
-              <w:t>Faircloth Barbara L</w:t>
+              <w:t>Basinger Almas D</w:t>
             </w:r>
           </w:p>
         </w:tc>
@@ -11902,7 +14614,7 @@
                 <w:color w:val="343B31"/>
                 <w:sz w:val="16"/>
               </w:rPr>
-              <w:t>Intermediate</w:t>
+              <w:t>Advanced</w:t>
             </w:r>
           </w:p>
         </w:tc>
@@ -11965,13 +14677,27 @@
             <w:vAlign w:val="center"/>
           </w:tcPr>
           <w:p>
-            <w:r>
-              <w:rPr>
-                <w:rFonts w:ascii="Segoe UI" w:hAnsi="Segoe UI"/>
-                <w:color w:val="6F746A"/>
-                <w:sz w:val="16"/>
-              </w:rPr>
-              <w:t>11/17/1964</w:t>
+            <w:pPr>
+              <w:rPr>
+                <w:lang w:val="ru-RU"/>
+              </w:rPr>
+            </w:pPr>
+            <w:r>
+              <w:rPr>
+                <w:rFonts w:ascii="Segoe UI" w:hAnsi="Segoe UI"/>
+                <w:color w:val="6F746A"/>
+                <w:sz w:val="16"/>
+              </w:rPr>
+              <w:t>4/20/19</w:t>
+            </w:r>
+            <w:r>
+              <w:rPr>
+                <w:rFonts w:ascii="Segoe UI" w:hAnsi="Segoe UI"/>
+                <w:color w:val="6F746A"/>
+                <w:sz w:val="16"/>
+                <w:lang w:val="ru-RU"/>
+              </w:rPr>
+              <w:t>95</w:t>
             </w:r>
           </w:p>
         </w:tc>
@@ -12020,7 +14746,7 @@
                 <w:color w:val="6F746A"/>
                 <w:sz w:val="16"/>
               </w:rPr>
-              <w:t>barbara_faircloth@dxvideorent.com</w:t>
+              <w:t>almas_basinger@dxvideorent.com</w:t>
             </w:r>
           </w:p>
         </w:tc>
@@ -12043,7 +14769,7 @@
                 <w:color w:val="6F746A"/>
                 <w:sz w:val="16"/>
               </w:rPr>
-              <w:t>(555)783-3811</w:t>
+              <w:t>(555)972-4468</w:t>
             </w:r>
           </w:p>
         </w:tc>
@@ -12092,25 +14818,7 @@
                 <w:color w:val="6F746A"/>
                 <w:sz w:val="16"/>
               </w:rPr>
-              <w:t xml:space="preserve">727 Ctr </w:t>
-            </w:r>
-            <w:proofErr w:type="gramStart"/>
-            <w:r>
-              <w:rPr>
-                <w:rFonts w:ascii="Segoe UI" w:hAnsi="Segoe UI"/>
-                <w:color w:val="6F746A"/>
-                <w:sz w:val="16"/>
-              </w:rPr>
-              <w:t>St,  Milford</w:t>
-            </w:r>
-            <w:proofErr w:type="gramEnd"/>
-            <w:r>
-              <w:rPr>
-                <w:rFonts w:ascii="Segoe UI" w:hAnsi="Segoe UI"/>
-                <w:color w:val="6F746A"/>
-                <w:sz w:val="16"/>
-              </w:rPr>
-              <w:t>, CT 06463</w:t>
+              <w:t>620201 Plymouth Rd, Detroit, MI 48224</w:t>
             </w:r>
           </w:p>
         </w:tc>
@@ -12151,14 +14859,58 @@
               </w:rPr>
             </w:pPr>
             <w:r>
-              <w:pict w14:anchorId="07C629B8">
-                <v:shape id="_x0000_i1066" style="width:74.8pt;height:89.3pt" coordsize="" o:spt="100" adj="0,,0" path="" stroked="f">
-                  <v:stroke joinstyle="miter"/>
-                  <v:imagedata r:id="rId45" o:title=""/>
-                  <v:formulas/>
-                  <v:path o:connecttype="segments"/>
-                </v:shape>
-              </w:pict>
+              <w:rPr>
+                <w:noProof/>
+              </w:rPr>
+              <w:drawing>
+                <wp:inline distT="0" distB="0" distL="0" distR="0" wp14:anchorId="58CCA3EC" wp14:editId="3DB97C36">
+                  <wp:extent cx="948055" cy="948055"/>
+                  <wp:effectExtent l="0" t="0" r="4445" b="4445"/>
+                  <wp:docPr id="1209501014" name="Picture 13"/>
+                  <wp:cNvGraphicFramePr>
+                    <a:graphicFrameLocks xmlns:a="http://schemas.openxmlformats.org/drawingml/2006/main"/>
+                  </wp:cNvGraphicFramePr>
+                  <a:graphic xmlns:a="http://schemas.openxmlformats.org/drawingml/2006/main">
+                    <a:graphicData uri="http://schemas.openxmlformats.org/drawingml/2006/picture">
+                      <pic:pic xmlns:pic="http://schemas.openxmlformats.org/drawingml/2006/picture">
+                        <pic:nvPicPr>
+                          <pic:cNvPr id="45" name="Picture 13"/>
+                          <pic:cNvPicPr preferRelativeResize="0">
+                            <a:picLocks noChangeArrowheads="1"/>
+                          </pic:cNvPicPr>
+                        </pic:nvPicPr>
+                        <pic:blipFill>
+                          <a:blip r:embed="rId46" cstate="print">
+                            <a:extLst>
+                              <a:ext uri="{28A0092B-C50C-407E-A947-70E740481C1C}">
+                                <a14:useLocalDpi xmlns:a14="http://schemas.microsoft.com/office/drawing/2010/main" val="0"/>
+                              </a:ext>
+                            </a:extLst>
+                          </a:blip>
+                          <a:stretch>
+                            <a:fillRect/>
+                          </a:stretch>
+                        </pic:blipFill>
+                        <pic:spPr bwMode="auto">
+                          <a:xfrm>
+                            <a:off x="0" y="0"/>
+                            <a:ext cx="948055" cy="948055"/>
+                          </a:xfrm>
+                          <a:prstGeom prst="rect">
+                            <a:avLst/>
+                          </a:prstGeom>
+                          <a:solidFill>
+                            <a:srgbClr val="FFFFFF"/>
+                          </a:solidFill>
+                          <a:ln>
+                            <a:noFill/>
+                          </a:ln>
+                        </pic:spPr>
+                      </pic:pic>
+                    </a:graphicData>
+                  </a:graphic>
+                </wp:inline>
+              </w:drawing>
             </w:r>
           </w:p>
         </w:tc>
@@ -12180,7 +14932,7 @@
                 <w:color w:val="343B31"/>
                 <w:sz w:val="16"/>
               </w:rPr>
-              <w:t>Chase Arvil A</w:t>
+              <w:t>Andrews Anita</w:t>
             </w:r>
           </w:p>
         </w:tc>
@@ -12204,7 +14956,7 @@
                 <w:color w:val="343B31"/>
                 <w:sz w:val="16"/>
               </w:rPr>
-              <w:t>Intermediate</w:t>
+              <w:t>Advanced</w:t>
             </w:r>
           </w:p>
         </w:tc>
@@ -12267,13 +15019,27 @@
             <w:vAlign w:val="center"/>
           </w:tcPr>
           <w:p>
-            <w:r>
-              <w:rPr>
-                <w:rFonts w:ascii="Segoe UI" w:hAnsi="Segoe UI"/>
-                <w:color w:val="6F746A"/>
-                <w:sz w:val="16"/>
-              </w:rPr>
-              <w:t>6/26/1978</w:t>
+            <w:pPr>
+              <w:rPr>
+                <w:lang w:val="ru-RU"/>
+              </w:rPr>
+            </w:pPr>
+            <w:r>
+              <w:rPr>
+                <w:rFonts w:ascii="Segoe UI" w:hAnsi="Segoe UI"/>
+                <w:color w:val="6F746A"/>
+                <w:sz w:val="16"/>
+              </w:rPr>
+              <w:t>12/3/</w:t>
+            </w:r>
+            <w:r>
+              <w:rPr>
+                <w:rFonts w:ascii="Segoe UI" w:hAnsi="Segoe UI"/>
+                <w:color w:val="6F746A"/>
+                <w:sz w:val="16"/>
+                <w:lang w:val="ru-RU"/>
+              </w:rPr>
+              <w:t>2001</w:t>
             </w:r>
           </w:p>
         </w:tc>
@@ -12322,7 +15088,7 @@
                 <w:color w:val="6F746A"/>
                 <w:sz w:val="16"/>
               </w:rPr>
-              <w:t>arvil_chase@dxvideorent.com</w:t>
+              <w:t>anita_andrews@dxvideorent.com</w:t>
             </w:r>
           </w:p>
         </w:tc>
@@ -12345,7 +15111,7 @@
                 <w:color w:val="6F746A"/>
                 <w:sz w:val="16"/>
               </w:rPr>
-              <w:t>(555)586-9256</w:t>
+              <w:t>(555)329-0582</w:t>
             </w:r>
           </w:p>
         </w:tc>
@@ -12394,7 +15160,7 @@
                 <w:color w:val="6F746A"/>
                 <w:sz w:val="16"/>
               </w:rPr>
-              <w:t>84523 N 13th St, Philadelphia, PA 19147</w:t>
+              <w:t>314 E 18th St, Bayonne, NJ 07000</w:t>
             </w:r>
           </w:p>
         </w:tc>
@@ -12435,14 +15201,58 @@
               </w:rPr>
             </w:pPr>
             <w:r>
-              <w:pict w14:anchorId="583B2AF2">
-                <v:shape id="_x0000_i1067" style="width:74.8pt;height:89.3pt" coordsize="" o:spt="100" adj="0,,0" path="" stroked="f">
-                  <v:stroke joinstyle="miter"/>
-                  <v:imagedata r:id="rId46" o:title=""/>
-                  <v:formulas/>
-                  <v:path o:connecttype="segments"/>
-                </v:shape>
-              </w:pict>
+              <w:rPr>
+                <w:noProof/>
+              </w:rPr>
+              <w:drawing>
+                <wp:inline distT="0" distB="0" distL="0" distR="0" wp14:anchorId="0FDEF78A" wp14:editId="77CB2D64">
+                  <wp:extent cx="948055" cy="948055"/>
+                  <wp:effectExtent l="0" t="0" r="4445" b="4445"/>
+                  <wp:docPr id="1123439723" name="Picture 10"/>
+                  <wp:cNvGraphicFramePr>
+                    <a:graphicFrameLocks xmlns:a="http://schemas.openxmlformats.org/drawingml/2006/main"/>
+                  </wp:cNvGraphicFramePr>
+                  <a:graphic xmlns:a="http://schemas.openxmlformats.org/drawingml/2006/main">
+                    <a:graphicData uri="http://schemas.openxmlformats.org/drawingml/2006/picture">
+                      <pic:pic xmlns:pic="http://schemas.openxmlformats.org/drawingml/2006/picture">
+                        <pic:nvPicPr>
+                          <pic:cNvPr id="48" name="Picture 10"/>
+                          <pic:cNvPicPr preferRelativeResize="0">
+                            <a:picLocks noChangeArrowheads="1"/>
+                          </pic:cNvPicPr>
+                        </pic:nvPicPr>
+                        <pic:blipFill>
+                          <a:blip r:embed="rId47" cstate="print">
+                            <a:extLst>
+                              <a:ext uri="{28A0092B-C50C-407E-A947-70E740481C1C}">
+                                <a14:useLocalDpi xmlns:a14="http://schemas.microsoft.com/office/drawing/2010/main" val="0"/>
+                              </a:ext>
+                            </a:extLst>
+                          </a:blip>
+                          <a:stretch>
+                            <a:fillRect/>
+                          </a:stretch>
+                        </pic:blipFill>
+                        <pic:spPr bwMode="auto">
+                          <a:xfrm>
+                            <a:off x="0" y="0"/>
+                            <a:ext cx="948055" cy="948055"/>
+                          </a:xfrm>
+                          <a:prstGeom prst="rect">
+                            <a:avLst/>
+                          </a:prstGeom>
+                          <a:solidFill>
+                            <a:srgbClr val="FFFFFF"/>
+                          </a:solidFill>
+                          <a:ln>
+                            <a:noFill/>
+                          </a:ln>
+                        </pic:spPr>
+                      </pic:pic>
+                    </a:graphicData>
+                  </a:graphic>
+                </wp:inline>
+              </w:drawing>
             </w:r>
           </w:p>
         </w:tc>
@@ -12457,7 +15267,6 @@
             <w:vAlign w:val="center"/>
           </w:tcPr>
           <w:p>
-            <w:proofErr w:type="spellStart"/>
             <w:r>
               <w:rPr>
                 <w:rFonts w:ascii="Segoe UI" w:hAnsi="Segoe UI"/>
@@ -12465,9 +15274,23 @@
                 <w:color w:val="343B31"/>
                 <w:sz w:val="16"/>
               </w:rPr>
-              <w:t>Waytz</w:t>
-            </w:r>
-            <w:proofErr w:type="spellEnd"/>
+              <w:t>Liu Calvin</w:t>
+            </w:r>
+          </w:p>
+        </w:tc>
+        <w:tc>
+          <w:tcPr>
+            <w:tcW w:w="2748" w:type="dxa"/>
+            <w:gridSpan w:val="2"/>
+            <w:tcBorders>
+              <w:left w:val="single" w:sz="6" w:space="0" w:color="FFFFFF"/>
+              <w:bottom w:val="single" w:sz="6" w:space="0" w:color="FFFFFF"/>
+              <w:right w:val="single" w:sz="6" w:space="0" w:color="FFFFFF"/>
+            </w:tcBorders>
+            <w:shd w:val="clear" w:color="auto" w:fill="C4DCB6"/>
+            <w:vAlign w:val="center"/>
+          </w:tcPr>
+          <w:p>
             <w:r>
               <w:rPr>
                 <w:rFonts w:ascii="Segoe UI" w:hAnsi="Segoe UI"/>
@@ -12475,7 +15298,139 @@
                 <w:color w:val="343B31"/>
                 <w:sz w:val="16"/>
               </w:rPr>
-              <w:t xml:space="preserve"> Anthony R</w:t>
+              <w:t>Intermediate</w:t>
+            </w:r>
+          </w:p>
+        </w:tc>
+        <w:tc>
+          <w:tcPr>
+            <w:tcW w:w="1500" w:type="dxa"/>
+            <w:vMerge w:val="restart"/>
+            <w:tcBorders>
+              <w:bottom w:val="single" w:sz="6" w:space="0" w:color="FFFFFF"/>
+              <w:right w:val="single" w:sz="6" w:space="0" w:color="FFFFFF"/>
+            </w:tcBorders>
+            <w:shd w:val="clear" w:color="auto" w:fill="BCD6C9"/>
+            <w:vAlign w:val="center"/>
+          </w:tcPr>
+          <w:p>
+            <w:pPr>
+              <w:jc w:val="center"/>
+              <w:rPr>
+                <w:rFonts w:ascii="Segoe UI" w:hAnsi="Segoe UI"/>
+                <w:color w:val="505C57"/>
+                <w:sz w:val="56"/>
+              </w:rPr>
+            </w:pPr>
+            <w:r>
+              <w:rPr>
+                <w:rFonts w:ascii="Segoe UI" w:hAnsi="Segoe UI"/>
+                <w:color w:val="505C57"/>
+                <w:sz w:val="56"/>
+              </w:rPr>
+              <w:t>9</w:t>
+            </w:r>
+          </w:p>
+        </w:tc>
+      </w:tr>
+      <w:tr>
+        <w:trPr>
+          <w:cantSplit/>
+        </w:trPr>
+        <w:tc>
+          <w:tcPr>
+            <w:tcW w:w="1530" w:type="dxa"/>
+            <w:vMerge/>
+            <w:tcBorders>
+              <w:left w:val="single" w:sz="6" w:space="0" w:color="FFFFFF"/>
+              <w:bottom w:val="single" w:sz="6" w:space="0" w:color="FFFFFF"/>
+              <w:right w:val="single" w:sz="6" w:space="0" w:color="FFFFFF"/>
+            </w:tcBorders>
+          </w:tcPr>
+          <w:p/>
+        </w:tc>
+        <w:tc>
+          <w:tcPr>
+            <w:tcW w:w="6708" w:type="dxa"/>
+            <w:gridSpan w:val="4"/>
+            <w:tcBorders>
+              <w:bottom w:val="single" w:sz="6" w:space="0" w:color="FFFFFF"/>
+              <w:right w:val="single" w:sz="6" w:space="0" w:color="FFFFFF"/>
+            </w:tcBorders>
+            <w:shd w:val="clear" w:color="auto" w:fill="E3EEDC"/>
+            <w:vAlign w:val="center"/>
+          </w:tcPr>
+          <w:p>
+            <w:pPr>
+              <w:rPr>
+                <w:lang w:val="ru-RU"/>
+              </w:rPr>
+            </w:pPr>
+            <w:r>
+              <w:rPr>
+                <w:rFonts w:ascii="Segoe UI" w:hAnsi="Segoe UI"/>
+                <w:color w:val="6F746A"/>
+                <w:sz w:val="16"/>
+              </w:rPr>
+              <w:t>3/3/197</w:t>
+            </w:r>
+            <w:r>
+              <w:rPr>
+                <w:rFonts w:ascii="Segoe UI" w:hAnsi="Segoe UI"/>
+                <w:color w:val="6F746A"/>
+                <w:sz w:val="16"/>
+                <w:lang w:val="ru-RU"/>
+              </w:rPr>
+              <w:t>4</w:t>
+            </w:r>
+          </w:p>
+        </w:tc>
+        <w:tc>
+          <w:tcPr>
+            <w:tcW w:w="1500" w:type="dxa"/>
+            <w:vMerge/>
+            <w:tcBorders>
+              <w:bottom w:val="single" w:sz="6" w:space="0" w:color="FFFFFF"/>
+              <w:right w:val="single" w:sz="6" w:space="0" w:color="FFFFFF"/>
+            </w:tcBorders>
+          </w:tcPr>
+          <w:p/>
+        </w:tc>
+      </w:tr>
+      <w:tr>
+        <w:trPr>
+          <w:cantSplit/>
+        </w:trPr>
+        <w:tc>
+          <w:tcPr>
+            <w:tcW w:w="1530" w:type="dxa"/>
+            <w:vMerge/>
+            <w:tcBorders>
+              <w:left w:val="single" w:sz="6" w:space="0" w:color="FFFFFF"/>
+              <w:bottom w:val="single" w:sz="6" w:space="0" w:color="FFFFFF"/>
+              <w:right w:val="single" w:sz="6" w:space="0" w:color="FFFFFF"/>
+            </w:tcBorders>
+          </w:tcPr>
+          <w:p/>
+        </w:tc>
+        <w:tc>
+          <w:tcPr>
+            <w:tcW w:w="3960" w:type="dxa"/>
+            <w:gridSpan w:val="2"/>
+            <w:tcBorders>
+              <w:bottom w:val="single" w:sz="6" w:space="0" w:color="FFFFFF"/>
+            </w:tcBorders>
+            <w:shd w:val="clear" w:color="auto" w:fill="E3EEDC"/>
+            <w:vAlign w:val="center"/>
+          </w:tcPr>
+          <w:p>
+            <w:r>
+              <w:rPr>
+                <w:rFonts w:ascii="Segoe UI" w:hAnsi="Segoe UI"/>
+                <w:color w:val="6F746A"/>
+                <w:sz w:val="16"/>
+              </w:rPr>
+              <w:t>calvin_liu@dxvideorent.com</w:t>
             </w:r>
           </w:p>
         </w:tc>
@@ -12487,6 +15442,168 @@
               <w:left w:val="single" w:sz="6" w:space="0" w:color="FFFFFF"/>
               <w:bottom w:val="single" w:sz="6" w:space="0" w:color="FFFFFF"/>
               <w:right w:val="single" w:sz="6" w:space="0" w:color="FFFFFF"/>
+            </w:tcBorders>
+            <w:shd w:val="clear" w:color="auto" w:fill="E3EEDC"/>
+            <w:vAlign w:val="center"/>
+          </w:tcPr>
+          <w:p>
+            <w:r>
+              <w:rPr>
+                <w:rFonts w:ascii="Segoe UI" w:hAnsi="Segoe UI"/>
+                <w:color w:val="6F746A"/>
+                <w:sz w:val="16"/>
+              </w:rPr>
+              <w:t>(555)216-0137</w:t>
+            </w:r>
+          </w:p>
+        </w:tc>
+        <w:tc>
+          <w:tcPr>
+            <w:tcW w:w="1500" w:type="dxa"/>
+            <w:vMerge/>
+            <w:tcBorders>
+              <w:bottom w:val="single" w:sz="6" w:space="0" w:color="FFFFFF"/>
+              <w:right w:val="single" w:sz="6" w:space="0" w:color="FFFFFF"/>
+            </w:tcBorders>
+          </w:tcPr>
+          <w:p/>
+        </w:tc>
+      </w:tr>
+      <w:tr>
+        <w:trPr>
+          <w:cantSplit/>
+        </w:trPr>
+        <w:tc>
+          <w:tcPr>
+            <w:tcW w:w="1530" w:type="dxa"/>
+            <w:vMerge/>
+            <w:tcBorders>
+              <w:left w:val="single" w:sz="6" w:space="0" w:color="FFFFFF"/>
+              <w:bottom w:val="single" w:sz="6" w:space="0" w:color="FFFFFF"/>
+              <w:right w:val="single" w:sz="6" w:space="0" w:color="FFFFFF"/>
+            </w:tcBorders>
+          </w:tcPr>
+          <w:p/>
+        </w:tc>
+        <w:tc>
+          <w:tcPr>
+            <w:tcW w:w="6708" w:type="dxa"/>
+            <w:gridSpan w:val="4"/>
+            <w:tcBorders>
+              <w:bottom w:val="single" w:sz="6" w:space="0" w:color="FFFFFF"/>
+              <w:right w:val="single" w:sz="6" w:space="0" w:color="FFFFFF"/>
+            </w:tcBorders>
+            <w:shd w:val="clear" w:color="auto" w:fill="E3EEDC"/>
+          </w:tcPr>
+          <w:p>
+            <w:r>
+              <w:rPr>
+                <w:rFonts w:ascii="Segoe UI" w:hAnsi="Segoe UI"/>
+                <w:color w:val="6F746A"/>
+                <w:sz w:val="16"/>
+              </w:rPr>
+              <w:t>21628 Crittenden St NE, Washington, DC 20018</w:t>
+            </w:r>
+          </w:p>
+        </w:tc>
+        <w:tc>
+          <w:tcPr>
+            <w:tcW w:w="1500" w:type="dxa"/>
+            <w:vMerge/>
+            <w:tcBorders>
+              <w:bottom w:val="single" w:sz="6" w:space="0" w:color="FFFFFF"/>
+              <w:right w:val="single" w:sz="6" w:space="0" w:color="FFFFFF"/>
+            </w:tcBorders>
+          </w:tcPr>
+          <w:p/>
+        </w:tc>
+      </w:tr>
+      <w:tr>
+        <w:trPr>
+          <w:cantSplit/>
+        </w:trPr>
+        <w:tc>
+          <w:tcPr>
+            <w:tcW w:w="1530" w:type="dxa"/>
+            <w:vMerge w:val="restart"/>
+            <w:tcBorders>
+              <w:left w:val="single" w:sz="6" w:space="0" w:color="FFFFFF"/>
+              <w:bottom w:val="single" w:sz="6" w:space="0" w:color="FFFFFF"/>
+              <w:right w:val="single" w:sz="6" w:space="0" w:color="FFFFFF"/>
+            </w:tcBorders>
+            <w:shd w:val="clear" w:color="auto" w:fill="C4DCB6"/>
+            <w:vAlign w:val="center"/>
+          </w:tcPr>
+          <w:p>
+            <w:pPr>
+              <w:jc w:val="center"/>
+              <w:rPr>
+                <w:rFonts w:ascii="Calibri" w:hAnsi="Calibri"/>
+                <w:sz w:val="2"/>
+              </w:rPr>
+            </w:pPr>
+            <w:r>
+              <w:rPr>
+                <w:noProof/>
+              </w:rPr>
+              <w:drawing>
+                <wp:inline distT="0" distB="0" distL="0" distR="0" wp14:anchorId="48994160" wp14:editId="3A6DD704">
+                  <wp:extent cx="948055" cy="948055"/>
+                  <wp:effectExtent l="0" t="0" r="4445" b="4445"/>
+                  <wp:docPr id="1429765237" name="Picture 9"/>
+                  <wp:cNvGraphicFramePr>
+                    <a:graphicFrameLocks xmlns:a="http://schemas.openxmlformats.org/drawingml/2006/main"/>
+                  </wp:cNvGraphicFramePr>
+                  <a:graphic xmlns:a="http://schemas.openxmlformats.org/drawingml/2006/main">
+                    <a:graphicData uri="http://schemas.openxmlformats.org/drawingml/2006/picture">
+                      <pic:pic xmlns:pic="http://schemas.openxmlformats.org/drawingml/2006/picture">
+                        <pic:nvPicPr>
+                          <pic:cNvPr id="49" name="Picture 9"/>
+                          <pic:cNvPicPr preferRelativeResize="0">
+                            <a:picLocks noChangeArrowheads="1"/>
+                          </pic:cNvPicPr>
+                        </pic:nvPicPr>
+                        <pic:blipFill>
+                          <a:blip r:embed="rId48" cstate="print">
+                            <a:extLst>
+                              <a:ext uri="{28A0092B-C50C-407E-A947-70E740481C1C}">
+                                <a14:useLocalDpi xmlns:a14="http://schemas.microsoft.com/office/drawing/2010/main" val="0"/>
+                              </a:ext>
+                            </a:extLst>
+                          </a:blip>
+                          <a:stretch>
+                            <a:fillRect/>
+                          </a:stretch>
+                        </pic:blipFill>
+                        <pic:spPr bwMode="auto">
+                          <a:xfrm>
+                            <a:off x="0" y="0"/>
+                            <a:ext cx="948055" cy="948055"/>
+                          </a:xfrm>
+                          <a:prstGeom prst="rect">
+                            <a:avLst/>
+                          </a:prstGeom>
+                          <a:solidFill>
+                            <a:srgbClr val="FFFFFF"/>
+                          </a:solidFill>
+                          <a:ln>
+                            <a:noFill/>
+                          </a:ln>
+                        </pic:spPr>
+                      </pic:pic>
+                    </a:graphicData>
+                  </a:graphic>
+                </wp:inline>
+              </w:drawing>
+            </w:r>
+          </w:p>
+        </w:tc>
+        <w:tc>
+          <w:tcPr>
+            <w:tcW w:w="3960" w:type="dxa"/>
+            <w:gridSpan w:val="2"/>
+            <w:tcBorders>
+              <w:bottom w:val="single" w:sz="6" w:space="0" w:color="FFFFFF"/>
             </w:tcBorders>
             <w:shd w:val="clear" w:color="auto" w:fill="C4DCB6"/>
             <w:vAlign w:val="center"/>
@@ -12499,7 +15616,31 @@
                 <w:color w:val="343B31"/>
                 <w:sz w:val="16"/>
               </w:rPr>
-              <w:t>Novice</w:t>
+              <w:t>Stormo Amos L</w:t>
+            </w:r>
+          </w:p>
+        </w:tc>
+        <w:tc>
+          <w:tcPr>
+            <w:tcW w:w="2748" w:type="dxa"/>
+            <w:gridSpan w:val="2"/>
+            <w:tcBorders>
+              <w:left w:val="single" w:sz="6" w:space="0" w:color="FFFFFF"/>
+              <w:bottom w:val="single" w:sz="6" w:space="0" w:color="FFFFFF"/>
+              <w:right w:val="single" w:sz="6" w:space="0" w:color="FFFFFF"/>
+            </w:tcBorders>
+            <w:shd w:val="clear" w:color="auto" w:fill="C4DCB6"/>
+            <w:vAlign w:val="center"/>
+          </w:tcPr>
+          <w:p>
+            <w:r>
+              <w:rPr>
+                <w:rFonts w:ascii="Segoe UI" w:hAnsi="Segoe UI"/>
+                <w:b/>
+                <w:color w:val="343B31"/>
+                <w:sz w:val="16"/>
+              </w:rPr>
+              <w:t>Intermediate</w:t>
             </w:r>
           </w:p>
         </w:tc>
@@ -12562,13 +15703,27 @@
             <w:vAlign w:val="center"/>
           </w:tcPr>
           <w:p>
-            <w:r>
-              <w:rPr>
-                <w:rFonts w:ascii="Segoe UI" w:hAnsi="Segoe UI"/>
-                <w:color w:val="6F746A"/>
-                <w:sz w:val="16"/>
-              </w:rPr>
-              <w:t>6/23/1976</w:t>
+            <w:pPr>
+              <w:rPr>
+                <w:lang w:val="ru-RU"/>
+              </w:rPr>
+            </w:pPr>
+            <w:r>
+              <w:rPr>
+                <w:rFonts w:ascii="Segoe UI" w:hAnsi="Segoe UI"/>
+                <w:color w:val="6F746A"/>
+                <w:sz w:val="16"/>
+              </w:rPr>
+              <w:t>7/14/19</w:t>
+            </w:r>
+            <w:r>
+              <w:rPr>
+                <w:rFonts w:ascii="Segoe UI" w:hAnsi="Segoe UI"/>
+                <w:color w:val="6F746A"/>
+                <w:sz w:val="16"/>
+                <w:lang w:val="ru-RU"/>
+              </w:rPr>
+              <w:t>94</w:t>
             </w:r>
           </w:p>
         </w:tc>
@@ -12617,7 +15772,7 @@
                 <w:color w:val="6F746A"/>
                 <w:sz w:val="16"/>
               </w:rPr>
-              <w:t>anthony_waytz@dxvideorent.com</w:t>
+              <w:t>amos_stormo@dxvideorent.com</w:t>
             </w:r>
           </w:p>
         </w:tc>
@@ -12640,7 +15795,7 @@
                 <w:color w:val="6F746A"/>
                 <w:sz w:val="16"/>
               </w:rPr>
-              <w:t>(555)577-4333</w:t>
+              <w:t>(555)897-5074</w:t>
             </w:r>
           </w:p>
         </w:tc>
@@ -12689,7 +15844,7 @@
                 <w:color w:val="6F746A"/>
                 <w:sz w:val="16"/>
               </w:rPr>
-              <w:t>2372 Clump Rd, Green Lane, PA 18050</w:t>
+              <w:t>2450 Massachusetts Ave NW, Washington, DC 20006</w:t>
             </w:r>
           </w:p>
         </w:tc>
@@ -12730,14 +15885,58 @@
               </w:rPr>
             </w:pPr>
             <w:r>
-              <w:pict w14:anchorId="70EB5B1B">
-                <v:shape id="_x0000_i1068" style="width:74.8pt;height:89.3pt" coordsize="" o:spt="100" adj="0,,0" path="" stroked="f">
-                  <v:stroke joinstyle="miter"/>
-                  <v:imagedata r:id="rId47" o:title=""/>
-                  <v:formulas/>
-                  <v:path o:connecttype="segments"/>
-                </v:shape>
-              </w:pict>
+              <w:rPr>
+                <w:noProof/>
+              </w:rPr>
+              <w:drawing>
+                <wp:inline distT="0" distB="0" distL="0" distR="0" wp14:anchorId="22DE97CF" wp14:editId="5072B47E">
+                  <wp:extent cx="948055" cy="948055"/>
+                  <wp:effectExtent l="0" t="0" r="4445" b="4445"/>
+                  <wp:docPr id="136346353" name="Picture 8"/>
+                  <wp:cNvGraphicFramePr>
+                    <a:graphicFrameLocks xmlns:a="http://schemas.openxmlformats.org/drawingml/2006/main"/>
+                  </wp:cNvGraphicFramePr>
+                  <a:graphic xmlns:a="http://schemas.openxmlformats.org/drawingml/2006/main">
+                    <a:graphicData uri="http://schemas.openxmlformats.org/drawingml/2006/picture">
+                      <pic:pic xmlns:pic="http://schemas.openxmlformats.org/drawingml/2006/picture">
+                        <pic:nvPicPr>
+                          <pic:cNvPr id="50" name="Picture 8"/>
+                          <pic:cNvPicPr preferRelativeResize="0">
+                            <a:picLocks noChangeArrowheads="1"/>
+                          </pic:cNvPicPr>
+                        </pic:nvPicPr>
+                        <pic:blipFill>
+                          <a:blip r:embed="rId49" cstate="print">
+                            <a:extLst>
+                              <a:ext uri="{28A0092B-C50C-407E-A947-70E740481C1C}">
+                                <a14:useLocalDpi xmlns:a14="http://schemas.microsoft.com/office/drawing/2010/main" val="0"/>
+                              </a:ext>
+                            </a:extLst>
+                          </a:blip>
+                          <a:stretch>
+                            <a:fillRect/>
+                          </a:stretch>
+                        </pic:blipFill>
+                        <pic:spPr bwMode="auto">
+                          <a:xfrm>
+                            <a:off x="0" y="0"/>
+                            <a:ext cx="948055" cy="948055"/>
+                          </a:xfrm>
+                          <a:prstGeom prst="rect">
+                            <a:avLst/>
+                          </a:prstGeom>
+                          <a:solidFill>
+                            <a:srgbClr val="FFFFFF"/>
+                          </a:solidFill>
+                          <a:ln>
+                            <a:noFill/>
+                          </a:ln>
+                        </pic:spPr>
+                      </pic:pic>
+                    </a:graphicData>
+                  </a:graphic>
+                </wp:inline>
+              </w:drawing>
             </w:r>
           </w:p>
         </w:tc>
@@ -12759,7 +15958,7 @@
                 <w:color w:val="343B31"/>
                 <w:sz w:val="16"/>
               </w:rPr>
-              <w:t>Basinger Almas D</w:t>
+              <w:t>Brandt Arthur</w:t>
             </w:r>
           </w:p>
         </w:tc>
@@ -12813,7 +16012,7 @@
                 <w:color w:val="505C57"/>
                 <w:sz w:val="56"/>
               </w:rPr>
-              <w:t>9</w:t>
+              <w:t>8</w:t>
             </w:r>
           </w:p>
         </w:tc>
@@ -12846,13 +16045,27 @@
             <w:vAlign w:val="center"/>
           </w:tcPr>
           <w:p>
-            <w:r>
-              <w:rPr>
-                <w:rFonts w:ascii="Segoe UI" w:hAnsi="Segoe UI"/>
-                <w:color w:val="6F746A"/>
-                <w:sz w:val="16"/>
-              </w:rPr>
-              <w:t>4/20/1988</w:t>
+            <w:pPr>
+              <w:rPr>
+                <w:lang w:val="ru-RU"/>
+              </w:rPr>
+            </w:pPr>
+            <w:r>
+              <w:rPr>
+                <w:rFonts w:ascii="Segoe UI" w:hAnsi="Segoe UI"/>
+                <w:color w:val="6F746A"/>
+                <w:sz w:val="16"/>
+              </w:rPr>
+              <w:t>11/13/197</w:t>
+            </w:r>
+            <w:r>
+              <w:rPr>
+                <w:rFonts w:ascii="Segoe UI" w:hAnsi="Segoe UI"/>
+                <w:color w:val="6F746A"/>
+                <w:sz w:val="16"/>
+                <w:lang w:val="ru-RU"/>
+              </w:rPr>
+              <w:t>2</w:t>
             </w:r>
           </w:p>
         </w:tc>
@@ -12901,7 +16114,7 @@
                 <w:color w:val="6F746A"/>
                 <w:sz w:val="16"/>
               </w:rPr>
-              <w:t>almas_basinger@dxvideorent.com</w:t>
+              <w:t>arthur_brandt@dxvideorent.com</w:t>
             </w:r>
           </w:p>
         </w:tc>
@@ -12924,7 +16137,7 @@
                 <w:color w:val="6F746A"/>
                 <w:sz w:val="16"/>
               </w:rPr>
-              <w:t>(555)972-4468</w:t>
+              <w:t>(555)312-9667</w:t>
             </w:r>
           </w:p>
         </w:tc>
@@ -12973,7 +16186,7 @@
                 <w:color w:val="6F746A"/>
                 <w:sz w:val="16"/>
               </w:rPr>
-              <w:t>620201 Plymouth Rd, Detroit, MI 48224</w:t>
+              <w:t>13474 Don Juan Dr, Carlsbad, CA 92010</w:t>
             </w:r>
           </w:p>
         </w:tc>
@@ -13014,14 +16227,58 @@
               </w:rPr>
             </w:pPr>
             <w:r>
-              <w:pict w14:anchorId="101308CE">
-                <v:shape id="_x0000_i1069" style="width:74.8pt;height:89.3pt" coordsize="" o:spt="100" adj="0,,0" path="" stroked="f">
-                  <v:stroke joinstyle="miter"/>
-                  <v:imagedata r:id="rId48" o:title=""/>
-                  <v:formulas/>
-                  <v:path o:connecttype="segments"/>
-                </v:shape>
-              </w:pict>
+              <w:rPr>
+                <w:noProof/>
+              </w:rPr>
+              <w:drawing>
+                <wp:inline distT="0" distB="0" distL="0" distR="0" wp14:anchorId="5B832CE0" wp14:editId="525D64D1">
+                  <wp:extent cx="948055" cy="948055"/>
+                  <wp:effectExtent l="0" t="0" r="4445" b="4445"/>
+                  <wp:docPr id="449221385" name="Picture 7"/>
+                  <wp:cNvGraphicFramePr>
+                    <a:graphicFrameLocks xmlns:a="http://schemas.openxmlformats.org/drawingml/2006/main"/>
+                  </wp:cNvGraphicFramePr>
+                  <a:graphic xmlns:a="http://schemas.openxmlformats.org/drawingml/2006/main">
+                    <a:graphicData uri="http://schemas.openxmlformats.org/drawingml/2006/picture">
+                      <pic:pic xmlns:pic="http://schemas.openxmlformats.org/drawingml/2006/picture">
+                        <pic:nvPicPr>
+                          <pic:cNvPr id="51" name="Picture 7"/>
+                          <pic:cNvPicPr preferRelativeResize="0">
+                            <a:picLocks noChangeArrowheads="1"/>
+                          </pic:cNvPicPr>
+                        </pic:nvPicPr>
+                        <pic:blipFill>
+                          <a:blip r:embed="rId50" cstate="print">
+                            <a:extLst>
+                              <a:ext uri="{28A0092B-C50C-407E-A947-70E740481C1C}">
+                                <a14:useLocalDpi xmlns:a14="http://schemas.microsoft.com/office/drawing/2010/main" val="0"/>
+                              </a:ext>
+                            </a:extLst>
+                          </a:blip>
+                          <a:stretch>
+                            <a:fillRect/>
+                          </a:stretch>
+                        </pic:blipFill>
+                        <pic:spPr bwMode="auto">
+                          <a:xfrm>
+                            <a:off x="0" y="0"/>
+                            <a:ext cx="948055" cy="948055"/>
+                          </a:xfrm>
+                          <a:prstGeom prst="rect">
+                            <a:avLst/>
+                          </a:prstGeom>
+                          <a:solidFill>
+                            <a:srgbClr val="FFFFFF"/>
+                          </a:solidFill>
+                          <a:ln>
+                            <a:noFill/>
+                          </a:ln>
+                        </pic:spPr>
+                      </pic:pic>
+                    </a:graphicData>
+                  </a:graphic>
+                </wp:inline>
+              </w:drawing>
             </w:r>
           </w:p>
         </w:tc>
@@ -13036,6 +16293,7 @@
             <w:vAlign w:val="center"/>
           </w:tcPr>
           <w:p>
+            <w:proofErr w:type="spellStart"/>
             <w:r>
               <w:rPr>
                 <w:rFonts w:ascii="Segoe UI" w:hAnsi="Segoe UI"/>
@@ -13043,23 +16301,9 @@
                 <w:color w:val="343B31"/>
                 <w:sz w:val="16"/>
               </w:rPr>
-              <w:t>Andrews Anita</w:t>
-            </w:r>
-          </w:p>
-        </w:tc>
-        <w:tc>
-          <w:tcPr>
-            <w:tcW w:w="2748" w:type="dxa"/>
-            <w:gridSpan w:val="2"/>
-            <w:tcBorders>
-              <w:left w:val="single" w:sz="6" w:space="0" w:color="FFFFFF"/>
-              <w:bottom w:val="single" w:sz="6" w:space="0" w:color="FFFFFF"/>
-              <w:right w:val="single" w:sz="6" w:space="0" w:color="FFFFFF"/>
-            </w:tcBorders>
-            <w:shd w:val="clear" w:color="auto" w:fill="C4DCB6"/>
-            <w:vAlign w:val="center"/>
-          </w:tcPr>
-          <w:p>
+              <w:t>Smodey</w:t>
+            </w:r>
+            <w:proofErr w:type="spellEnd"/>
             <w:r>
               <w:rPr>
                 <w:rFonts w:ascii="Segoe UI" w:hAnsi="Segoe UI"/>
@@ -13067,7 +16311,31 @@
                 <w:color w:val="343B31"/>
                 <w:sz w:val="16"/>
               </w:rPr>
-              <w:t>Advanced</w:t>
+              <w:t xml:space="preserve"> Harold R</w:t>
+            </w:r>
+          </w:p>
+        </w:tc>
+        <w:tc>
+          <w:tcPr>
+            <w:tcW w:w="2748" w:type="dxa"/>
+            <w:gridSpan w:val="2"/>
+            <w:tcBorders>
+              <w:left w:val="single" w:sz="6" w:space="0" w:color="FFFFFF"/>
+              <w:bottom w:val="single" w:sz="6" w:space="0" w:color="FFFFFF"/>
+              <w:right w:val="single" w:sz="6" w:space="0" w:color="FFFFFF"/>
+            </w:tcBorders>
+            <w:shd w:val="clear" w:color="auto" w:fill="C4DCB6"/>
+            <w:vAlign w:val="center"/>
+          </w:tcPr>
+          <w:p>
+            <w:r>
+              <w:rPr>
+                <w:rFonts w:ascii="Segoe UI" w:hAnsi="Segoe UI"/>
+                <w:b/>
+                <w:color w:val="343B31"/>
+                <w:sz w:val="16"/>
+              </w:rPr>
+              <w:t>Intermediate</w:t>
             </w:r>
           </w:p>
         </w:tc>
@@ -13097,7 +16365,7 @@
                 <w:color w:val="505C57"/>
                 <w:sz w:val="56"/>
               </w:rPr>
-              <w:t>9</w:t>
+              <w:t>8</w:t>
             </w:r>
           </w:p>
         </w:tc>
@@ -13136,7 +16404,7 @@
                 <w:color w:val="6F746A"/>
                 <w:sz w:val="16"/>
               </w:rPr>
-              <w:t>12/3/1959</w:t>
+              <w:t>11/16/1975</w:t>
             </w:r>
           </w:p>
         </w:tc>
@@ -13185,7 +16453,7 @@
                 <w:color w:val="6F746A"/>
                 <w:sz w:val="16"/>
               </w:rPr>
-              <w:t>anita_andrews@dxvideorent.com</w:t>
+              <w:t>harold_smodey@dxvideorent.com</w:t>
             </w:r>
           </w:p>
         </w:tc>
@@ -13208,7 +16476,7 @@
                 <w:color w:val="6F746A"/>
                 <w:sz w:val="16"/>
               </w:rPr>
-              <w:t>(555)329-0582</w:t>
+              <w:t>(555)353-4736</w:t>
             </w:r>
           </w:p>
         </w:tc>
@@ -13257,7 +16525,7 @@
                 <w:color w:val="6F746A"/>
                 <w:sz w:val="16"/>
               </w:rPr>
-              <w:t>314 E 18th St, Bayonne, NJ 07000</w:t>
+              <w:t>1645 Valley Brook Ave, Lyndhurst, NJ 07074</w:t>
             </w:r>
           </w:p>
         </w:tc>
@@ -13298,14 +16566,58 @@
               </w:rPr>
             </w:pPr>
             <w:r>
-              <w:pict w14:anchorId="45459330">
-                <v:shape id="_x0000_i1070" style="width:74.8pt;height:89.3pt" coordsize="" o:spt="100" adj="0,,0" path="" stroked="f">
-                  <v:stroke joinstyle="miter"/>
-                  <v:imagedata r:id="rId49" o:title=""/>
-                  <v:formulas/>
-                  <v:path o:connecttype="segments"/>
-                </v:shape>
-              </w:pict>
+              <w:rPr>
+                <w:noProof/>
+              </w:rPr>
+              <w:drawing>
+                <wp:inline distT="0" distB="0" distL="0" distR="0" wp14:anchorId="63F17ECA" wp14:editId="4299F58E">
+                  <wp:extent cx="948055" cy="948055"/>
+                  <wp:effectExtent l="0" t="0" r="4445" b="4445"/>
+                  <wp:docPr id="665321595" name="Picture 6"/>
+                  <wp:cNvGraphicFramePr>
+                    <a:graphicFrameLocks xmlns:a="http://schemas.openxmlformats.org/drawingml/2006/main"/>
+                  </wp:cNvGraphicFramePr>
+                  <a:graphic xmlns:a="http://schemas.openxmlformats.org/drawingml/2006/main">
+                    <a:graphicData uri="http://schemas.openxmlformats.org/drawingml/2006/picture">
+                      <pic:pic xmlns:pic="http://schemas.openxmlformats.org/drawingml/2006/picture">
+                        <pic:nvPicPr>
+                          <pic:cNvPr id="52" name="Picture 6"/>
+                          <pic:cNvPicPr preferRelativeResize="0">
+                            <a:picLocks noChangeArrowheads="1"/>
+                          </pic:cNvPicPr>
+                        </pic:nvPicPr>
+                        <pic:blipFill>
+                          <a:blip r:embed="rId51" cstate="print">
+                            <a:extLst>
+                              <a:ext uri="{28A0092B-C50C-407E-A947-70E740481C1C}">
+                                <a14:useLocalDpi xmlns:a14="http://schemas.microsoft.com/office/drawing/2010/main" val="0"/>
+                              </a:ext>
+                            </a:extLst>
+                          </a:blip>
+                          <a:stretch>
+                            <a:fillRect/>
+                          </a:stretch>
+                        </pic:blipFill>
+                        <pic:spPr bwMode="auto">
+                          <a:xfrm>
+                            <a:off x="0" y="0"/>
+                            <a:ext cx="948055" cy="948055"/>
+                          </a:xfrm>
+                          <a:prstGeom prst="rect">
+                            <a:avLst/>
+                          </a:prstGeom>
+                          <a:solidFill>
+                            <a:srgbClr val="FFFFFF"/>
+                          </a:solidFill>
+                          <a:ln>
+                            <a:noFill/>
+                          </a:ln>
+                        </pic:spPr>
+                      </pic:pic>
+                    </a:graphicData>
+                  </a:graphic>
+                </wp:inline>
+              </w:drawing>
             </w:r>
           </w:p>
         </w:tc>
@@ -13327,7 +16639,7 @@
                 <w:color w:val="343B31"/>
                 <w:sz w:val="16"/>
               </w:rPr>
-              <w:t>Bing Francine</w:t>
+              <w:t>Hazel Anthony J</w:t>
             </w:r>
           </w:p>
         </w:tc>
@@ -13381,7 +16693,7 @@
                 <w:color w:val="505C57"/>
                 <w:sz w:val="56"/>
               </w:rPr>
-              <w:t>9</w:t>
+              <w:t>8</w:t>
             </w:r>
           </w:p>
         </w:tc>
@@ -13414,13 +16726,27 @@
             <w:vAlign w:val="center"/>
           </w:tcPr>
           <w:p>
-            <w:r>
-              <w:rPr>
-                <w:rFonts w:ascii="Segoe UI" w:hAnsi="Segoe UI"/>
-                <w:color w:val="6F746A"/>
-                <w:sz w:val="16"/>
-              </w:rPr>
-              <w:t>7/28/1983</w:t>
+            <w:pPr>
+              <w:rPr>
+                <w:lang w:val="ru-RU"/>
+              </w:rPr>
+            </w:pPr>
+            <w:r>
+              <w:rPr>
+                <w:rFonts w:ascii="Segoe UI" w:hAnsi="Segoe UI"/>
+                <w:color w:val="6F746A"/>
+                <w:sz w:val="16"/>
+              </w:rPr>
+              <w:t>9/9/19</w:t>
+            </w:r>
+            <w:r>
+              <w:rPr>
+                <w:rFonts w:ascii="Segoe UI" w:hAnsi="Segoe UI"/>
+                <w:color w:val="6F746A"/>
+                <w:sz w:val="16"/>
+                <w:lang w:val="ru-RU"/>
+              </w:rPr>
+              <w:t>96</w:t>
             </w:r>
           </w:p>
         </w:tc>
@@ -13469,7 +16795,7 @@
                 <w:color w:val="6F746A"/>
                 <w:sz w:val="16"/>
               </w:rPr>
-              <w:t>francine_bing@dxvideorent.com</w:t>
+              <w:t>anthony_hazel@dxvideorent.com</w:t>
             </w:r>
           </w:p>
         </w:tc>
@@ -13492,7 +16818,7 @@
                 <w:color w:val="6F746A"/>
                 <w:sz w:val="16"/>
               </w:rPr>
-              <w:t>(555)622-0559</w:t>
+              <w:t>(555)701-2938</w:t>
             </w:r>
           </w:p>
         </w:tc>
@@ -13541,7 +16867,7 @@
                 <w:color w:val="6F746A"/>
                 <w:sz w:val="16"/>
               </w:rPr>
-              <w:t>1137 Hollow Tree Ridge Rd, Darien, CT 06825</w:t>
+              <w:t>115636 Hodges Ln, Moundville, AL 35474</w:t>
             </w:r>
           </w:p>
         </w:tc>
@@ -13582,14 +16908,58 @@
               </w:rPr>
             </w:pPr>
             <w:r>
-              <w:pict w14:anchorId="192C75CD">
-                <v:shape id="_x0000_i1071" style="width:74.8pt;height:89.3pt" coordsize="" o:spt="100" adj="0,,0" path="" stroked="f">
-                  <v:stroke joinstyle="miter"/>
-                  <v:imagedata r:id="rId50" o:title=""/>
-                  <v:formulas/>
-                  <v:path o:connecttype="segments"/>
-                </v:shape>
-              </w:pict>
+              <w:rPr>
+                <w:noProof/>
+              </w:rPr>
+              <w:drawing>
+                <wp:inline distT="0" distB="0" distL="0" distR="0" wp14:anchorId="276E3130" wp14:editId="4961C7CB">
+                  <wp:extent cx="948055" cy="948055"/>
+                  <wp:effectExtent l="0" t="0" r="4445" b="4445"/>
+                  <wp:docPr id="1987313500" name="Picture 5"/>
+                  <wp:cNvGraphicFramePr>
+                    <a:graphicFrameLocks xmlns:a="http://schemas.openxmlformats.org/drawingml/2006/main"/>
+                  </wp:cNvGraphicFramePr>
+                  <a:graphic xmlns:a="http://schemas.openxmlformats.org/drawingml/2006/main">
+                    <a:graphicData uri="http://schemas.openxmlformats.org/drawingml/2006/picture">
+                      <pic:pic xmlns:pic="http://schemas.openxmlformats.org/drawingml/2006/picture">
+                        <pic:nvPicPr>
+                          <pic:cNvPr id="53" name="Picture 5"/>
+                          <pic:cNvPicPr preferRelativeResize="0">
+                            <a:picLocks noChangeArrowheads="1"/>
+                          </pic:cNvPicPr>
+                        </pic:nvPicPr>
+                        <pic:blipFill>
+                          <a:blip r:embed="rId52" cstate="print">
+                            <a:extLst>
+                              <a:ext uri="{28A0092B-C50C-407E-A947-70E740481C1C}">
+                                <a14:useLocalDpi xmlns:a14="http://schemas.microsoft.com/office/drawing/2010/main" val="0"/>
+                              </a:ext>
+                            </a:extLst>
+                          </a:blip>
+                          <a:stretch>
+                            <a:fillRect/>
+                          </a:stretch>
+                        </pic:blipFill>
+                        <pic:spPr bwMode="auto">
+                          <a:xfrm>
+                            <a:off x="0" y="0"/>
+                            <a:ext cx="948055" cy="948055"/>
+                          </a:xfrm>
+                          <a:prstGeom prst="rect">
+                            <a:avLst/>
+                          </a:prstGeom>
+                          <a:solidFill>
+                            <a:srgbClr val="FFFFFF"/>
+                          </a:solidFill>
+                          <a:ln>
+                            <a:noFill/>
+                          </a:ln>
+                        </pic:spPr>
+                      </pic:pic>
+                    </a:graphicData>
+                  </a:graphic>
+                </wp:inline>
+              </w:drawing>
             </w:r>
           </w:p>
         </w:tc>
@@ -13611,7 +16981,7 @@
                 <w:color w:val="343B31"/>
                 <w:sz w:val="16"/>
               </w:rPr>
-              <w:t>Teter Essie O</w:t>
+              <w:t>Carter Andrew Dennis</w:t>
             </w:r>
           </w:p>
         </w:tc>
@@ -13665,7 +17035,7 @@
                 <w:color w:val="505C57"/>
                 <w:sz w:val="56"/>
               </w:rPr>
-              <w:t>9</w:t>
+              <w:t>8</w:t>
             </w:r>
           </w:p>
         </w:tc>
@@ -13698,13 +17068,27 @@
             <w:vAlign w:val="center"/>
           </w:tcPr>
           <w:p>
-            <w:r>
-              <w:rPr>
-                <w:rFonts w:ascii="Segoe UI" w:hAnsi="Segoe UI"/>
-                <w:color w:val="6F746A"/>
-                <w:sz w:val="16"/>
-              </w:rPr>
-              <w:t>5/16/1985</w:t>
+            <w:pPr>
+              <w:rPr>
+                <w:lang w:val="ru-RU"/>
+              </w:rPr>
+            </w:pPr>
+            <w:r>
+              <w:rPr>
+                <w:rFonts w:ascii="Segoe UI" w:hAnsi="Segoe UI"/>
+                <w:color w:val="6F746A"/>
+                <w:sz w:val="16"/>
+              </w:rPr>
+              <w:t>9/19/197</w:t>
+            </w:r>
+            <w:r>
+              <w:rPr>
+                <w:rFonts w:ascii="Segoe UI" w:hAnsi="Segoe UI"/>
+                <w:color w:val="6F746A"/>
+                <w:sz w:val="16"/>
+                <w:lang w:val="ru-RU"/>
+              </w:rPr>
+              <w:t>5</w:t>
             </w:r>
           </w:p>
         </w:tc>
@@ -13753,7 +17137,7 @@
                 <w:color w:val="6F746A"/>
                 <w:sz w:val="16"/>
               </w:rPr>
-              <w:t>essie_teter@dxvideorent.com</w:t>
+              <w:t>andrew_carter@dxvideorent.com</w:t>
             </w:r>
           </w:p>
         </w:tc>
@@ -13776,7 +17160,7 @@
                 <w:color w:val="6F746A"/>
                 <w:sz w:val="16"/>
               </w:rPr>
-              <w:t>(555)459-2162</w:t>
+              <w:t>(555)578-3946</w:t>
             </w:r>
           </w:p>
         </w:tc>
@@ -13825,2858 +17209,7 @@
                 <w:color w:val="6F746A"/>
                 <w:sz w:val="16"/>
               </w:rPr>
-              <w:t>13202 Fm #1518, Adkins, TX 78105</w:t>
-            </w:r>
-          </w:p>
-        </w:tc>
-        <w:tc>
-          <w:tcPr>
-            <w:tcW w:w="1500" w:type="dxa"/>
-            <w:vMerge/>
-            <w:tcBorders>
-              <w:bottom w:val="single" w:sz="6" w:space="0" w:color="FFFFFF"/>
-              <w:right w:val="single" w:sz="6" w:space="0" w:color="FFFFFF"/>
-            </w:tcBorders>
-          </w:tcPr>
-          <w:p/>
-        </w:tc>
-      </w:tr>
-      <w:tr>
-        <w:trPr>
-          <w:cantSplit/>
-        </w:trPr>
-        <w:tc>
-          <w:tcPr>
-            <w:tcW w:w="1530" w:type="dxa"/>
-            <w:vMerge w:val="restart"/>
-            <w:tcBorders>
-              <w:left w:val="single" w:sz="6" w:space="0" w:color="FFFFFF"/>
-              <w:bottom w:val="single" w:sz="6" w:space="0" w:color="FFFFFF"/>
-              <w:right w:val="single" w:sz="6" w:space="0" w:color="FFFFFF"/>
-            </w:tcBorders>
-            <w:shd w:val="clear" w:color="auto" w:fill="C4DCB6"/>
-            <w:vAlign w:val="center"/>
-          </w:tcPr>
-          <w:p>
-            <w:pPr>
-              <w:jc w:val="center"/>
-              <w:rPr>
-                <w:rFonts w:ascii="Calibri" w:hAnsi="Calibri"/>
-                <w:sz w:val="2"/>
-              </w:rPr>
-            </w:pPr>
-            <w:r>
-              <w:pict w14:anchorId="59AFF963">
-                <v:shape id="_x0000_i1072" style="width:74.8pt;height:89.3pt" coordsize="" o:spt="100" adj="0,,0" path="" stroked="f">
-                  <v:stroke joinstyle="miter"/>
-                  <v:imagedata r:id="rId51" o:title=""/>
-                  <v:formulas/>
-                  <v:path o:connecttype="segments"/>
-                </v:shape>
-              </w:pict>
-            </w:r>
-          </w:p>
-        </w:tc>
-        <w:tc>
-          <w:tcPr>
-            <w:tcW w:w="3960" w:type="dxa"/>
-            <w:gridSpan w:val="2"/>
-            <w:tcBorders>
-              <w:bottom w:val="single" w:sz="6" w:space="0" w:color="FFFFFF"/>
-            </w:tcBorders>
-            <w:shd w:val="clear" w:color="auto" w:fill="C4DCB6"/>
-            <w:vAlign w:val="center"/>
-          </w:tcPr>
-          <w:p>
-            <w:r>
-              <w:rPr>
-                <w:rFonts w:ascii="Segoe UI" w:hAnsi="Segoe UI"/>
-                <w:b/>
-                <w:color w:val="343B31"/>
-                <w:sz w:val="16"/>
-              </w:rPr>
-              <w:t>Liu Calvin</w:t>
-            </w:r>
-          </w:p>
-        </w:tc>
-        <w:tc>
-          <w:tcPr>
-            <w:tcW w:w="2748" w:type="dxa"/>
-            <w:gridSpan w:val="2"/>
-            <w:tcBorders>
-              <w:left w:val="single" w:sz="6" w:space="0" w:color="FFFFFF"/>
-              <w:bottom w:val="single" w:sz="6" w:space="0" w:color="FFFFFF"/>
-              <w:right w:val="single" w:sz="6" w:space="0" w:color="FFFFFF"/>
-            </w:tcBorders>
-            <w:shd w:val="clear" w:color="auto" w:fill="C4DCB6"/>
-            <w:vAlign w:val="center"/>
-          </w:tcPr>
-          <w:p>
-            <w:r>
-              <w:rPr>
-                <w:rFonts w:ascii="Segoe UI" w:hAnsi="Segoe UI"/>
-                <w:b/>
-                <w:color w:val="343B31"/>
-                <w:sz w:val="16"/>
-              </w:rPr>
-              <w:t>Intermediate</w:t>
-            </w:r>
-          </w:p>
-        </w:tc>
-        <w:tc>
-          <w:tcPr>
-            <w:tcW w:w="1500" w:type="dxa"/>
-            <w:vMerge w:val="restart"/>
-            <w:tcBorders>
-              <w:bottom w:val="single" w:sz="6" w:space="0" w:color="FFFFFF"/>
-              <w:right w:val="single" w:sz="6" w:space="0" w:color="FFFFFF"/>
-            </w:tcBorders>
-            <w:shd w:val="clear" w:color="auto" w:fill="BCD6C9"/>
-            <w:vAlign w:val="center"/>
-          </w:tcPr>
-          <w:p>
-            <w:pPr>
-              <w:jc w:val="center"/>
-              <w:rPr>
-                <w:rFonts w:ascii="Segoe UI" w:hAnsi="Segoe UI"/>
-                <w:color w:val="505C57"/>
-                <w:sz w:val="56"/>
-              </w:rPr>
-            </w:pPr>
-            <w:r>
-              <w:rPr>
-                <w:rFonts w:ascii="Segoe UI" w:hAnsi="Segoe UI"/>
-                <w:color w:val="505C57"/>
-                <w:sz w:val="56"/>
-              </w:rPr>
-              <w:t>9</w:t>
-            </w:r>
-          </w:p>
-        </w:tc>
-      </w:tr>
-      <w:tr>
-        <w:trPr>
-          <w:cantSplit/>
-        </w:trPr>
-        <w:tc>
-          <w:tcPr>
-            <w:tcW w:w="1530" w:type="dxa"/>
-            <w:vMerge/>
-            <w:tcBorders>
-              <w:left w:val="single" w:sz="6" w:space="0" w:color="FFFFFF"/>
-              <w:bottom w:val="single" w:sz="6" w:space="0" w:color="FFFFFF"/>
-              <w:right w:val="single" w:sz="6" w:space="0" w:color="FFFFFF"/>
-            </w:tcBorders>
-          </w:tcPr>
-          <w:p/>
-        </w:tc>
-        <w:tc>
-          <w:tcPr>
-            <w:tcW w:w="6708" w:type="dxa"/>
-            <w:gridSpan w:val="4"/>
-            <w:tcBorders>
-              <w:bottom w:val="single" w:sz="6" w:space="0" w:color="FFFFFF"/>
-              <w:right w:val="single" w:sz="6" w:space="0" w:color="FFFFFF"/>
-            </w:tcBorders>
-            <w:shd w:val="clear" w:color="auto" w:fill="E3EEDC"/>
-            <w:vAlign w:val="center"/>
-          </w:tcPr>
-          <w:p>
-            <w:r>
-              <w:rPr>
-                <w:rFonts w:ascii="Segoe UI" w:hAnsi="Segoe UI"/>
-                <w:color w:val="6F746A"/>
-                <w:sz w:val="16"/>
-              </w:rPr>
-              <w:t>3/3/1978</w:t>
-            </w:r>
-          </w:p>
-        </w:tc>
-        <w:tc>
-          <w:tcPr>
-            <w:tcW w:w="1500" w:type="dxa"/>
-            <w:vMerge/>
-            <w:tcBorders>
-              <w:bottom w:val="single" w:sz="6" w:space="0" w:color="FFFFFF"/>
-              <w:right w:val="single" w:sz="6" w:space="0" w:color="FFFFFF"/>
-            </w:tcBorders>
-          </w:tcPr>
-          <w:p/>
-        </w:tc>
-      </w:tr>
-      <w:tr>
-        <w:trPr>
-          <w:cantSplit/>
-        </w:trPr>
-        <w:tc>
-          <w:tcPr>
-            <w:tcW w:w="1530" w:type="dxa"/>
-            <w:vMerge/>
-            <w:tcBorders>
-              <w:left w:val="single" w:sz="6" w:space="0" w:color="FFFFFF"/>
-              <w:bottom w:val="single" w:sz="6" w:space="0" w:color="FFFFFF"/>
-              <w:right w:val="single" w:sz="6" w:space="0" w:color="FFFFFF"/>
-            </w:tcBorders>
-          </w:tcPr>
-          <w:p/>
-        </w:tc>
-        <w:tc>
-          <w:tcPr>
-            <w:tcW w:w="3960" w:type="dxa"/>
-            <w:gridSpan w:val="2"/>
-            <w:tcBorders>
-              <w:bottom w:val="single" w:sz="6" w:space="0" w:color="FFFFFF"/>
-            </w:tcBorders>
-            <w:shd w:val="clear" w:color="auto" w:fill="E3EEDC"/>
-            <w:vAlign w:val="center"/>
-          </w:tcPr>
-          <w:p>
-            <w:r>
-              <w:rPr>
-                <w:rFonts w:ascii="Segoe UI" w:hAnsi="Segoe UI"/>
-                <w:color w:val="6F746A"/>
-                <w:sz w:val="16"/>
-              </w:rPr>
-              <w:t>calvin_liu@dxvideorent.com</w:t>
-            </w:r>
-          </w:p>
-        </w:tc>
-        <w:tc>
-          <w:tcPr>
-            <w:tcW w:w="2748" w:type="dxa"/>
-            <w:gridSpan w:val="2"/>
-            <w:tcBorders>
-              <w:left w:val="single" w:sz="6" w:space="0" w:color="FFFFFF"/>
-              <w:bottom w:val="single" w:sz="6" w:space="0" w:color="FFFFFF"/>
-              <w:right w:val="single" w:sz="6" w:space="0" w:color="FFFFFF"/>
-            </w:tcBorders>
-            <w:shd w:val="clear" w:color="auto" w:fill="E3EEDC"/>
-            <w:vAlign w:val="center"/>
-          </w:tcPr>
-          <w:p>
-            <w:r>
-              <w:rPr>
-                <w:rFonts w:ascii="Segoe UI" w:hAnsi="Segoe UI"/>
-                <w:color w:val="6F746A"/>
-                <w:sz w:val="16"/>
-              </w:rPr>
-              <w:t>(555)216-0137</w:t>
-            </w:r>
-          </w:p>
-        </w:tc>
-        <w:tc>
-          <w:tcPr>
-            <w:tcW w:w="1500" w:type="dxa"/>
-            <w:vMerge/>
-            <w:tcBorders>
-              <w:bottom w:val="single" w:sz="6" w:space="0" w:color="FFFFFF"/>
-              <w:right w:val="single" w:sz="6" w:space="0" w:color="FFFFFF"/>
-            </w:tcBorders>
-          </w:tcPr>
-          <w:p/>
-        </w:tc>
-      </w:tr>
-      <w:tr>
-        <w:trPr>
-          <w:cantSplit/>
-        </w:trPr>
-        <w:tc>
-          <w:tcPr>
-            <w:tcW w:w="1530" w:type="dxa"/>
-            <w:vMerge/>
-            <w:tcBorders>
-              <w:left w:val="single" w:sz="6" w:space="0" w:color="FFFFFF"/>
-              <w:bottom w:val="single" w:sz="6" w:space="0" w:color="FFFFFF"/>
-              <w:right w:val="single" w:sz="6" w:space="0" w:color="FFFFFF"/>
-            </w:tcBorders>
-          </w:tcPr>
-          <w:p/>
-        </w:tc>
-        <w:tc>
-          <w:tcPr>
-            <w:tcW w:w="6708" w:type="dxa"/>
-            <w:gridSpan w:val="4"/>
-            <w:tcBorders>
-              <w:bottom w:val="single" w:sz="6" w:space="0" w:color="FFFFFF"/>
-              <w:right w:val="single" w:sz="6" w:space="0" w:color="FFFFFF"/>
-            </w:tcBorders>
-            <w:shd w:val="clear" w:color="auto" w:fill="E3EEDC"/>
-          </w:tcPr>
-          <w:p>
-            <w:r>
-              <w:rPr>
-                <w:rFonts w:ascii="Segoe UI" w:hAnsi="Segoe UI"/>
-                <w:color w:val="6F746A"/>
-                <w:sz w:val="16"/>
-              </w:rPr>
-              <w:t>21628 Crittenden St NE, Washington, DC 20018</w:t>
-            </w:r>
-          </w:p>
-        </w:tc>
-        <w:tc>
-          <w:tcPr>
-            <w:tcW w:w="1500" w:type="dxa"/>
-            <w:vMerge/>
-            <w:tcBorders>
-              <w:bottom w:val="single" w:sz="6" w:space="0" w:color="FFFFFF"/>
-              <w:right w:val="single" w:sz="6" w:space="0" w:color="FFFFFF"/>
-            </w:tcBorders>
-          </w:tcPr>
-          <w:p/>
-        </w:tc>
-      </w:tr>
-      <w:tr>
-        <w:trPr>
-          <w:cantSplit/>
-        </w:trPr>
-        <w:tc>
-          <w:tcPr>
-            <w:tcW w:w="1530" w:type="dxa"/>
-            <w:vMerge w:val="restart"/>
-            <w:tcBorders>
-              <w:left w:val="single" w:sz="6" w:space="0" w:color="FFFFFF"/>
-              <w:bottom w:val="single" w:sz="6" w:space="0" w:color="FFFFFF"/>
-              <w:right w:val="single" w:sz="6" w:space="0" w:color="FFFFFF"/>
-            </w:tcBorders>
-            <w:shd w:val="clear" w:color="auto" w:fill="C4DCB6"/>
-            <w:vAlign w:val="center"/>
-          </w:tcPr>
-          <w:p>
-            <w:pPr>
-              <w:jc w:val="center"/>
-              <w:rPr>
-                <w:rFonts w:ascii="Calibri" w:hAnsi="Calibri"/>
-                <w:sz w:val="2"/>
-              </w:rPr>
-            </w:pPr>
-            <w:r>
-              <w:pict w14:anchorId="4EFF227B">
-                <v:shape id="_x0000_i1073" style="width:74.8pt;height:89.3pt" coordsize="" o:spt="100" adj="0,,0" path="" stroked="f">
-                  <v:stroke joinstyle="miter"/>
-                  <v:imagedata r:id="rId52" o:title=""/>
-                  <v:formulas/>
-                  <v:path o:connecttype="segments"/>
-                </v:shape>
-              </w:pict>
-            </w:r>
-          </w:p>
-        </w:tc>
-        <w:tc>
-          <w:tcPr>
-            <w:tcW w:w="3960" w:type="dxa"/>
-            <w:gridSpan w:val="2"/>
-            <w:tcBorders>
-              <w:bottom w:val="single" w:sz="6" w:space="0" w:color="FFFFFF"/>
-            </w:tcBorders>
-            <w:shd w:val="clear" w:color="auto" w:fill="C4DCB6"/>
-            <w:vAlign w:val="center"/>
-          </w:tcPr>
-          <w:p>
-            <w:r>
-              <w:rPr>
-                <w:rFonts w:ascii="Segoe UI" w:hAnsi="Segoe UI"/>
-                <w:b/>
-                <w:color w:val="343B31"/>
-                <w:sz w:val="16"/>
-              </w:rPr>
-              <w:t>Stormo Amos L</w:t>
-            </w:r>
-          </w:p>
-        </w:tc>
-        <w:tc>
-          <w:tcPr>
-            <w:tcW w:w="2748" w:type="dxa"/>
-            <w:gridSpan w:val="2"/>
-            <w:tcBorders>
-              <w:left w:val="single" w:sz="6" w:space="0" w:color="FFFFFF"/>
-              <w:bottom w:val="single" w:sz="6" w:space="0" w:color="FFFFFF"/>
-              <w:right w:val="single" w:sz="6" w:space="0" w:color="FFFFFF"/>
-            </w:tcBorders>
-            <w:shd w:val="clear" w:color="auto" w:fill="C4DCB6"/>
-            <w:vAlign w:val="center"/>
-          </w:tcPr>
-          <w:p>
-            <w:r>
-              <w:rPr>
-                <w:rFonts w:ascii="Segoe UI" w:hAnsi="Segoe UI"/>
-                <w:b/>
-                <w:color w:val="343B31"/>
-                <w:sz w:val="16"/>
-              </w:rPr>
-              <w:t>Intermediate</w:t>
-            </w:r>
-          </w:p>
-        </w:tc>
-        <w:tc>
-          <w:tcPr>
-            <w:tcW w:w="1500" w:type="dxa"/>
-            <w:vMerge w:val="restart"/>
-            <w:tcBorders>
-              <w:bottom w:val="single" w:sz="6" w:space="0" w:color="FFFFFF"/>
-              <w:right w:val="single" w:sz="6" w:space="0" w:color="FFFFFF"/>
-            </w:tcBorders>
-            <w:shd w:val="clear" w:color="auto" w:fill="BCD6C9"/>
-            <w:vAlign w:val="center"/>
-          </w:tcPr>
-          <w:p>
-            <w:pPr>
-              <w:jc w:val="center"/>
-              <w:rPr>
-                <w:rFonts w:ascii="Segoe UI" w:hAnsi="Segoe UI"/>
-                <w:color w:val="505C57"/>
-                <w:sz w:val="56"/>
-              </w:rPr>
-            </w:pPr>
-            <w:r>
-              <w:rPr>
-                <w:rFonts w:ascii="Segoe UI" w:hAnsi="Segoe UI"/>
-                <w:color w:val="505C57"/>
-                <w:sz w:val="56"/>
-              </w:rPr>
-              <w:t>9</w:t>
-            </w:r>
-          </w:p>
-        </w:tc>
-      </w:tr>
-      <w:tr>
-        <w:trPr>
-          <w:cantSplit/>
-        </w:trPr>
-        <w:tc>
-          <w:tcPr>
-            <w:tcW w:w="1530" w:type="dxa"/>
-            <w:vMerge/>
-            <w:tcBorders>
-              <w:left w:val="single" w:sz="6" w:space="0" w:color="FFFFFF"/>
-              <w:bottom w:val="single" w:sz="6" w:space="0" w:color="FFFFFF"/>
-              <w:right w:val="single" w:sz="6" w:space="0" w:color="FFFFFF"/>
-            </w:tcBorders>
-          </w:tcPr>
-          <w:p/>
-        </w:tc>
-        <w:tc>
-          <w:tcPr>
-            <w:tcW w:w="6708" w:type="dxa"/>
-            <w:gridSpan w:val="4"/>
-            <w:tcBorders>
-              <w:bottom w:val="single" w:sz="6" w:space="0" w:color="FFFFFF"/>
-              <w:right w:val="single" w:sz="6" w:space="0" w:color="FFFFFF"/>
-            </w:tcBorders>
-            <w:shd w:val="clear" w:color="auto" w:fill="E3EEDC"/>
-            <w:vAlign w:val="center"/>
-          </w:tcPr>
-          <w:p>
-            <w:r>
-              <w:rPr>
-                <w:rFonts w:ascii="Segoe UI" w:hAnsi="Segoe UI"/>
-                <w:color w:val="6F746A"/>
-                <w:sz w:val="16"/>
-              </w:rPr>
-              <w:t>7/14/1947</w:t>
-            </w:r>
-          </w:p>
-        </w:tc>
-        <w:tc>
-          <w:tcPr>
-            <w:tcW w:w="1500" w:type="dxa"/>
-            <w:vMerge/>
-            <w:tcBorders>
-              <w:bottom w:val="single" w:sz="6" w:space="0" w:color="FFFFFF"/>
-              <w:right w:val="single" w:sz="6" w:space="0" w:color="FFFFFF"/>
-            </w:tcBorders>
-          </w:tcPr>
-          <w:p/>
-        </w:tc>
-      </w:tr>
-      <w:tr>
-        <w:trPr>
-          <w:cantSplit/>
-        </w:trPr>
-        <w:tc>
-          <w:tcPr>
-            <w:tcW w:w="1530" w:type="dxa"/>
-            <w:vMerge/>
-            <w:tcBorders>
-              <w:left w:val="single" w:sz="6" w:space="0" w:color="FFFFFF"/>
-              <w:bottom w:val="single" w:sz="6" w:space="0" w:color="FFFFFF"/>
-              <w:right w:val="single" w:sz="6" w:space="0" w:color="FFFFFF"/>
-            </w:tcBorders>
-          </w:tcPr>
-          <w:p/>
-        </w:tc>
-        <w:tc>
-          <w:tcPr>
-            <w:tcW w:w="3960" w:type="dxa"/>
-            <w:gridSpan w:val="2"/>
-            <w:tcBorders>
-              <w:bottom w:val="single" w:sz="6" w:space="0" w:color="FFFFFF"/>
-            </w:tcBorders>
-            <w:shd w:val="clear" w:color="auto" w:fill="E3EEDC"/>
-            <w:vAlign w:val="center"/>
-          </w:tcPr>
-          <w:p>
-            <w:r>
-              <w:rPr>
-                <w:rFonts w:ascii="Segoe UI" w:hAnsi="Segoe UI"/>
-                <w:color w:val="6F746A"/>
-                <w:sz w:val="16"/>
-              </w:rPr>
-              <w:t>amos_stormo@dxvideorent.com</w:t>
-            </w:r>
-          </w:p>
-        </w:tc>
-        <w:tc>
-          <w:tcPr>
-            <w:tcW w:w="2748" w:type="dxa"/>
-            <w:gridSpan w:val="2"/>
-            <w:tcBorders>
-              <w:left w:val="single" w:sz="6" w:space="0" w:color="FFFFFF"/>
-              <w:bottom w:val="single" w:sz="6" w:space="0" w:color="FFFFFF"/>
-              <w:right w:val="single" w:sz="6" w:space="0" w:color="FFFFFF"/>
-            </w:tcBorders>
-            <w:shd w:val="clear" w:color="auto" w:fill="E3EEDC"/>
-            <w:vAlign w:val="center"/>
-          </w:tcPr>
-          <w:p>
-            <w:r>
-              <w:rPr>
-                <w:rFonts w:ascii="Segoe UI" w:hAnsi="Segoe UI"/>
-                <w:color w:val="6F746A"/>
-                <w:sz w:val="16"/>
-              </w:rPr>
-              <w:t>(555)897-5074</w:t>
-            </w:r>
-          </w:p>
-        </w:tc>
-        <w:tc>
-          <w:tcPr>
-            <w:tcW w:w="1500" w:type="dxa"/>
-            <w:vMerge/>
-            <w:tcBorders>
-              <w:bottom w:val="single" w:sz="6" w:space="0" w:color="FFFFFF"/>
-              <w:right w:val="single" w:sz="6" w:space="0" w:color="FFFFFF"/>
-            </w:tcBorders>
-          </w:tcPr>
-          <w:p/>
-        </w:tc>
-      </w:tr>
-      <w:tr>
-        <w:trPr>
-          <w:cantSplit/>
-        </w:trPr>
-        <w:tc>
-          <w:tcPr>
-            <w:tcW w:w="1530" w:type="dxa"/>
-            <w:vMerge/>
-            <w:tcBorders>
-              <w:left w:val="single" w:sz="6" w:space="0" w:color="FFFFFF"/>
-              <w:bottom w:val="single" w:sz="6" w:space="0" w:color="FFFFFF"/>
-              <w:right w:val="single" w:sz="6" w:space="0" w:color="FFFFFF"/>
-            </w:tcBorders>
-          </w:tcPr>
-          <w:p/>
-        </w:tc>
-        <w:tc>
-          <w:tcPr>
-            <w:tcW w:w="6708" w:type="dxa"/>
-            <w:gridSpan w:val="4"/>
-            <w:tcBorders>
-              <w:bottom w:val="single" w:sz="6" w:space="0" w:color="FFFFFF"/>
-              <w:right w:val="single" w:sz="6" w:space="0" w:color="FFFFFF"/>
-            </w:tcBorders>
-            <w:shd w:val="clear" w:color="auto" w:fill="E3EEDC"/>
-          </w:tcPr>
-          <w:p>
-            <w:r>
-              <w:rPr>
-                <w:rFonts w:ascii="Segoe UI" w:hAnsi="Segoe UI"/>
-                <w:color w:val="6F746A"/>
-                <w:sz w:val="16"/>
-              </w:rPr>
-              <w:t>2450 Massachusetts Ave NW, Washington, DC 20006</w:t>
-            </w:r>
-          </w:p>
-        </w:tc>
-        <w:tc>
-          <w:tcPr>
-            <w:tcW w:w="1500" w:type="dxa"/>
-            <w:vMerge/>
-            <w:tcBorders>
-              <w:bottom w:val="single" w:sz="6" w:space="0" w:color="FFFFFF"/>
-              <w:right w:val="single" w:sz="6" w:space="0" w:color="FFFFFF"/>
-            </w:tcBorders>
-          </w:tcPr>
-          <w:p/>
-        </w:tc>
-      </w:tr>
-      <w:tr>
-        <w:trPr>
-          <w:cantSplit/>
-        </w:trPr>
-        <w:tc>
-          <w:tcPr>
-            <w:tcW w:w="1530" w:type="dxa"/>
-            <w:vMerge w:val="restart"/>
-            <w:tcBorders>
-              <w:left w:val="single" w:sz="6" w:space="0" w:color="FFFFFF"/>
-              <w:bottom w:val="single" w:sz="6" w:space="0" w:color="FFFFFF"/>
-              <w:right w:val="single" w:sz="6" w:space="0" w:color="FFFFFF"/>
-            </w:tcBorders>
-            <w:shd w:val="clear" w:color="auto" w:fill="C4DCB6"/>
-            <w:vAlign w:val="center"/>
-          </w:tcPr>
-          <w:p>
-            <w:pPr>
-              <w:jc w:val="center"/>
-              <w:rPr>
-                <w:rFonts w:ascii="Calibri" w:hAnsi="Calibri"/>
-                <w:sz w:val="2"/>
-              </w:rPr>
-            </w:pPr>
-            <w:r>
-              <w:pict w14:anchorId="5B7FB601">
-                <v:shape id="_x0000_i1074" style="width:74.8pt;height:89.3pt" coordsize="" o:spt="100" adj="0,,0" path="" stroked="f">
-                  <v:stroke joinstyle="miter"/>
-                  <v:imagedata r:id="rId53" o:title=""/>
-                  <v:formulas/>
-                  <v:path o:connecttype="segments"/>
-                </v:shape>
-              </w:pict>
-            </w:r>
-          </w:p>
-        </w:tc>
-        <w:tc>
-          <w:tcPr>
-            <w:tcW w:w="3960" w:type="dxa"/>
-            <w:gridSpan w:val="2"/>
-            <w:tcBorders>
-              <w:bottom w:val="single" w:sz="6" w:space="0" w:color="FFFFFF"/>
-            </w:tcBorders>
-            <w:shd w:val="clear" w:color="auto" w:fill="C4DCB6"/>
-            <w:vAlign w:val="center"/>
-          </w:tcPr>
-          <w:p>
-            <w:r>
-              <w:rPr>
-                <w:rFonts w:ascii="Segoe UI" w:hAnsi="Segoe UI"/>
-                <w:b/>
-                <w:color w:val="343B31"/>
-                <w:sz w:val="16"/>
-              </w:rPr>
-              <w:t>Brandt Arthur</w:t>
-            </w:r>
-          </w:p>
-        </w:tc>
-        <w:tc>
-          <w:tcPr>
-            <w:tcW w:w="2748" w:type="dxa"/>
-            <w:gridSpan w:val="2"/>
-            <w:tcBorders>
-              <w:left w:val="single" w:sz="6" w:space="0" w:color="FFFFFF"/>
-              <w:bottom w:val="single" w:sz="6" w:space="0" w:color="FFFFFF"/>
-              <w:right w:val="single" w:sz="6" w:space="0" w:color="FFFFFF"/>
-            </w:tcBorders>
-            <w:shd w:val="clear" w:color="auto" w:fill="C4DCB6"/>
-            <w:vAlign w:val="center"/>
-          </w:tcPr>
-          <w:p>
-            <w:r>
-              <w:rPr>
-                <w:rFonts w:ascii="Segoe UI" w:hAnsi="Segoe UI"/>
-                <w:b/>
-                <w:color w:val="343B31"/>
-                <w:sz w:val="16"/>
-              </w:rPr>
-              <w:t>Advanced</w:t>
-            </w:r>
-          </w:p>
-        </w:tc>
-        <w:tc>
-          <w:tcPr>
-            <w:tcW w:w="1500" w:type="dxa"/>
-            <w:vMerge w:val="restart"/>
-            <w:tcBorders>
-              <w:bottom w:val="single" w:sz="6" w:space="0" w:color="FFFFFF"/>
-              <w:right w:val="single" w:sz="6" w:space="0" w:color="FFFFFF"/>
-            </w:tcBorders>
-            <w:shd w:val="clear" w:color="auto" w:fill="BCD6C9"/>
-            <w:vAlign w:val="center"/>
-          </w:tcPr>
-          <w:p>
-            <w:pPr>
-              <w:jc w:val="center"/>
-              <w:rPr>
-                <w:rFonts w:ascii="Segoe UI" w:hAnsi="Segoe UI"/>
-                <w:color w:val="505C57"/>
-                <w:sz w:val="56"/>
-              </w:rPr>
-            </w:pPr>
-            <w:r>
-              <w:rPr>
-                <w:rFonts w:ascii="Segoe UI" w:hAnsi="Segoe UI"/>
-                <w:color w:val="505C57"/>
-                <w:sz w:val="56"/>
-              </w:rPr>
-              <w:t>8</w:t>
-            </w:r>
-          </w:p>
-        </w:tc>
-      </w:tr>
-      <w:tr>
-        <w:trPr>
-          <w:cantSplit/>
-        </w:trPr>
-        <w:tc>
-          <w:tcPr>
-            <w:tcW w:w="1530" w:type="dxa"/>
-            <w:vMerge/>
-            <w:tcBorders>
-              <w:left w:val="single" w:sz="6" w:space="0" w:color="FFFFFF"/>
-              <w:bottom w:val="single" w:sz="6" w:space="0" w:color="FFFFFF"/>
-              <w:right w:val="single" w:sz="6" w:space="0" w:color="FFFFFF"/>
-            </w:tcBorders>
-          </w:tcPr>
-          <w:p/>
-        </w:tc>
-        <w:tc>
-          <w:tcPr>
-            <w:tcW w:w="6708" w:type="dxa"/>
-            <w:gridSpan w:val="4"/>
-            <w:tcBorders>
-              <w:bottom w:val="single" w:sz="6" w:space="0" w:color="FFFFFF"/>
-              <w:right w:val="single" w:sz="6" w:space="0" w:color="FFFFFF"/>
-            </w:tcBorders>
-            <w:shd w:val="clear" w:color="auto" w:fill="E3EEDC"/>
-            <w:vAlign w:val="center"/>
-          </w:tcPr>
-          <w:p>
-            <w:r>
-              <w:rPr>
-                <w:rFonts w:ascii="Segoe UI" w:hAnsi="Segoe UI"/>
-                <w:color w:val="6F746A"/>
-                <w:sz w:val="16"/>
-              </w:rPr>
-              <w:t>11/13/1977</w:t>
-            </w:r>
-          </w:p>
-        </w:tc>
-        <w:tc>
-          <w:tcPr>
-            <w:tcW w:w="1500" w:type="dxa"/>
-            <w:vMerge/>
-            <w:tcBorders>
-              <w:bottom w:val="single" w:sz="6" w:space="0" w:color="FFFFFF"/>
-              <w:right w:val="single" w:sz="6" w:space="0" w:color="FFFFFF"/>
-            </w:tcBorders>
-          </w:tcPr>
-          <w:p/>
-        </w:tc>
-      </w:tr>
-      <w:tr>
-        <w:trPr>
-          <w:cantSplit/>
-        </w:trPr>
-        <w:tc>
-          <w:tcPr>
-            <w:tcW w:w="1530" w:type="dxa"/>
-            <w:vMerge/>
-            <w:tcBorders>
-              <w:left w:val="single" w:sz="6" w:space="0" w:color="FFFFFF"/>
-              <w:bottom w:val="single" w:sz="6" w:space="0" w:color="FFFFFF"/>
-              <w:right w:val="single" w:sz="6" w:space="0" w:color="FFFFFF"/>
-            </w:tcBorders>
-          </w:tcPr>
-          <w:p/>
-        </w:tc>
-        <w:tc>
-          <w:tcPr>
-            <w:tcW w:w="3960" w:type="dxa"/>
-            <w:gridSpan w:val="2"/>
-            <w:tcBorders>
-              <w:bottom w:val="single" w:sz="6" w:space="0" w:color="FFFFFF"/>
-            </w:tcBorders>
-            <w:shd w:val="clear" w:color="auto" w:fill="E3EEDC"/>
-            <w:vAlign w:val="center"/>
-          </w:tcPr>
-          <w:p>
-            <w:r>
-              <w:rPr>
-                <w:rFonts w:ascii="Segoe UI" w:hAnsi="Segoe UI"/>
-                <w:color w:val="6F746A"/>
-                <w:sz w:val="16"/>
-              </w:rPr>
-              <w:t>arthur_brandt@dxvideorent.com</w:t>
-            </w:r>
-          </w:p>
-        </w:tc>
-        <w:tc>
-          <w:tcPr>
-            <w:tcW w:w="2748" w:type="dxa"/>
-            <w:gridSpan w:val="2"/>
-            <w:tcBorders>
-              <w:left w:val="single" w:sz="6" w:space="0" w:color="FFFFFF"/>
-              <w:bottom w:val="single" w:sz="6" w:space="0" w:color="FFFFFF"/>
-              <w:right w:val="single" w:sz="6" w:space="0" w:color="FFFFFF"/>
-            </w:tcBorders>
-            <w:shd w:val="clear" w:color="auto" w:fill="E3EEDC"/>
-            <w:vAlign w:val="center"/>
-          </w:tcPr>
-          <w:p>
-            <w:r>
-              <w:rPr>
-                <w:rFonts w:ascii="Segoe UI" w:hAnsi="Segoe UI"/>
-                <w:color w:val="6F746A"/>
-                <w:sz w:val="16"/>
-              </w:rPr>
-              <w:t>(555)312-9667</w:t>
-            </w:r>
-          </w:p>
-        </w:tc>
-        <w:tc>
-          <w:tcPr>
-            <w:tcW w:w="1500" w:type="dxa"/>
-            <w:vMerge/>
-            <w:tcBorders>
-              <w:bottom w:val="single" w:sz="6" w:space="0" w:color="FFFFFF"/>
-              <w:right w:val="single" w:sz="6" w:space="0" w:color="FFFFFF"/>
-            </w:tcBorders>
-          </w:tcPr>
-          <w:p/>
-        </w:tc>
-      </w:tr>
-      <w:tr>
-        <w:trPr>
-          <w:cantSplit/>
-        </w:trPr>
-        <w:tc>
-          <w:tcPr>
-            <w:tcW w:w="1530" w:type="dxa"/>
-            <w:vMerge/>
-            <w:tcBorders>
-              <w:left w:val="single" w:sz="6" w:space="0" w:color="FFFFFF"/>
-              <w:bottom w:val="single" w:sz="6" w:space="0" w:color="FFFFFF"/>
-              <w:right w:val="single" w:sz="6" w:space="0" w:color="FFFFFF"/>
-            </w:tcBorders>
-          </w:tcPr>
-          <w:p/>
-        </w:tc>
-        <w:tc>
-          <w:tcPr>
-            <w:tcW w:w="6708" w:type="dxa"/>
-            <w:gridSpan w:val="4"/>
-            <w:tcBorders>
-              <w:bottom w:val="single" w:sz="6" w:space="0" w:color="FFFFFF"/>
-              <w:right w:val="single" w:sz="6" w:space="0" w:color="FFFFFF"/>
-            </w:tcBorders>
-            <w:shd w:val="clear" w:color="auto" w:fill="E3EEDC"/>
-          </w:tcPr>
-          <w:p>
-            <w:r>
-              <w:rPr>
-                <w:rFonts w:ascii="Segoe UI" w:hAnsi="Segoe UI"/>
-                <w:color w:val="6F746A"/>
-                <w:sz w:val="16"/>
-              </w:rPr>
-              <w:t>13474 Don Juan Dr, Carlsbad, CA 92010</w:t>
-            </w:r>
-          </w:p>
-        </w:tc>
-        <w:tc>
-          <w:tcPr>
-            <w:tcW w:w="1500" w:type="dxa"/>
-            <w:vMerge/>
-            <w:tcBorders>
-              <w:bottom w:val="single" w:sz="6" w:space="0" w:color="FFFFFF"/>
-              <w:right w:val="single" w:sz="6" w:space="0" w:color="FFFFFF"/>
-            </w:tcBorders>
-          </w:tcPr>
-          <w:p/>
-        </w:tc>
-      </w:tr>
-      <w:tr>
-        <w:trPr>
-          <w:cantSplit/>
-        </w:trPr>
-        <w:tc>
-          <w:tcPr>
-            <w:tcW w:w="1530" w:type="dxa"/>
-            <w:vMerge w:val="restart"/>
-            <w:tcBorders>
-              <w:left w:val="single" w:sz="6" w:space="0" w:color="FFFFFF"/>
-              <w:bottom w:val="single" w:sz="6" w:space="0" w:color="FFFFFF"/>
-              <w:right w:val="single" w:sz="6" w:space="0" w:color="FFFFFF"/>
-            </w:tcBorders>
-            <w:shd w:val="clear" w:color="auto" w:fill="C4DCB6"/>
-            <w:vAlign w:val="center"/>
-          </w:tcPr>
-          <w:p>
-            <w:pPr>
-              <w:jc w:val="center"/>
-              <w:rPr>
-                <w:rFonts w:ascii="Calibri" w:hAnsi="Calibri"/>
-                <w:sz w:val="2"/>
-              </w:rPr>
-            </w:pPr>
-            <w:r>
-              <w:pict w14:anchorId="49B62870">
-                <v:shape id="_x0000_i1075" style="width:74.8pt;height:89.3pt" coordsize="" o:spt="100" adj="0,,0" path="" stroked="f">
-                  <v:stroke joinstyle="miter"/>
-                  <v:imagedata r:id="rId54" o:title=""/>
-                  <v:formulas/>
-                  <v:path o:connecttype="segments"/>
-                </v:shape>
-              </w:pict>
-            </w:r>
-          </w:p>
-        </w:tc>
-        <w:tc>
-          <w:tcPr>
-            <w:tcW w:w="3960" w:type="dxa"/>
-            <w:gridSpan w:val="2"/>
-            <w:tcBorders>
-              <w:bottom w:val="single" w:sz="6" w:space="0" w:color="FFFFFF"/>
-            </w:tcBorders>
-            <w:shd w:val="clear" w:color="auto" w:fill="C4DCB6"/>
-            <w:vAlign w:val="center"/>
-          </w:tcPr>
-          <w:p>
-            <w:proofErr w:type="spellStart"/>
-            <w:r>
-              <w:rPr>
-                <w:rFonts w:ascii="Segoe UI" w:hAnsi="Segoe UI"/>
-                <w:b/>
-                <w:color w:val="343B31"/>
-                <w:sz w:val="16"/>
-              </w:rPr>
-              <w:t>Smodey</w:t>
-            </w:r>
-            <w:proofErr w:type="spellEnd"/>
-            <w:r>
-              <w:rPr>
-                <w:rFonts w:ascii="Segoe UI" w:hAnsi="Segoe UI"/>
-                <w:b/>
-                <w:color w:val="343B31"/>
-                <w:sz w:val="16"/>
-              </w:rPr>
-              <w:t xml:space="preserve"> Harold R</w:t>
-            </w:r>
-          </w:p>
-        </w:tc>
-        <w:tc>
-          <w:tcPr>
-            <w:tcW w:w="2748" w:type="dxa"/>
-            <w:gridSpan w:val="2"/>
-            <w:tcBorders>
-              <w:left w:val="single" w:sz="6" w:space="0" w:color="FFFFFF"/>
-              <w:bottom w:val="single" w:sz="6" w:space="0" w:color="FFFFFF"/>
-              <w:right w:val="single" w:sz="6" w:space="0" w:color="FFFFFF"/>
-            </w:tcBorders>
-            <w:shd w:val="clear" w:color="auto" w:fill="C4DCB6"/>
-            <w:vAlign w:val="center"/>
-          </w:tcPr>
-          <w:p>
-            <w:r>
-              <w:rPr>
-                <w:rFonts w:ascii="Segoe UI" w:hAnsi="Segoe UI"/>
-                <w:b/>
-                <w:color w:val="343B31"/>
-                <w:sz w:val="16"/>
-              </w:rPr>
-              <w:t>Intermediate</w:t>
-            </w:r>
-          </w:p>
-        </w:tc>
-        <w:tc>
-          <w:tcPr>
-            <w:tcW w:w="1500" w:type="dxa"/>
-            <w:vMerge w:val="restart"/>
-            <w:tcBorders>
-              <w:bottom w:val="single" w:sz="6" w:space="0" w:color="FFFFFF"/>
-              <w:right w:val="single" w:sz="6" w:space="0" w:color="FFFFFF"/>
-            </w:tcBorders>
-            <w:shd w:val="clear" w:color="auto" w:fill="BCD6C9"/>
-            <w:vAlign w:val="center"/>
-          </w:tcPr>
-          <w:p>
-            <w:pPr>
-              <w:jc w:val="center"/>
-              <w:rPr>
-                <w:rFonts w:ascii="Segoe UI" w:hAnsi="Segoe UI"/>
-                <w:color w:val="505C57"/>
-                <w:sz w:val="56"/>
-              </w:rPr>
-            </w:pPr>
-            <w:r>
-              <w:rPr>
-                <w:rFonts w:ascii="Segoe UI" w:hAnsi="Segoe UI"/>
-                <w:color w:val="505C57"/>
-                <w:sz w:val="56"/>
-              </w:rPr>
-              <w:t>8</w:t>
-            </w:r>
-          </w:p>
-        </w:tc>
-      </w:tr>
-      <w:tr>
-        <w:trPr>
-          <w:cantSplit/>
-        </w:trPr>
-        <w:tc>
-          <w:tcPr>
-            <w:tcW w:w="1530" w:type="dxa"/>
-            <w:vMerge/>
-            <w:tcBorders>
-              <w:left w:val="single" w:sz="6" w:space="0" w:color="FFFFFF"/>
-              <w:bottom w:val="single" w:sz="6" w:space="0" w:color="FFFFFF"/>
-              <w:right w:val="single" w:sz="6" w:space="0" w:color="FFFFFF"/>
-            </w:tcBorders>
-          </w:tcPr>
-          <w:p/>
-        </w:tc>
-        <w:tc>
-          <w:tcPr>
-            <w:tcW w:w="6708" w:type="dxa"/>
-            <w:gridSpan w:val="4"/>
-            <w:tcBorders>
-              <w:bottom w:val="single" w:sz="6" w:space="0" w:color="FFFFFF"/>
-              <w:right w:val="single" w:sz="6" w:space="0" w:color="FFFFFF"/>
-            </w:tcBorders>
-            <w:shd w:val="clear" w:color="auto" w:fill="E3EEDC"/>
-            <w:vAlign w:val="center"/>
-          </w:tcPr>
-          <w:p>
-            <w:r>
-              <w:rPr>
-                <w:rFonts w:ascii="Segoe UI" w:hAnsi="Segoe UI"/>
-                <w:color w:val="6F746A"/>
-                <w:sz w:val="16"/>
-              </w:rPr>
-              <w:t>11/16/1975</w:t>
-            </w:r>
-          </w:p>
-        </w:tc>
-        <w:tc>
-          <w:tcPr>
-            <w:tcW w:w="1500" w:type="dxa"/>
-            <w:vMerge/>
-            <w:tcBorders>
-              <w:bottom w:val="single" w:sz="6" w:space="0" w:color="FFFFFF"/>
-              <w:right w:val="single" w:sz="6" w:space="0" w:color="FFFFFF"/>
-            </w:tcBorders>
-          </w:tcPr>
-          <w:p/>
-        </w:tc>
-      </w:tr>
-      <w:tr>
-        <w:trPr>
-          <w:cantSplit/>
-        </w:trPr>
-        <w:tc>
-          <w:tcPr>
-            <w:tcW w:w="1530" w:type="dxa"/>
-            <w:vMerge/>
-            <w:tcBorders>
-              <w:left w:val="single" w:sz="6" w:space="0" w:color="FFFFFF"/>
-              <w:bottom w:val="single" w:sz="6" w:space="0" w:color="FFFFFF"/>
-              <w:right w:val="single" w:sz="6" w:space="0" w:color="FFFFFF"/>
-            </w:tcBorders>
-          </w:tcPr>
-          <w:p/>
-        </w:tc>
-        <w:tc>
-          <w:tcPr>
-            <w:tcW w:w="3960" w:type="dxa"/>
-            <w:gridSpan w:val="2"/>
-            <w:tcBorders>
-              <w:bottom w:val="single" w:sz="6" w:space="0" w:color="FFFFFF"/>
-            </w:tcBorders>
-            <w:shd w:val="clear" w:color="auto" w:fill="E3EEDC"/>
-            <w:vAlign w:val="center"/>
-          </w:tcPr>
-          <w:p>
-            <w:r>
-              <w:rPr>
-                <w:rFonts w:ascii="Segoe UI" w:hAnsi="Segoe UI"/>
-                <w:color w:val="6F746A"/>
-                <w:sz w:val="16"/>
-              </w:rPr>
-              <w:t>harold_smodey@dxvideorent.com</w:t>
-            </w:r>
-          </w:p>
-        </w:tc>
-        <w:tc>
-          <w:tcPr>
-            <w:tcW w:w="2748" w:type="dxa"/>
-            <w:gridSpan w:val="2"/>
-            <w:tcBorders>
-              <w:left w:val="single" w:sz="6" w:space="0" w:color="FFFFFF"/>
-              <w:bottom w:val="single" w:sz="6" w:space="0" w:color="FFFFFF"/>
-              <w:right w:val="single" w:sz="6" w:space="0" w:color="FFFFFF"/>
-            </w:tcBorders>
-            <w:shd w:val="clear" w:color="auto" w:fill="E3EEDC"/>
-            <w:vAlign w:val="center"/>
-          </w:tcPr>
-          <w:p>
-            <w:r>
-              <w:rPr>
-                <w:rFonts w:ascii="Segoe UI" w:hAnsi="Segoe UI"/>
-                <w:color w:val="6F746A"/>
-                <w:sz w:val="16"/>
-              </w:rPr>
-              <w:t>(555)353-4736</w:t>
-            </w:r>
-          </w:p>
-        </w:tc>
-        <w:tc>
-          <w:tcPr>
-            <w:tcW w:w="1500" w:type="dxa"/>
-            <w:vMerge/>
-            <w:tcBorders>
-              <w:bottom w:val="single" w:sz="6" w:space="0" w:color="FFFFFF"/>
-              <w:right w:val="single" w:sz="6" w:space="0" w:color="FFFFFF"/>
-            </w:tcBorders>
-          </w:tcPr>
-          <w:p/>
-        </w:tc>
-      </w:tr>
-      <w:tr>
-        <w:trPr>
-          <w:cantSplit/>
-        </w:trPr>
-        <w:tc>
-          <w:tcPr>
-            <w:tcW w:w="1530" w:type="dxa"/>
-            <w:vMerge/>
-            <w:tcBorders>
-              <w:left w:val="single" w:sz="6" w:space="0" w:color="FFFFFF"/>
-              <w:bottom w:val="single" w:sz="6" w:space="0" w:color="FFFFFF"/>
-              <w:right w:val="single" w:sz="6" w:space="0" w:color="FFFFFF"/>
-            </w:tcBorders>
-          </w:tcPr>
-          <w:p/>
-        </w:tc>
-        <w:tc>
-          <w:tcPr>
-            <w:tcW w:w="6708" w:type="dxa"/>
-            <w:gridSpan w:val="4"/>
-            <w:tcBorders>
-              <w:bottom w:val="single" w:sz="6" w:space="0" w:color="FFFFFF"/>
-              <w:right w:val="single" w:sz="6" w:space="0" w:color="FFFFFF"/>
-            </w:tcBorders>
-            <w:shd w:val="clear" w:color="auto" w:fill="E3EEDC"/>
-          </w:tcPr>
-          <w:p>
-            <w:r>
-              <w:rPr>
-                <w:rFonts w:ascii="Segoe UI" w:hAnsi="Segoe UI"/>
-                <w:color w:val="6F746A"/>
-                <w:sz w:val="16"/>
-              </w:rPr>
-              <w:t>1645 Valley Brook Ave, Lyndhurst, NJ 07074</w:t>
-            </w:r>
-          </w:p>
-        </w:tc>
-        <w:tc>
-          <w:tcPr>
-            <w:tcW w:w="1500" w:type="dxa"/>
-            <w:vMerge/>
-            <w:tcBorders>
-              <w:bottom w:val="single" w:sz="6" w:space="0" w:color="FFFFFF"/>
-              <w:right w:val="single" w:sz="6" w:space="0" w:color="FFFFFF"/>
-            </w:tcBorders>
-          </w:tcPr>
-          <w:p/>
-        </w:tc>
-      </w:tr>
-      <w:tr>
-        <w:trPr>
-          <w:cantSplit/>
-        </w:trPr>
-        <w:tc>
-          <w:tcPr>
-            <w:tcW w:w="1530" w:type="dxa"/>
-            <w:vMerge w:val="restart"/>
-            <w:tcBorders>
-              <w:left w:val="single" w:sz="6" w:space="0" w:color="FFFFFF"/>
-              <w:bottom w:val="single" w:sz="6" w:space="0" w:color="FFFFFF"/>
-              <w:right w:val="single" w:sz="6" w:space="0" w:color="FFFFFF"/>
-            </w:tcBorders>
-            <w:shd w:val="clear" w:color="auto" w:fill="C4DCB6"/>
-            <w:vAlign w:val="center"/>
-          </w:tcPr>
-          <w:p>
-            <w:pPr>
-              <w:jc w:val="center"/>
-              <w:rPr>
-                <w:rFonts w:ascii="Calibri" w:hAnsi="Calibri"/>
-                <w:sz w:val="2"/>
-              </w:rPr>
-            </w:pPr>
-            <w:r>
-              <w:pict w14:anchorId="6C3A359D">
-                <v:shape id="_x0000_i1076" style="width:74.8pt;height:89.3pt" coordsize="" o:spt="100" adj="0,,0" path="" stroked="f">
-                  <v:stroke joinstyle="miter"/>
-                  <v:imagedata r:id="rId55" o:title=""/>
-                  <v:formulas/>
-                  <v:path o:connecttype="segments"/>
-                </v:shape>
-              </w:pict>
-            </w:r>
-          </w:p>
-        </w:tc>
-        <w:tc>
-          <w:tcPr>
-            <w:tcW w:w="3960" w:type="dxa"/>
-            <w:gridSpan w:val="2"/>
-            <w:tcBorders>
-              <w:bottom w:val="single" w:sz="6" w:space="0" w:color="FFFFFF"/>
-            </w:tcBorders>
-            <w:shd w:val="clear" w:color="auto" w:fill="C4DCB6"/>
-            <w:vAlign w:val="center"/>
-          </w:tcPr>
-          <w:p>
-            <w:r>
-              <w:rPr>
-                <w:rFonts w:ascii="Segoe UI" w:hAnsi="Segoe UI"/>
-                <w:b/>
-                <w:color w:val="343B31"/>
-                <w:sz w:val="16"/>
-              </w:rPr>
-              <w:t>Hazel Anthony J</w:t>
-            </w:r>
-          </w:p>
-        </w:tc>
-        <w:tc>
-          <w:tcPr>
-            <w:tcW w:w="2748" w:type="dxa"/>
-            <w:gridSpan w:val="2"/>
-            <w:tcBorders>
-              <w:left w:val="single" w:sz="6" w:space="0" w:color="FFFFFF"/>
-              <w:bottom w:val="single" w:sz="6" w:space="0" w:color="FFFFFF"/>
-              <w:right w:val="single" w:sz="6" w:space="0" w:color="FFFFFF"/>
-            </w:tcBorders>
-            <w:shd w:val="clear" w:color="auto" w:fill="C4DCB6"/>
-            <w:vAlign w:val="center"/>
-          </w:tcPr>
-          <w:p>
-            <w:r>
-              <w:rPr>
-                <w:rFonts w:ascii="Segoe UI" w:hAnsi="Segoe UI"/>
-                <w:b/>
-                <w:color w:val="343B31"/>
-                <w:sz w:val="16"/>
-              </w:rPr>
-              <w:t>Intermediate</w:t>
-            </w:r>
-          </w:p>
-        </w:tc>
-        <w:tc>
-          <w:tcPr>
-            <w:tcW w:w="1500" w:type="dxa"/>
-            <w:vMerge w:val="restart"/>
-            <w:tcBorders>
-              <w:bottom w:val="single" w:sz="6" w:space="0" w:color="FFFFFF"/>
-              <w:right w:val="single" w:sz="6" w:space="0" w:color="FFFFFF"/>
-            </w:tcBorders>
-            <w:shd w:val="clear" w:color="auto" w:fill="BCD6C9"/>
-            <w:vAlign w:val="center"/>
-          </w:tcPr>
-          <w:p>
-            <w:pPr>
-              <w:jc w:val="center"/>
-              <w:rPr>
-                <w:rFonts w:ascii="Segoe UI" w:hAnsi="Segoe UI"/>
-                <w:color w:val="505C57"/>
-                <w:sz w:val="56"/>
-              </w:rPr>
-            </w:pPr>
-            <w:r>
-              <w:rPr>
-                <w:rFonts w:ascii="Segoe UI" w:hAnsi="Segoe UI"/>
-                <w:color w:val="505C57"/>
-                <w:sz w:val="56"/>
-              </w:rPr>
-              <w:t>8</w:t>
-            </w:r>
-          </w:p>
-        </w:tc>
-      </w:tr>
-      <w:tr>
-        <w:trPr>
-          <w:cantSplit/>
-        </w:trPr>
-        <w:tc>
-          <w:tcPr>
-            <w:tcW w:w="1530" w:type="dxa"/>
-            <w:vMerge/>
-            <w:tcBorders>
-              <w:left w:val="single" w:sz="6" w:space="0" w:color="FFFFFF"/>
-              <w:bottom w:val="single" w:sz="6" w:space="0" w:color="FFFFFF"/>
-              <w:right w:val="single" w:sz="6" w:space="0" w:color="FFFFFF"/>
-            </w:tcBorders>
-          </w:tcPr>
-          <w:p/>
-        </w:tc>
-        <w:tc>
-          <w:tcPr>
-            <w:tcW w:w="6708" w:type="dxa"/>
-            <w:gridSpan w:val="4"/>
-            <w:tcBorders>
-              <w:bottom w:val="single" w:sz="6" w:space="0" w:color="FFFFFF"/>
-              <w:right w:val="single" w:sz="6" w:space="0" w:color="FFFFFF"/>
-            </w:tcBorders>
-            <w:shd w:val="clear" w:color="auto" w:fill="E3EEDC"/>
-            <w:vAlign w:val="center"/>
-          </w:tcPr>
-          <w:p>
-            <w:r>
-              <w:rPr>
-                <w:rFonts w:ascii="Segoe UI" w:hAnsi="Segoe UI"/>
-                <w:color w:val="6F746A"/>
-                <w:sz w:val="16"/>
-              </w:rPr>
-              <w:t>9/9/1967</w:t>
-            </w:r>
-          </w:p>
-        </w:tc>
-        <w:tc>
-          <w:tcPr>
-            <w:tcW w:w="1500" w:type="dxa"/>
-            <w:vMerge/>
-            <w:tcBorders>
-              <w:bottom w:val="single" w:sz="6" w:space="0" w:color="FFFFFF"/>
-              <w:right w:val="single" w:sz="6" w:space="0" w:color="FFFFFF"/>
-            </w:tcBorders>
-          </w:tcPr>
-          <w:p/>
-        </w:tc>
-      </w:tr>
-      <w:tr>
-        <w:trPr>
-          <w:cantSplit/>
-        </w:trPr>
-        <w:tc>
-          <w:tcPr>
-            <w:tcW w:w="1530" w:type="dxa"/>
-            <w:vMerge/>
-            <w:tcBorders>
-              <w:left w:val="single" w:sz="6" w:space="0" w:color="FFFFFF"/>
-              <w:bottom w:val="single" w:sz="6" w:space="0" w:color="FFFFFF"/>
-              <w:right w:val="single" w:sz="6" w:space="0" w:color="FFFFFF"/>
-            </w:tcBorders>
-          </w:tcPr>
-          <w:p/>
-        </w:tc>
-        <w:tc>
-          <w:tcPr>
-            <w:tcW w:w="3960" w:type="dxa"/>
-            <w:gridSpan w:val="2"/>
-            <w:tcBorders>
-              <w:bottom w:val="single" w:sz="6" w:space="0" w:color="FFFFFF"/>
-            </w:tcBorders>
-            <w:shd w:val="clear" w:color="auto" w:fill="E3EEDC"/>
-            <w:vAlign w:val="center"/>
-          </w:tcPr>
-          <w:p>
-            <w:r>
-              <w:rPr>
-                <w:rFonts w:ascii="Segoe UI" w:hAnsi="Segoe UI"/>
-                <w:color w:val="6F746A"/>
-                <w:sz w:val="16"/>
-              </w:rPr>
-              <w:t>anthony_hazel@dxvideorent.com</w:t>
-            </w:r>
-          </w:p>
-        </w:tc>
-        <w:tc>
-          <w:tcPr>
-            <w:tcW w:w="2748" w:type="dxa"/>
-            <w:gridSpan w:val="2"/>
-            <w:tcBorders>
-              <w:left w:val="single" w:sz="6" w:space="0" w:color="FFFFFF"/>
-              <w:bottom w:val="single" w:sz="6" w:space="0" w:color="FFFFFF"/>
-              <w:right w:val="single" w:sz="6" w:space="0" w:color="FFFFFF"/>
-            </w:tcBorders>
-            <w:shd w:val="clear" w:color="auto" w:fill="E3EEDC"/>
-            <w:vAlign w:val="center"/>
-          </w:tcPr>
-          <w:p>
-            <w:r>
-              <w:rPr>
-                <w:rFonts w:ascii="Segoe UI" w:hAnsi="Segoe UI"/>
-                <w:color w:val="6F746A"/>
-                <w:sz w:val="16"/>
-              </w:rPr>
-              <w:t>(555)701-2938</w:t>
-            </w:r>
-          </w:p>
-        </w:tc>
-        <w:tc>
-          <w:tcPr>
-            <w:tcW w:w="1500" w:type="dxa"/>
-            <w:vMerge/>
-            <w:tcBorders>
-              <w:bottom w:val="single" w:sz="6" w:space="0" w:color="FFFFFF"/>
-              <w:right w:val="single" w:sz="6" w:space="0" w:color="FFFFFF"/>
-            </w:tcBorders>
-          </w:tcPr>
-          <w:p/>
-        </w:tc>
-      </w:tr>
-      <w:tr>
-        <w:trPr>
-          <w:cantSplit/>
-        </w:trPr>
-        <w:tc>
-          <w:tcPr>
-            <w:tcW w:w="1530" w:type="dxa"/>
-            <w:vMerge/>
-            <w:tcBorders>
-              <w:left w:val="single" w:sz="6" w:space="0" w:color="FFFFFF"/>
-              <w:bottom w:val="single" w:sz="6" w:space="0" w:color="FFFFFF"/>
-              <w:right w:val="single" w:sz="6" w:space="0" w:color="FFFFFF"/>
-            </w:tcBorders>
-          </w:tcPr>
-          <w:p/>
-        </w:tc>
-        <w:tc>
-          <w:tcPr>
-            <w:tcW w:w="6708" w:type="dxa"/>
-            <w:gridSpan w:val="4"/>
-            <w:tcBorders>
-              <w:bottom w:val="single" w:sz="6" w:space="0" w:color="FFFFFF"/>
-              <w:right w:val="single" w:sz="6" w:space="0" w:color="FFFFFF"/>
-            </w:tcBorders>
-            <w:shd w:val="clear" w:color="auto" w:fill="E3EEDC"/>
-          </w:tcPr>
-          <w:p>
-            <w:r>
-              <w:rPr>
-                <w:rFonts w:ascii="Segoe UI" w:hAnsi="Segoe UI"/>
-                <w:color w:val="6F746A"/>
-                <w:sz w:val="16"/>
-              </w:rPr>
-              <w:t>115636 Hodges Ln, Moundville, AL 35474</w:t>
-            </w:r>
-          </w:p>
-        </w:tc>
-        <w:tc>
-          <w:tcPr>
-            <w:tcW w:w="1500" w:type="dxa"/>
-            <w:vMerge/>
-            <w:tcBorders>
-              <w:bottom w:val="single" w:sz="6" w:space="0" w:color="FFFFFF"/>
-              <w:right w:val="single" w:sz="6" w:space="0" w:color="FFFFFF"/>
-            </w:tcBorders>
-          </w:tcPr>
-          <w:p/>
-        </w:tc>
-      </w:tr>
-      <w:tr>
-        <w:trPr>
-          <w:cantSplit/>
-        </w:trPr>
-        <w:tc>
-          <w:tcPr>
-            <w:tcW w:w="1530" w:type="dxa"/>
-            <w:vMerge w:val="restart"/>
-            <w:tcBorders>
-              <w:left w:val="single" w:sz="6" w:space="0" w:color="FFFFFF"/>
-              <w:bottom w:val="single" w:sz="6" w:space="0" w:color="FFFFFF"/>
-              <w:right w:val="single" w:sz="6" w:space="0" w:color="FFFFFF"/>
-            </w:tcBorders>
-            <w:shd w:val="clear" w:color="auto" w:fill="C4DCB6"/>
-            <w:vAlign w:val="center"/>
-          </w:tcPr>
-          <w:p>
-            <w:pPr>
-              <w:jc w:val="center"/>
-              <w:rPr>
-                <w:rFonts w:ascii="Calibri" w:hAnsi="Calibri"/>
-                <w:sz w:val="2"/>
-              </w:rPr>
-            </w:pPr>
-            <w:r>
-              <w:pict w14:anchorId="1027BB94">
-                <v:shape id="_x0000_i1077" style="width:74.8pt;height:89.3pt" coordsize="" o:spt="100" adj="0,,0" path="" stroked="f">
-                  <v:stroke joinstyle="miter"/>
-                  <v:imagedata r:id="rId56" o:title=""/>
-                  <v:formulas/>
-                  <v:path o:connecttype="segments"/>
-                </v:shape>
-              </w:pict>
-            </w:r>
-          </w:p>
-        </w:tc>
-        <w:tc>
-          <w:tcPr>
-            <w:tcW w:w="3960" w:type="dxa"/>
-            <w:gridSpan w:val="2"/>
-            <w:tcBorders>
-              <w:bottom w:val="single" w:sz="6" w:space="0" w:color="FFFFFF"/>
-            </w:tcBorders>
-            <w:shd w:val="clear" w:color="auto" w:fill="C4DCB6"/>
-            <w:vAlign w:val="center"/>
-          </w:tcPr>
-          <w:p>
-            <w:r>
-              <w:rPr>
-                <w:rFonts w:ascii="Segoe UI" w:hAnsi="Segoe UI"/>
-                <w:b/>
-                <w:color w:val="343B31"/>
-                <w:sz w:val="16"/>
-              </w:rPr>
-              <w:t>Carter Andrew Dennis</w:t>
-            </w:r>
-          </w:p>
-        </w:tc>
-        <w:tc>
-          <w:tcPr>
-            <w:tcW w:w="2748" w:type="dxa"/>
-            <w:gridSpan w:val="2"/>
-            <w:tcBorders>
-              <w:left w:val="single" w:sz="6" w:space="0" w:color="FFFFFF"/>
-              <w:bottom w:val="single" w:sz="6" w:space="0" w:color="FFFFFF"/>
-              <w:right w:val="single" w:sz="6" w:space="0" w:color="FFFFFF"/>
-            </w:tcBorders>
-            <w:shd w:val="clear" w:color="auto" w:fill="C4DCB6"/>
-            <w:vAlign w:val="center"/>
-          </w:tcPr>
-          <w:p>
-            <w:r>
-              <w:rPr>
-                <w:rFonts w:ascii="Segoe UI" w:hAnsi="Segoe UI"/>
-                <w:b/>
-                <w:color w:val="343B31"/>
-                <w:sz w:val="16"/>
-              </w:rPr>
-              <w:t>Intermediate</w:t>
-            </w:r>
-          </w:p>
-        </w:tc>
-        <w:tc>
-          <w:tcPr>
-            <w:tcW w:w="1500" w:type="dxa"/>
-            <w:vMerge w:val="restart"/>
-            <w:tcBorders>
-              <w:bottom w:val="single" w:sz="6" w:space="0" w:color="FFFFFF"/>
-              <w:right w:val="single" w:sz="6" w:space="0" w:color="FFFFFF"/>
-            </w:tcBorders>
-            <w:shd w:val="clear" w:color="auto" w:fill="BCD6C9"/>
-            <w:vAlign w:val="center"/>
-          </w:tcPr>
-          <w:p>
-            <w:pPr>
-              <w:jc w:val="center"/>
-              <w:rPr>
-                <w:rFonts w:ascii="Segoe UI" w:hAnsi="Segoe UI"/>
-                <w:color w:val="505C57"/>
-                <w:sz w:val="56"/>
-              </w:rPr>
-            </w:pPr>
-            <w:r>
-              <w:rPr>
-                <w:rFonts w:ascii="Segoe UI" w:hAnsi="Segoe UI"/>
-                <w:color w:val="505C57"/>
-                <w:sz w:val="56"/>
-              </w:rPr>
-              <w:t>8</w:t>
-            </w:r>
-          </w:p>
-        </w:tc>
-      </w:tr>
-      <w:tr>
-        <w:trPr>
-          <w:cantSplit/>
-        </w:trPr>
-        <w:tc>
-          <w:tcPr>
-            <w:tcW w:w="1530" w:type="dxa"/>
-            <w:vMerge/>
-            <w:tcBorders>
-              <w:left w:val="single" w:sz="6" w:space="0" w:color="FFFFFF"/>
-              <w:bottom w:val="single" w:sz="6" w:space="0" w:color="FFFFFF"/>
-              <w:right w:val="single" w:sz="6" w:space="0" w:color="FFFFFF"/>
-            </w:tcBorders>
-          </w:tcPr>
-          <w:p/>
-        </w:tc>
-        <w:tc>
-          <w:tcPr>
-            <w:tcW w:w="6708" w:type="dxa"/>
-            <w:gridSpan w:val="4"/>
-            <w:tcBorders>
-              <w:bottom w:val="single" w:sz="6" w:space="0" w:color="FFFFFF"/>
-              <w:right w:val="single" w:sz="6" w:space="0" w:color="FFFFFF"/>
-            </w:tcBorders>
-            <w:shd w:val="clear" w:color="auto" w:fill="E3EEDC"/>
-            <w:vAlign w:val="center"/>
-          </w:tcPr>
-          <w:p>
-            <w:r>
-              <w:rPr>
-                <w:rFonts w:ascii="Segoe UI" w:hAnsi="Segoe UI"/>
-                <w:color w:val="6F746A"/>
-                <w:sz w:val="16"/>
-              </w:rPr>
-              <w:t>9/19/1977</w:t>
-            </w:r>
-          </w:p>
-        </w:tc>
-        <w:tc>
-          <w:tcPr>
-            <w:tcW w:w="1500" w:type="dxa"/>
-            <w:vMerge/>
-            <w:tcBorders>
-              <w:bottom w:val="single" w:sz="6" w:space="0" w:color="FFFFFF"/>
-              <w:right w:val="single" w:sz="6" w:space="0" w:color="FFFFFF"/>
-            </w:tcBorders>
-          </w:tcPr>
-          <w:p/>
-        </w:tc>
-      </w:tr>
-      <w:tr>
-        <w:trPr>
-          <w:cantSplit/>
-        </w:trPr>
-        <w:tc>
-          <w:tcPr>
-            <w:tcW w:w="1530" w:type="dxa"/>
-            <w:vMerge/>
-            <w:tcBorders>
-              <w:left w:val="single" w:sz="6" w:space="0" w:color="FFFFFF"/>
-              <w:bottom w:val="single" w:sz="6" w:space="0" w:color="FFFFFF"/>
-              <w:right w:val="single" w:sz="6" w:space="0" w:color="FFFFFF"/>
-            </w:tcBorders>
-          </w:tcPr>
-          <w:p/>
-        </w:tc>
-        <w:tc>
-          <w:tcPr>
-            <w:tcW w:w="3960" w:type="dxa"/>
-            <w:gridSpan w:val="2"/>
-            <w:tcBorders>
-              <w:bottom w:val="single" w:sz="6" w:space="0" w:color="FFFFFF"/>
-            </w:tcBorders>
-            <w:shd w:val="clear" w:color="auto" w:fill="E3EEDC"/>
-            <w:vAlign w:val="center"/>
-          </w:tcPr>
-          <w:p>
-            <w:r>
-              <w:rPr>
-                <w:rFonts w:ascii="Segoe UI" w:hAnsi="Segoe UI"/>
-                <w:color w:val="6F746A"/>
-                <w:sz w:val="16"/>
-              </w:rPr>
-              <w:t>andrew_carter@dxvideorent.com</w:t>
-            </w:r>
-          </w:p>
-        </w:tc>
-        <w:tc>
-          <w:tcPr>
-            <w:tcW w:w="2748" w:type="dxa"/>
-            <w:gridSpan w:val="2"/>
-            <w:tcBorders>
-              <w:left w:val="single" w:sz="6" w:space="0" w:color="FFFFFF"/>
-              <w:bottom w:val="single" w:sz="6" w:space="0" w:color="FFFFFF"/>
-              <w:right w:val="single" w:sz="6" w:space="0" w:color="FFFFFF"/>
-            </w:tcBorders>
-            <w:shd w:val="clear" w:color="auto" w:fill="E3EEDC"/>
-            <w:vAlign w:val="center"/>
-          </w:tcPr>
-          <w:p>
-            <w:r>
-              <w:rPr>
-                <w:rFonts w:ascii="Segoe UI" w:hAnsi="Segoe UI"/>
-                <w:color w:val="6F746A"/>
-                <w:sz w:val="16"/>
-              </w:rPr>
-              <w:t>(555)578-3946</w:t>
-            </w:r>
-          </w:p>
-        </w:tc>
-        <w:tc>
-          <w:tcPr>
-            <w:tcW w:w="1500" w:type="dxa"/>
-            <w:vMerge/>
-            <w:tcBorders>
-              <w:bottom w:val="single" w:sz="6" w:space="0" w:color="FFFFFF"/>
-              <w:right w:val="single" w:sz="6" w:space="0" w:color="FFFFFF"/>
-            </w:tcBorders>
-          </w:tcPr>
-          <w:p/>
-        </w:tc>
-      </w:tr>
-      <w:tr>
-        <w:trPr>
-          <w:cantSplit/>
-        </w:trPr>
-        <w:tc>
-          <w:tcPr>
-            <w:tcW w:w="1530" w:type="dxa"/>
-            <w:vMerge/>
-            <w:tcBorders>
-              <w:left w:val="single" w:sz="6" w:space="0" w:color="FFFFFF"/>
-              <w:bottom w:val="single" w:sz="6" w:space="0" w:color="FFFFFF"/>
-              <w:right w:val="single" w:sz="6" w:space="0" w:color="FFFFFF"/>
-            </w:tcBorders>
-          </w:tcPr>
-          <w:p/>
-        </w:tc>
-        <w:tc>
-          <w:tcPr>
-            <w:tcW w:w="6708" w:type="dxa"/>
-            <w:gridSpan w:val="4"/>
-            <w:tcBorders>
-              <w:bottom w:val="single" w:sz="6" w:space="0" w:color="FFFFFF"/>
-              <w:right w:val="single" w:sz="6" w:space="0" w:color="FFFFFF"/>
-            </w:tcBorders>
-            <w:shd w:val="clear" w:color="auto" w:fill="E3EEDC"/>
-          </w:tcPr>
-          <w:p>
-            <w:r>
-              <w:rPr>
-                <w:rFonts w:ascii="Segoe UI" w:hAnsi="Segoe UI"/>
-                <w:color w:val="6F746A"/>
-                <w:sz w:val="16"/>
-              </w:rPr>
               <w:t>7121 Bailey St, Worcester, MA 01605</w:t>
-            </w:r>
-          </w:p>
-        </w:tc>
-        <w:tc>
-          <w:tcPr>
-            <w:tcW w:w="1500" w:type="dxa"/>
-            <w:vMerge/>
-            <w:tcBorders>
-              <w:bottom w:val="single" w:sz="6" w:space="0" w:color="FFFFFF"/>
-              <w:right w:val="single" w:sz="6" w:space="0" w:color="FFFFFF"/>
-            </w:tcBorders>
-          </w:tcPr>
-          <w:p/>
-        </w:tc>
-      </w:tr>
-      <w:tr>
-        <w:trPr>
-          <w:cantSplit/>
-        </w:trPr>
-        <w:tc>
-          <w:tcPr>
-            <w:tcW w:w="1530" w:type="dxa"/>
-            <w:vMerge w:val="restart"/>
-            <w:tcBorders>
-              <w:left w:val="single" w:sz="6" w:space="0" w:color="FFFFFF"/>
-              <w:bottom w:val="single" w:sz="6" w:space="0" w:color="FFFFFF"/>
-              <w:right w:val="single" w:sz="6" w:space="0" w:color="FFFFFF"/>
-            </w:tcBorders>
-            <w:shd w:val="clear" w:color="auto" w:fill="C4DCB6"/>
-            <w:vAlign w:val="center"/>
-          </w:tcPr>
-          <w:p>
-            <w:pPr>
-              <w:jc w:val="center"/>
-              <w:rPr>
-                <w:rFonts w:ascii="Calibri" w:hAnsi="Calibri"/>
-                <w:sz w:val="2"/>
-              </w:rPr>
-            </w:pPr>
-            <w:r>
-              <w:pict w14:anchorId="2DF2A5FD">
-                <v:shape id="_x0000_i1078" style="width:74.8pt;height:89.3pt" coordsize="" o:spt="100" adj="0,,0" path="" stroked="f">
-                  <v:stroke joinstyle="miter"/>
-                  <v:imagedata r:id="rId57" o:title=""/>
-                  <v:formulas/>
-                  <v:path o:connecttype="segments"/>
-                </v:shape>
-              </w:pict>
-            </w:r>
-          </w:p>
-        </w:tc>
-        <w:tc>
-          <w:tcPr>
-            <w:tcW w:w="3960" w:type="dxa"/>
-            <w:gridSpan w:val="2"/>
-            <w:tcBorders>
-              <w:bottom w:val="single" w:sz="6" w:space="0" w:color="FFFFFF"/>
-            </w:tcBorders>
-            <w:shd w:val="clear" w:color="auto" w:fill="C4DCB6"/>
-            <w:vAlign w:val="center"/>
-          </w:tcPr>
-          <w:p>
-            <w:r>
-              <w:rPr>
-                <w:rFonts w:ascii="Segoe UI" w:hAnsi="Segoe UI"/>
-                <w:b/>
-                <w:color w:val="343B31"/>
-                <w:sz w:val="16"/>
-              </w:rPr>
-              <w:t>Bunch Abigail</w:t>
-            </w:r>
-          </w:p>
-        </w:tc>
-        <w:tc>
-          <w:tcPr>
-            <w:tcW w:w="2748" w:type="dxa"/>
-            <w:gridSpan w:val="2"/>
-            <w:tcBorders>
-              <w:left w:val="single" w:sz="6" w:space="0" w:color="FFFFFF"/>
-              <w:bottom w:val="single" w:sz="6" w:space="0" w:color="FFFFFF"/>
-              <w:right w:val="single" w:sz="6" w:space="0" w:color="FFFFFF"/>
-            </w:tcBorders>
-            <w:shd w:val="clear" w:color="auto" w:fill="C4DCB6"/>
-            <w:vAlign w:val="center"/>
-          </w:tcPr>
-          <w:p>
-            <w:r>
-              <w:rPr>
-                <w:rFonts w:ascii="Segoe UI" w:hAnsi="Segoe UI"/>
-                <w:b/>
-                <w:color w:val="343B31"/>
-                <w:sz w:val="16"/>
-              </w:rPr>
-              <w:t>Intermediate</w:t>
-            </w:r>
-          </w:p>
-        </w:tc>
-        <w:tc>
-          <w:tcPr>
-            <w:tcW w:w="1500" w:type="dxa"/>
-            <w:vMerge w:val="restart"/>
-            <w:tcBorders>
-              <w:bottom w:val="single" w:sz="6" w:space="0" w:color="FFFFFF"/>
-              <w:right w:val="single" w:sz="6" w:space="0" w:color="FFFFFF"/>
-            </w:tcBorders>
-            <w:shd w:val="clear" w:color="auto" w:fill="BCD6C9"/>
-            <w:vAlign w:val="center"/>
-          </w:tcPr>
-          <w:p>
-            <w:pPr>
-              <w:jc w:val="center"/>
-              <w:rPr>
-                <w:rFonts w:ascii="Segoe UI" w:hAnsi="Segoe UI"/>
-                <w:color w:val="505C57"/>
-                <w:sz w:val="56"/>
-              </w:rPr>
-            </w:pPr>
-            <w:r>
-              <w:rPr>
-                <w:rFonts w:ascii="Segoe UI" w:hAnsi="Segoe UI"/>
-                <w:color w:val="505C57"/>
-                <w:sz w:val="56"/>
-              </w:rPr>
-              <w:t>7</w:t>
-            </w:r>
-          </w:p>
-        </w:tc>
-      </w:tr>
-      <w:tr>
-        <w:trPr>
-          <w:cantSplit/>
-        </w:trPr>
-        <w:tc>
-          <w:tcPr>
-            <w:tcW w:w="1530" w:type="dxa"/>
-            <w:vMerge/>
-            <w:tcBorders>
-              <w:left w:val="single" w:sz="6" w:space="0" w:color="FFFFFF"/>
-              <w:bottom w:val="single" w:sz="6" w:space="0" w:color="FFFFFF"/>
-              <w:right w:val="single" w:sz="6" w:space="0" w:color="FFFFFF"/>
-            </w:tcBorders>
-          </w:tcPr>
-          <w:p/>
-        </w:tc>
-        <w:tc>
-          <w:tcPr>
-            <w:tcW w:w="6708" w:type="dxa"/>
-            <w:gridSpan w:val="4"/>
-            <w:tcBorders>
-              <w:bottom w:val="single" w:sz="6" w:space="0" w:color="FFFFFF"/>
-              <w:right w:val="single" w:sz="6" w:space="0" w:color="FFFFFF"/>
-            </w:tcBorders>
-            <w:shd w:val="clear" w:color="auto" w:fill="E3EEDC"/>
-            <w:vAlign w:val="center"/>
-          </w:tcPr>
-          <w:p>
-            <w:r>
-              <w:rPr>
-                <w:rFonts w:ascii="Segoe UI" w:hAnsi="Segoe UI"/>
-                <w:color w:val="6F746A"/>
-                <w:sz w:val="16"/>
-              </w:rPr>
-              <w:t>3/3/1978</w:t>
-            </w:r>
-          </w:p>
-        </w:tc>
-        <w:tc>
-          <w:tcPr>
-            <w:tcW w:w="1500" w:type="dxa"/>
-            <w:vMerge/>
-            <w:tcBorders>
-              <w:bottom w:val="single" w:sz="6" w:space="0" w:color="FFFFFF"/>
-              <w:right w:val="single" w:sz="6" w:space="0" w:color="FFFFFF"/>
-            </w:tcBorders>
-          </w:tcPr>
-          <w:p/>
-        </w:tc>
-      </w:tr>
-      <w:tr>
-        <w:trPr>
-          <w:cantSplit/>
-        </w:trPr>
-        <w:tc>
-          <w:tcPr>
-            <w:tcW w:w="1530" w:type="dxa"/>
-            <w:vMerge/>
-            <w:tcBorders>
-              <w:left w:val="single" w:sz="6" w:space="0" w:color="FFFFFF"/>
-              <w:bottom w:val="single" w:sz="6" w:space="0" w:color="FFFFFF"/>
-              <w:right w:val="single" w:sz="6" w:space="0" w:color="FFFFFF"/>
-            </w:tcBorders>
-          </w:tcPr>
-          <w:p/>
-        </w:tc>
-        <w:tc>
-          <w:tcPr>
-            <w:tcW w:w="3960" w:type="dxa"/>
-            <w:gridSpan w:val="2"/>
-            <w:tcBorders>
-              <w:bottom w:val="single" w:sz="6" w:space="0" w:color="FFFFFF"/>
-            </w:tcBorders>
-            <w:shd w:val="clear" w:color="auto" w:fill="E3EEDC"/>
-            <w:vAlign w:val="center"/>
-          </w:tcPr>
-          <w:p>
-            <w:r>
-              <w:rPr>
-                <w:rFonts w:ascii="Segoe UI" w:hAnsi="Segoe UI"/>
-                <w:color w:val="6F746A"/>
-                <w:sz w:val="16"/>
-              </w:rPr>
-              <w:t>abigail_bunch@dxvideorent.com</w:t>
-            </w:r>
-          </w:p>
-        </w:tc>
-        <w:tc>
-          <w:tcPr>
-            <w:tcW w:w="2748" w:type="dxa"/>
-            <w:gridSpan w:val="2"/>
-            <w:tcBorders>
-              <w:left w:val="single" w:sz="6" w:space="0" w:color="FFFFFF"/>
-              <w:bottom w:val="single" w:sz="6" w:space="0" w:color="FFFFFF"/>
-              <w:right w:val="single" w:sz="6" w:space="0" w:color="FFFFFF"/>
-            </w:tcBorders>
-            <w:shd w:val="clear" w:color="auto" w:fill="E3EEDC"/>
-            <w:vAlign w:val="center"/>
-          </w:tcPr>
-          <w:p>
-            <w:r>
-              <w:rPr>
-                <w:rFonts w:ascii="Segoe UI" w:hAnsi="Segoe UI"/>
-                <w:color w:val="6F746A"/>
-                <w:sz w:val="16"/>
-              </w:rPr>
-              <w:t>(555)270-9159</w:t>
-            </w:r>
-          </w:p>
-        </w:tc>
-        <w:tc>
-          <w:tcPr>
-            <w:tcW w:w="1500" w:type="dxa"/>
-            <w:vMerge/>
-            <w:tcBorders>
-              <w:bottom w:val="single" w:sz="6" w:space="0" w:color="FFFFFF"/>
-              <w:right w:val="single" w:sz="6" w:space="0" w:color="FFFFFF"/>
-            </w:tcBorders>
-          </w:tcPr>
-          <w:p/>
-        </w:tc>
-      </w:tr>
-      <w:tr>
-        <w:trPr>
-          <w:cantSplit/>
-        </w:trPr>
-        <w:tc>
-          <w:tcPr>
-            <w:tcW w:w="1530" w:type="dxa"/>
-            <w:vMerge/>
-            <w:tcBorders>
-              <w:left w:val="single" w:sz="6" w:space="0" w:color="FFFFFF"/>
-              <w:bottom w:val="single" w:sz="6" w:space="0" w:color="FFFFFF"/>
-              <w:right w:val="single" w:sz="6" w:space="0" w:color="FFFFFF"/>
-            </w:tcBorders>
-          </w:tcPr>
-          <w:p/>
-        </w:tc>
-        <w:tc>
-          <w:tcPr>
-            <w:tcW w:w="6708" w:type="dxa"/>
-            <w:gridSpan w:val="4"/>
-            <w:tcBorders>
-              <w:bottom w:val="single" w:sz="6" w:space="0" w:color="FFFFFF"/>
-              <w:right w:val="single" w:sz="6" w:space="0" w:color="FFFFFF"/>
-            </w:tcBorders>
-            <w:shd w:val="clear" w:color="auto" w:fill="E3EEDC"/>
-          </w:tcPr>
-          <w:p>
-            <w:r>
-              <w:rPr>
-                <w:rFonts w:ascii="Segoe UI" w:hAnsi="Segoe UI"/>
-                <w:color w:val="6F746A"/>
-                <w:sz w:val="16"/>
-              </w:rPr>
-              <w:t>4815 Warbler Ln, Rockport, TX 78388</w:t>
-            </w:r>
-          </w:p>
-        </w:tc>
-        <w:tc>
-          <w:tcPr>
-            <w:tcW w:w="1500" w:type="dxa"/>
-            <w:vMerge/>
-            <w:tcBorders>
-              <w:bottom w:val="single" w:sz="6" w:space="0" w:color="FFFFFF"/>
-              <w:right w:val="single" w:sz="6" w:space="0" w:color="FFFFFF"/>
-            </w:tcBorders>
-          </w:tcPr>
-          <w:p/>
-        </w:tc>
-      </w:tr>
-      <w:tr>
-        <w:trPr>
-          <w:cantSplit/>
-        </w:trPr>
-        <w:tc>
-          <w:tcPr>
-            <w:tcW w:w="1530" w:type="dxa"/>
-            <w:vMerge w:val="restart"/>
-            <w:tcBorders>
-              <w:left w:val="single" w:sz="6" w:space="0" w:color="FFFFFF"/>
-              <w:bottom w:val="single" w:sz="6" w:space="0" w:color="FFFFFF"/>
-              <w:right w:val="single" w:sz="6" w:space="0" w:color="FFFFFF"/>
-            </w:tcBorders>
-            <w:shd w:val="clear" w:color="auto" w:fill="C4DCB6"/>
-            <w:vAlign w:val="center"/>
-          </w:tcPr>
-          <w:p>
-            <w:pPr>
-              <w:jc w:val="center"/>
-              <w:rPr>
-                <w:rFonts w:ascii="Calibri" w:hAnsi="Calibri"/>
-                <w:sz w:val="2"/>
-              </w:rPr>
-            </w:pPr>
-            <w:r>
-              <w:pict w14:anchorId="50D6AE4E">
-                <v:shape id="_x0000_i1079" style="width:74.8pt;height:89.3pt" coordsize="" o:spt="100" adj="0,,0" path="" stroked="f">
-                  <v:stroke joinstyle="miter"/>
-                  <v:imagedata r:id="rId58" o:title=""/>
-                  <v:formulas/>
-                  <v:path o:connecttype="segments"/>
-                </v:shape>
-              </w:pict>
-            </w:r>
-          </w:p>
-        </w:tc>
-        <w:tc>
-          <w:tcPr>
-            <w:tcW w:w="3960" w:type="dxa"/>
-            <w:gridSpan w:val="2"/>
-            <w:tcBorders>
-              <w:bottom w:val="single" w:sz="6" w:space="0" w:color="FFFFFF"/>
-            </w:tcBorders>
-            <w:shd w:val="clear" w:color="auto" w:fill="C4DCB6"/>
-            <w:vAlign w:val="center"/>
-          </w:tcPr>
-          <w:p>
-            <w:r>
-              <w:rPr>
-                <w:rFonts w:ascii="Segoe UI" w:hAnsi="Segoe UI"/>
-                <w:b/>
-                <w:color w:val="343B31"/>
-                <w:sz w:val="16"/>
-              </w:rPr>
-              <w:t>Chapman Barbara W</w:t>
-            </w:r>
-          </w:p>
-        </w:tc>
-        <w:tc>
-          <w:tcPr>
-            <w:tcW w:w="2748" w:type="dxa"/>
-            <w:gridSpan w:val="2"/>
-            <w:tcBorders>
-              <w:left w:val="single" w:sz="6" w:space="0" w:color="FFFFFF"/>
-              <w:bottom w:val="single" w:sz="6" w:space="0" w:color="FFFFFF"/>
-              <w:right w:val="single" w:sz="6" w:space="0" w:color="FFFFFF"/>
-            </w:tcBorders>
-            <w:shd w:val="clear" w:color="auto" w:fill="C4DCB6"/>
-            <w:vAlign w:val="center"/>
-          </w:tcPr>
-          <w:p>
-            <w:r>
-              <w:rPr>
-                <w:rFonts w:ascii="Segoe UI" w:hAnsi="Segoe UI"/>
-                <w:b/>
-                <w:color w:val="343B31"/>
-                <w:sz w:val="16"/>
-              </w:rPr>
-              <w:t>Intermediate</w:t>
-            </w:r>
-          </w:p>
-        </w:tc>
-        <w:tc>
-          <w:tcPr>
-            <w:tcW w:w="1500" w:type="dxa"/>
-            <w:vMerge w:val="restart"/>
-            <w:tcBorders>
-              <w:bottom w:val="single" w:sz="6" w:space="0" w:color="FFFFFF"/>
-              <w:right w:val="single" w:sz="6" w:space="0" w:color="FFFFFF"/>
-            </w:tcBorders>
-            <w:shd w:val="clear" w:color="auto" w:fill="BCD6C9"/>
-            <w:vAlign w:val="center"/>
-          </w:tcPr>
-          <w:p>
-            <w:pPr>
-              <w:jc w:val="center"/>
-              <w:rPr>
-                <w:rFonts w:ascii="Segoe UI" w:hAnsi="Segoe UI"/>
-                <w:color w:val="505C57"/>
-                <w:sz w:val="56"/>
-              </w:rPr>
-            </w:pPr>
-            <w:r>
-              <w:rPr>
-                <w:rFonts w:ascii="Segoe UI" w:hAnsi="Segoe UI"/>
-                <w:color w:val="505C57"/>
-                <w:sz w:val="56"/>
-              </w:rPr>
-              <w:t>7</w:t>
-            </w:r>
-          </w:p>
-        </w:tc>
-      </w:tr>
-      <w:tr>
-        <w:trPr>
-          <w:cantSplit/>
-        </w:trPr>
-        <w:tc>
-          <w:tcPr>
-            <w:tcW w:w="1530" w:type="dxa"/>
-            <w:vMerge/>
-            <w:tcBorders>
-              <w:left w:val="single" w:sz="6" w:space="0" w:color="FFFFFF"/>
-              <w:bottom w:val="single" w:sz="6" w:space="0" w:color="FFFFFF"/>
-              <w:right w:val="single" w:sz="6" w:space="0" w:color="FFFFFF"/>
-            </w:tcBorders>
-          </w:tcPr>
-          <w:p/>
-        </w:tc>
-        <w:tc>
-          <w:tcPr>
-            <w:tcW w:w="6708" w:type="dxa"/>
-            <w:gridSpan w:val="4"/>
-            <w:tcBorders>
-              <w:bottom w:val="single" w:sz="6" w:space="0" w:color="FFFFFF"/>
-              <w:right w:val="single" w:sz="6" w:space="0" w:color="FFFFFF"/>
-            </w:tcBorders>
-            <w:shd w:val="clear" w:color="auto" w:fill="E3EEDC"/>
-            <w:vAlign w:val="center"/>
-          </w:tcPr>
-          <w:p>
-            <w:r>
-              <w:rPr>
-                <w:rFonts w:ascii="Segoe UI" w:hAnsi="Segoe UI"/>
-                <w:color w:val="6F746A"/>
-                <w:sz w:val="16"/>
-              </w:rPr>
-              <w:t>11/19/1967</w:t>
-            </w:r>
-          </w:p>
-        </w:tc>
-        <w:tc>
-          <w:tcPr>
-            <w:tcW w:w="1500" w:type="dxa"/>
-            <w:vMerge/>
-            <w:tcBorders>
-              <w:bottom w:val="single" w:sz="6" w:space="0" w:color="FFFFFF"/>
-              <w:right w:val="single" w:sz="6" w:space="0" w:color="FFFFFF"/>
-            </w:tcBorders>
-          </w:tcPr>
-          <w:p/>
-        </w:tc>
-      </w:tr>
-      <w:tr>
-        <w:trPr>
-          <w:cantSplit/>
-        </w:trPr>
-        <w:tc>
-          <w:tcPr>
-            <w:tcW w:w="1530" w:type="dxa"/>
-            <w:vMerge/>
-            <w:tcBorders>
-              <w:left w:val="single" w:sz="6" w:space="0" w:color="FFFFFF"/>
-              <w:bottom w:val="single" w:sz="6" w:space="0" w:color="FFFFFF"/>
-              <w:right w:val="single" w:sz="6" w:space="0" w:color="FFFFFF"/>
-            </w:tcBorders>
-          </w:tcPr>
-          <w:p/>
-        </w:tc>
-        <w:tc>
-          <w:tcPr>
-            <w:tcW w:w="3960" w:type="dxa"/>
-            <w:gridSpan w:val="2"/>
-            <w:tcBorders>
-              <w:bottom w:val="single" w:sz="6" w:space="0" w:color="FFFFFF"/>
-            </w:tcBorders>
-            <w:shd w:val="clear" w:color="auto" w:fill="E3EEDC"/>
-            <w:vAlign w:val="center"/>
-          </w:tcPr>
-          <w:p>
-            <w:r>
-              <w:rPr>
-                <w:rFonts w:ascii="Segoe UI" w:hAnsi="Segoe UI"/>
-                <w:color w:val="6F746A"/>
-                <w:sz w:val="16"/>
-              </w:rPr>
-              <w:t>barbara_chapman@dxvideorent.com</w:t>
-            </w:r>
-          </w:p>
-        </w:tc>
-        <w:tc>
-          <w:tcPr>
-            <w:tcW w:w="2748" w:type="dxa"/>
-            <w:gridSpan w:val="2"/>
-            <w:tcBorders>
-              <w:left w:val="single" w:sz="6" w:space="0" w:color="FFFFFF"/>
-              <w:bottom w:val="single" w:sz="6" w:space="0" w:color="FFFFFF"/>
-              <w:right w:val="single" w:sz="6" w:space="0" w:color="FFFFFF"/>
-            </w:tcBorders>
-            <w:shd w:val="clear" w:color="auto" w:fill="E3EEDC"/>
-            <w:vAlign w:val="center"/>
-          </w:tcPr>
-          <w:p>
-            <w:r>
-              <w:rPr>
-                <w:rFonts w:ascii="Segoe UI" w:hAnsi="Segoe UI"/>
-                <w:color w:val="6F746A"/>
-                <w:sz w:val="16"/>
-              </w:rPr>
-              <w:t>(555)489-3994</w:t>
-            </w:r>
-          </w:p>
-        </w:tc>
-        <w:tc>
-          <w:tcPr>
-            <w:tcW w:w="1500" w:type="dxa"/>
-            <w:vMerge/>
-            <w:tcBorders>
-              <w:bottom w:val="single" w:sz="6" w:space="0" w:color="FFFFFF"/>
-              <w:right w:val="single" w:sz="6" w:space="0" w:color="FFFFFF"/>
-            </w:tcBorders>
-          </w:tcPr>
-          <w:p/>
-        </w:tc>
-      </w:tr>
-      <w:tr>
-        <w:trPr>
-          <w:cantSplit/>
-        </w:trPr>
-        <w:tc>
-          <w:tcPr>
-            <w:tcW w:w="1530" w:type="dxa"/>
-            <w:vMerge/>
-            <w:tcBorders>
-              <w:left w:val="single" w:sz="6" w:space="0" w:color="FFFFFF"/>
-              <w:bottom w:val="single" w:sz="6" w:space="0" w:color="FFFFFF"/>
-              <w:right w:val="single" w:sz="6" w:space="0" w:color="FFFFFF"/>
-            </w:tcBorders>
-          </w:tcPr>
-          <w:p/>
-        </w:tc>
-        <w:tc>
-          <w:tcPr>
-            <w:tcW w:w="6708" w:type="dxa"/>
-            <w:gridSpan w:val="4"/>
-            <w:tcBorders>
-              <w:bottom w:val="single" w:sz="6" w:space="0" w:color="FFFFFF"/>
-              <w:right w:val="single" w:sz="6" w:space="0" w:color="FFFFFF"/>
-            </w:tcBorders>
-            <w:shd w:val="clear" w:color="auto" w:fill="E3EEDC"/>
-          </w:tcPr>
-          <w:p>
-            <w:r>
-              <w:rPr>
-                <w:rFonts w:ascii="Segoe UI" w:hAnsi="Segoe UI"/>
-                <w:color w:val="6F746A"/>
-                <w:sz w:val="16"/>
-              </w:rPr>
-              <w:t>13673 Pearl Dr #7, Monroe, MI 48161</w:t>
-            </w:r>
-          </w:p>
-        </w:tc>
-        <w:tc>
-          <w:tcPr>
-            <w:tcW w:w="1500" w:type="dxa"/>
-            <w:vMerge/>
-            <w:tcBorders>
-              <w:bottom w:val="single" w:sz="6" w:space="0" w:color="FFFFFF"/>
-              <w:right w:val="single" w:sz="6" w:space="0" w:color="FFFFFF"/>
-            </w:tcBorders>
-          </w:tcPr>
-          <w:p/>
-        </w:tc>
-      </w:tr>
-      <w:tr>
-        <w:trPr>
-          <w:cantSplit/>
-        </w:trPr>
-        <w:tc>
-          <w:tcPr>
-            <w:tcW w:w="1530" w:type="dxa"/>
-            <w:vMerge w:val="restart"/>
-            <w:tcBorders>
-              <w:left w:val="single" w:sz="6" w:space="0" w:color="FFFFFF"/>
-              <w:bottom w:val="single" w:sz="6" w:space="0" w:color="FFFFFF"/>
-              <w:right w:val="single" w:sz="6" w:space="0" w:color="FFFFFF"/>
-            </w:tcBorders>
-            <w:shd w:val="clear" w:color="auto" w:fill="C4DCB6"/>
-            <w:vAlign w:val="center"/>
-          </w:tcPr>
-          <w:p>
-            <w:pPr>
-              <w:jc w:val="center"/>
-              <w:rPr>
-                <w:rFonts w:ascii="Calibri" w:hAnsi="Calibri"/>
-                <w:sz w:val="2"/>
-              </w:rPr>
-            </w:pPr>
-            <w:r>
-              <w:pict w14:anchorId="56E9C68B">
-                <v:shape id="_x0000_i1080" style="width:74.8pt;height:89.3pt" coordsize="" o:spt="100" adj="0,,0" path="" stroked="f">
-                  <v:stroke joinstyle="miter"/>
-                  <v:imagedata r:id="rId59" o:title=""/>
-                  <v:formulas/>
-                  <v:path o:connecttype="segments"/>
-                </v:shape>
-              </w:pict>
-            </w:r>
-          </w:p>
-        </w:tc>
-        <w:tc>
-          <w:tcPr>
-            <w:tcW w:w="3960" w:type="dxa"/>
-            <w:gridSpan w:val="2"/>
-            <w:tcBorders>
-              <w:bottom w:val="single" w:sz="6" w:space="0" w:color="FFFFFF"/>
-            </w:tcBorders>
-            <w:shd w:val="clear" w:color="auto" w:fill="C4DCB6"/>
-            <w:vAlign w:val="center"/>
-          </w:tcPr>
-          <w:p>
-            <w:r>
-              <w:rPr>
-                <w:rFonts w:ascii="Segoe UI" w:hAnsi="Segoe UI"/>
-                <w:b/>
-                <w:color w:val="343B31"/>
-                <w:sz w:val="16"/>
-              </w:rPr>
-              <w:t>Stamps Amy</w:t>
-            </w:r>
-          </w:p>
-        </w:tc>
-        <w:tc>
-          <w:tcPr>
-            <w:tcW w:w="2748" w:type="dxa"/>
-            <w:gridSpan w:val="2"/>
-            <w:tcBorders>
-              <w:left w:val="single" w:sz="6" w:space="0" w:color="FFFFFF"/>
-              <w:bottom w:val="single" w:sz="6" w:space="0" w:color="FFFFFF"/>
-              <w:right w:val="single" w:sz="6" w:space="0" w:color="FFFFFF"/>
-            </w:tcBorders>
-            <w:shd w:val="clear" w:color="auto" w:fill="C4DCB6"/>
-            <w:vAlign w:val="center"/>
-          </w:tcPr>
-          <w:p>
-            <w:r>
-              <w:rPr>
-                <w:rFonts w:ascii="Segoe UI" w:hAnsi="Segoe UI"/>
-                <w:b/>
-                <w:color w:val="343B31"/>
-                <w:sz w:val="16"/>
-              </w:rPr>
-              <w:t>Intermediate</w:t>
-            </w:r>
-          </w:p>
-        </w:tc>
-        <w:tc>
-          <w:tcPr>
-            <w:tcW w:w="1500" w:type="dxa"/>
-            <w:vMerge w:val="restart"/>
-            <w:tcBorders>
-              <w:bottom w:val="single" w:sz="6" w:space="0" w:color="FFFFFF"/>
-              <w:right w:val="single" w:sz="6" w:space="0" w:color="FFFFFF"/>
-            </w:tcBorders>
-            <w:shd w:val="clear" w:color="auto" w:fill="BCD6C9"/>
-            <w:vAlign w:val="center"/>
-          </w:tcPr>
-          <w:p>
-            <w:pPr>
-              <w:jc w:val="center"/>
-              <w:rPr>
-                <w:rFonts w:ascii="Segoe UI" w:hAnsi="Segoe UI"/>
-                <w:color w:val="505C57"/>
-                <w:sz w:val="56"/>
-              </w:rPr>
-            </w:pPr>
-            <w:r>
-              <w:rPr>
-                <w:rFonts w:ascii="Segoe UI" w:hAnsi="Segoe UI"/>
-                <w:color w:val="505C57"/>
-                <w:sz w:val="56"/>
-              </w:rPr>
-              <w:t>7</w:t>
-            </w:r>
-          </w:p>
-        </w:tc>
-      </w:tr>
-      <w:tr>
-        <w:trPr>
-          <w:cantSplit/>
-        </w:trPr>
-        <w:tc>
-          <w:tcPr>
-            <w:tcW w:w="1530" w:type="dxa"/>
-            <w:vMerge/>
-            <w:tcBorders>
-              <w:left w:val="single" w:sz="6" w:space="0" w:color="FFFFFF"/>
-              <w:bottom w:val="single" w:sz="6" w:space="0" w:color="FFFFFF"/>
-              <w:right w:val="single" w:sz="6" w:space="0" w:color="FFFFFF"/>
-            </w:tcBorders>
-          </w:tcPr>
-          <w:p/>
-        </w:tc>
-        <w:tc>
-          <w:tcPr>
-            <w:tcW w:w="6708" w:type="dxa"/>
-            <w:gridSpan w:val="4"/>
-            <w:tcBorders>
-              <w:bottom w:val="single" w:sz="6" w:space="0" w:color="FFFFFF"/>
-              <w:right w:val="single" w:sz="6" w:space="0" w:color="FFFFFF"/>
-            </w:tcBorders>
-            <w:shd w:val="clear" w:color="auto" w:fill="E3EEDC"/>
-            <w:vAlign w:val="center"/>
-          </w:tcPr>
-          <w:p>
-            <w:r>
-              <w:rPr>
-                <w:rFonts w:ascii="Segoe UI" w:hAnsi="Segoe UI"/>
-                <w:color w:val="6F746A"/>
-                <w:sz w:val="16"/>
-              </w:rPr>
-              <w:t>3/8/1974</w:t>
-            </w:r>
-          </w:p>
-        </w:tc>
-        <w:tc>
-          <w:tcPr>
-            <w:tcW w:w="1500" w:type="dxa"/>
-            <w:vMerge/>
-            <w:tcBorders>
-              <w:bottom w:val="single" w:sz="6" w:space="0" w:color="FFFFFF"/>
-              <w:right w:val="single" w:sz="6" w:space="0" w:color="FFFFFF"/>
-            </w:tcBorders>
-          </w:tcPr>
-          <w:p/>
-        </w:tc>
-      </w:tr>
-      <w:tr>
-        <w:trPr>
-          <w:cantSplit/>
-        </w:trPr>
-        <w:tc>
-          <w:tcPr>
-            <w:tcW w:w="1530" w:type="dxa"/>
-            <w:vMerge/>
-            <w:tcBorders>
-              <w:left w:val="single" w:sz="6" w:space="0" w:color="FFFFFF"/>
-              <w:bottom w:val="single" w:sz="6" w:space="0" w:color="FFFFFF"/>
-              <w:right w:val="single" w:sz="6" w:space="0" w:color="FFFFFF"/>
-            </w:tcBorders>
-          </w:tcPr>
-          <w:p/>
-        </w:tc>
-        <w:tc>
-          <w:tcPr>
-            <w:tcW w:w="3960" w:type="dxa"/>
-            <w:gridSpan w:val="2"/>
-            <w:tcBorders>
-              <w:bottom w:val="single" w:sz="6" w:space="0" w:color="FFFFFF"/>
-            </w:tcBorders>
-            <w:shd w:val="clear" w:color="auto" w:fill="E3EEDC"/>
-            <w:vAlign w:val="center"/>
-          </w:tcPr>
-          <w:p>
-            <w:r>
-              <w:rPr>
-                <w:rFonts w:ascii="Segoe UI" w:hAnsi="Segoe UI"/>
-                <w:color w:val="6F746A"/>
-                <w:sz w:val="16"/>
-              </w:rPr>
-              <w:t>amy_stamps@dxvideorent.com</w:t>
-            </w:r>
-          </w:p>
-        </w:tc>
-        <w:tc>
-          <w:tcPr>
-            <w:tcW w:w="2748" w:type="dxa"/>
-            <w:gridSpan w:val="2"/>
-            <w:tcBorders>
-              <w:left w:val="single" w:sz="6" w:space="0" w:color="FFFFFF"/>
-              <w:bottom w:val="single" w:sz="6" w:space="0" w:color="FFFFFF"/>
-              <w:right w:val="single" w:sz="6" w:space="0" w:color="FFFFFF"/>
-            </w:tcBorders>
-            <w:shd w:val="clear" w:color="auto" w:fill="E3EEDC"/>
-            <w:vAlign w:val="center"/>
-          </w:tcPr>
-          <w:p>
-            <w:r>
-              <w:rPr>
-                <w:rFonts w:ascii="Segoe UI" w:hAnsi="Segoe UI"/>
-                <w:color w:val="6F746A"/>
-                <w:sz w:val="16"/>
-              </w:rPr>
-              <w:t>(555)382-9309</w:t>
-            </w:r>
-          </w:p>
-        </w:tc>
-        <w:tc>
-          <w:tcPr>
-            <w:tcW w:w="1500" w:type="dxa"/>
-            <w:vMerge/>
-            <w:tcBorders>
-              <w:bottom w:val="single" w:sz="6" w:space="0" w:color="FFFFFF"/>
-              <w:right w:val="single" w:sz="6" w:space="0" w:color="FFFFFF"/>
-            </w:tcBorders>
-          </w:tcPr>
-          <w:p/>
-        </w:tc>
-      </w:tr>
-      <w:tr>
-        <w:trPr>
-          <w:cantSplit/>
-        </w:trPr>
-        <w:tc>
-          <w:tcPr>
-            <w:tcW w:w="1530" w:type="dxa"/>
-            <w:vMerge/>
-            <w:tcBorders>
-              <w:left w:val="single" w:sz="6" w:space="0" w:color="FFFFFF"/>
-              <w:bottom w:val="single" w:sz="6" w:space="0" w:color="FFFFFF"/>
-              <w:right w:val="single" w:sz="6" w:space="0" w:color="FFFFFF"/>
-            </w:tcBorders>
-          </w:tcPr>
-          <w:p/>
-        </w:tc>
-        <w:tc>
-          <w:tcPr>
-            <w:tcW w:w="6708" w:type="dxa"/>
-            <w:gridSpan w:val="4"/>
-            <w:tcBorders>
-              <w:bottom w:val="single" w:sz="6" w:space="0" w:color="FFFFFF"/>
-              <w:right w:val="single" w:sz="6" w:space="0" w:color="FFFFFF"/>
-            </w:tcBorders>
-            <w:shd w:val="clear" w:color="auto" w:fill="E3EEDC"/>
-          </w:tcPr>
-          <w:p>
-            <w:r>
-              <w:rPr>
-                <w:rFonts w:ascii="Segoe UI" w:hAnsi="Segoe UI"/>
-                <w:color w:val="6F746A"/>
-                <w:sz w:val="16"/>
-              </w:rPr>
-              <w:t>54732 Crystal Dr, Beulah, MI 49617</w:t>
-            </w:r>
-          </w:p>
-        </w:tc>
-        <w:tc>
-          <w:tcPr>
-            <w:tcW w:w="1500" w:type="dxa"/>
-            <w:vMerge/>
-            <w:tcBorders>
-              <w:bottom w:val="single" w:sz="6" w:space="0" w:color="FFFFFF"/>
-              <w:right w:val="single" w:sz="6" w:space="0" w:color="FFFFFF"/>
-            </w:tcBorders>
-          </w:tcPr>
-          <w:p/>
-        </w:tc>
-      </w:tr>
-      <w:tr>
-        <w:trPr>
-          <w:cantSplit/>
-        </w:trPr>
-        <w:tc>
-          <w:tcPr>
-            <w:tcW w:w="1530" w:type="dxa"/>
-            <w:vMerge w:val="restart"/>
-            <w:tcBorders>
-              <w:left w:val="single" w:sz="6" w:space="0" w:color="FFFFFF"/>
-              <w:bottom w:val="single" w:sz="6" w:space="0" w:color="FFFFFF"/>
-              <w:right w:val="single" w:sz="6" w:space="0" w:color="FFFFFF"/>
-            </w:tcBorders>
-            <w:shd w:val="clear" w:color="auto" w:fill="C4DCB6"/>
-            <w:vAlign w:val="center"/>
-          </w:tcPr>
-          <w:p>
-            <w:pPr>
-              <w:jc w:val="center"/>
-              <w:rPr>
-                <w:rFonts w:ascii="Calibri" w:hAnsi="Calibri"/>
-                <w:sz w:val="2"/>
-              </w:rPr>
-            </w:pPr>
-            <w:r>
-              <w:pict w14:anchorId="126E21B7">
-                <v:shape id="_x0000_i1083" style="width:74.8pt;height:89.3pt" coordsize="" o:spt="100" adj="0,,0" path="" stroked="f">
-                  <v:stroke joinstyle="miter"/>
-                  <v:imagedata r:id="rId60" o:title=""/>
-                  <v:formulas/>
-                  <v:path o:connecttype="segments"/>
-                </v:shape>
-              </w:pict>
-            </w:r>
-          </w:p>
-        </w:tc>
-        <w:tc>
-          <w:tcPr>
-            <w:tcW w:w="3960" w:type="dxa"/>
-            <w:gridSpan w:val="2"/>
-            <w:tcBorders>
-              <w:bottom w:val="single" w:sz="6" w:space="0" w:color="FFFFFF"/>
-            </w:tcBorders>
-            <w:shd w:val="clear" w:color="auto" w:fill="C4DCB6"/>
-            <w:vAlign w:val="center"/>
-          </w:tcPr>
-          <w:p>
-            <w:r>
-              <w:rPr>
-                <w:rFonts w:ascii="Segoe UI" w:hAnsi="Segoe UI"/>
-                <w:b/>
-                <w:color w:val="343B31"/>
-                <w:sz w:val="16"/>
-              </w:rPr>
-              <w:t>Bunkelman George Owen</w:t>
-            </w:r>
-          </w:p>
-        </w:tc>
-        <w:tc>
-          <w:tcPr>
-            <w:tcW w:w="2748" w:type="dxa"/>
-            <w:gridSpan w:val="2"/>
-            <w:tcBorders>
-              <w:left w:val="single" w:sz="6" w:space="0" w:color="FFFFFF"/>
-              <w:bottom w:val="single" w:sz="6" w:space="0" w:color="FFFFFF"/>
-              <w:right w:val="single" w:sz="6" w:space="0" w:color="FFFFFF"/>
-            </w:tcBorders>
-            <w:shd w:val="clear" w:color="auto" w:fill="C4DCB6"/>
-            <w:vAlign w:val="center"/>
-          </w:tcPr>
-          <w:p>
-            <w:r>
-              <w:rPr>
-                <w:rFonts w:ascii="Segoe UI" w:hAnsi="Segoe UI"/>
-                <w:b/>
-                <w:color w:val="343B31"/>
-                <w:sz w:val="16"/>
-              </w:rPr>
-              <w:t>Intermediate</w:t>
-            </w:r>
-          </w:p>
-        </w:tc>
-        <w:tc>
-          <w:tcPr>
-            <w:tcW w:w="1500" w:type="dxa"/>
-            <w:vMerge w:val="restart"/>
-            <w:tcBorders>
-              <w:bottom w:val="single" w:sz="6" w:space="0" w:color="FFFFFF"/>
-              <w:right w:val="single" w:sz="6" w:space="0" w:color="FFFFFF"/>
-            </w:tcBorders>
-            <w:shd w:val="clear" w:color="auto" w:fill="BCD6C9"/>
-            <w:vAlign w:val="center"/>
-          </w:tcPr>
-          <w:p>
-            <w:pPr>
-              <w:jc w:val="center"/>
-              <w:rPr>
-                <w:rFonts w:ascii="Segoe UI" w:hAnsi="Segoe UI"/>
-                <w:color w:val="505C57"/>
-                <w:sz w:val="56"/>
-              </w:rPr>
-            </w:pPr>
-            <w:r>
-              <w:rPr>
-                <w:rFonts w:ascii="Segoe UI" w:hAnsi="Segoe UI"/>
-                <w:color w:val="505C57"/>
-                <w:sz w:val="56"/>
-              </w:rPr>
-              <w:t>6</w:t>
-            </w:r>
-          </w:p>
-        </w:tc>
-      </w:tr>
-      <w:tr>
-        <w:trPr>
-          <w:cantSplit/>
-        </w:trPr>
-        <w:tc>
-          <w:tcPr>
-            <w:tcW w:w="1530" w:type="dxa"/>
-            <w:vMerge/>
-            <w:tcBorders>
-              <w:left w:val="single" w:sz="6" w:space="0" w:color="FFFFFF"/>
-              <w:bottom w:val="single" w:sz="6" w:space="0" w:color="FFFFFF"/>
-              <w:right w:val="single" w:sz="6" w:space="0" w:color="FFFFFF"/>
-            </w:tcBorders>
-          </w:tcPr>
-          <w:p/>
-        </w:tc>
-        <w:tc>
-          <w:tcPr>
-            <w:tcW w:w="6708" w:type="dxa"/>
-            <w:gridSpan w:val="4"/>
-            <w:tcBorders>
-              <w:bottom w:val="single" w:sz="6" w:space="0" w:color="FFFFFF"/>
-              <w:right w:val="single" w:sz="6" w:space="0" w:color="FFFFFF"/>
-            </w:tcBorders>
-            <w:shd w:val="clear" w:color="auto" w:fill="E3EEDC"/>
-            <w:vAlign w:val="center"/>
-          </w:tcPr>
-          <w:p>
-            <w:r>
-              <w:rPr>
-                <w:rFonts w:ascii="Segoe UI" w:hAnsi="Segoe UI"/>
-                <w:color w:val="6F746A"/>
-                <w:sz w:val="16"/>
-              </w:rPr>
-              <w:t>7/19/1964</w:t>
-            </w:r>
-          </w:p>
-        </w:tc>
-        <w:tc>
-          <w:tcPr>
-            <w:tcW w:w="1500" w:type="dxa"/>
-            <w:vMerge/>
-            <w:tcBorders>
-              <w:bottom w:val="single" w:sz="6" w:space="0" w:color="FFFFFF"/>
-              <w:right w:val="single" w:sz="6" w:space="0" w:color="FFFFFF"/>
-            </w:tcBorders>
-          </w:tcPr>
-          <w:p/>
-        </w:tc>
-      </w:tr>
-      <w:tr>
-        <w:trPr>
-          <w:cantSplit/>
-        </w:trPr>
-        <w:tc>
-          <w:tcPr>
-            <w:tcW w:w="1530" w:type="dxa"/>
-            <w:vMerge/>
-            <w:tcBorders>
-              <w:left w:val="single" w:sz="6" w:space="0" w:color="FFFFFF"/>
-              <w:bottom w:val="single" w:sz="6" w:space="0" w:color="FFFFFF"/>
-              <w:right w:val="single" w:sz="6" w:space="0" w:color="FFFFFF"/>
-            </w:tcBorders>
-          </w:tcPr>
-          <w:p/>
-        </w:tc>
-        <w:tc>
-          <w:tcPr>
-            <w:tcW w:w="3960" w:type="dxa"/>
-            <w:gridSpan w:val="2"/>
-            <w:tcBorders>
-              <w:bottom w:val="single" w:sz="6" w:space="0" w:color="FFFFFF"/>
-            </w:tcBorders>
-            <w:shd w:val="clear" w:color="auto" w:fill="E3EEDC"/>
-            <w:vAlign w:val="center"/>
-          </w:tcPr>
-          <w:p>
-            <w:r>
-              <w:rPr>
-                <w:rFonts w:ascii="Segoe UI" w:hAnsi="Segoe UI"/>
-                <w:color w:val="6F746A"/>
-                <w:sz w:val="16"/>
-              </w:rPr>
-              <w:t>george_bunkelman@dxvideorent.com</w:t>
-            </w:r>
-          </w:p>
-        </w:tc>
-        <w:tc>
-          <w:tcPr>
-            <w:tcW w:w="2748" w:type="dxa"/>
-            <w:gridSpan w:val="2"/>
-            <w:tcBorders>
-              <w:left w:val="single" w:sz="6" w:space="0" w:color="FFFFFF"/>
-              <w:bottom w:val="single" w:sz="6" w:space="0" w:color="FFFFFF"/>
-              <w:right w:val="single" w:sz="6" w:space="0" w:color="FFFFFF"/>
-            </w:tcBorders>
-            <w:shd w:val="clear" w:color="auto" w:fill="E3EEDC"/>
-            <w:vAlign w:val="center"/>
-          </w:tcPr>
-          <w:p>
-            <w:r>
-              <w:rPr>
-                <w:rFonts w:ascii="Segoe UI" w:hAnsi="Segoe UI"/>
-                <w:color w:val="6F746A"/>
-                <w:sz w:val="16"/>
-              </w:rPr>
-              <w:t>(555)339-2293</w:t>
-            </w:r>
-          </w:p>
-        </w:tc>
-        <w:tc>
-          <w:tcPr>
-            <w:tcW w:w="1500" w:type="dxa"/>
-            <w:vMerge/>
-            <w:tcBorders>
-              <w:bottom w:val="single" w:sz="6" w:space="0" w:color="FFFFFF"/>
-              <w:right w:val="single" w:sz="6" w:space="0" w:color="FFFFFF"/>
-            </w:tcBorders>
-          </w:tcPr>
-          <w:p/>
-        </w:tc>
-      </w:tr>
-      <w:tr>
-        <w:trPr>
-          <w:cantSplit/>
-        </w:trPr>
-        <w:tc>
-          <w:tcPr>
-            <w:tcW w:w="1530" w:type="dxa"/>
-            <w:vMerge/>
-            <w:tcBorders>
-              <w:left w:val="single" w:sz="6" w:space="0" w:color="FFFFFF"/>
-              <w:bottom w:val="single" w:sz="6" w:space="0" w:color="FFFFFF"/>
-              <w:right w:val="single" w:sz="6" w:space="0" w:color="FFFFFF"/>
-            </w:tcBorders>
-          </w:tcPr>
-          <w:p/>
-        </w:tc>
-        <w:tc>
-          <w:tcPr>
-            <w:tcW w:w="6708" w:type="dxa"/>
-            <w:gridSpan w:val="4"/>
-            <w:tcBorders>
-              <w:bottom w:val="single" w:sz="6" w:space="0" w:color="FFFFFF"/>
-              <w:right w:val="single" w:sz="6" w:space="0" w:color="FFFFFF"/>
-            </w:tcBorders>
-            <w:shd w:val="clear" w:color="auto" w:fill="E3EEDC"/>
-          </w:tcPr>
-          <w:p>
-            <w:r>
-              <w:rPr>
-                <w:rFonts w:ascii="Segoe UI" w:hAnsi="Segoe UI"/>
-                <w:color w:val="6F746A"/>
-                <w:sz w:val="16"/>
-              </w:rPr>
-              <w:t>61207 16th St N, Moorhead, MN 56564</w:t>
             </w:r>
           </w:p>
         </w:tc>
